--- a/docs/agentium-hypervisor-user-stories.en.docx
+++ b/docs/agentium-hypervisor-user-stories.en.docx
@@ -29,7 +29,7 @@
           <w:color w:val="596371"/>
           <w:sz w:val="22"/>
         </w:rPr>
-        <w:t>Same format as the papAI specs (</w:t>
+        <w:t>This note carries the Hypervisor specification. It keeps papAI’s shape (</w:t>
       </w:r>
       <w:r>
         <w:rPr>
@@ -39,7 +39,7 @@
           <w:color w:val="0E6B6A"/>
           <w:sz w:val="22"/>
         </w:rPr>
-        <w:t>USER_STORY_HYPERVISOR</w:t>
+        <w:t>As a / I want / so that</w:t>
       </w:r>
       <w:r>
         <w:rPr>
@@ -49,17 +49,17 @@
           <w:color w:val="596371"/>
           <w:sz w:val="22"/>
         </w:rPr>
-        <w:t xml:space="preserve">, </w:t>
-      </w:r>
-      <w:r>
-        <w:rPr>
-          <w:rFonts w:ascii="Consolas" w:hAnsi="Consolas" w:eastAsia="Consolas"/>
-          <w:b w:val="0"/>
+        <w:t xml:space="preserve">, acceptance, priorities) and Agentium’s words, </w:t>
+      </w:r>
+      <w:r>
+        <w:rPr>
+          <w:rFonts w:ascii="Calibri" w:hAnsi="Calibri" w:eastAsia="Calibri"/>
+          <w:b/>
           <w:i/>
-          <w:color w:val="0E6B6A"/>
-          <w:sz w:val="22"/>
-        </w:rPr>
-        <w:t>MVP_HYPERVISOR_COMEX</w:t>
+          <w:color w:val="596371"/>
+          <w:sz w:val="22"/>
+        </w:rPr>
+        <w:t>readable without already knowing the product</w:t>
       </w:r>
       <w:r>
         <w:rPr>
@@ -69,27 +69,7 @@
           <w:color w:val="596371"/>
           <w:sz w:val="22"/>
         </w:rPr>
-        <w:t xml:space="preserve">): macro-story, epics, </w:t>
-      </w:r>
-      <w:r>
-        <w:rPr>
-          <w:rFonts w:ascii="Consolas" w:hAnsi="Consolas" w:eastAsia="Consolas"/>
-          <w:b w:val="0"/>
-          <w:i/>
-          <w:color w:val="0E6B6A"/>
-          <w:sz w:val="22"/>
-        </w:rPr>
-        <w:t>As a / I want / so that</w:t>
-      </w:r>
-      <w:r>
-        <w:rPr>
-          <w:rFonts w:ascii="Calibri" w:hAnsi="Calibri" w:eastAsia="Calibri"/>
-          <w:b w:val="0"/>
-          <w:i/>
-          <w:color w:val="596371"/>
-          <w:sz w:val="22"/>
-        </w:rPr>
-        <w:t>, acceptance criteria, data, priorities.</w:t>
+        <w:t>.</w:t>
       </w:r>
     </w:p>
     <w:p>
@@ -116,17 +96,7 @@
           <w:color w:val="596371"/>
           <w:sz w:val="22"/>
         </w:rPr>
-        <w:t xml:space="preserve">The objects changed. </w:t>
-      </w:r>
-      <w:r>
-        <w:rPr>
-          <w:rFonts w:ascii="Calibri" w:hAnsi="Calibri" w:eastAsia="Calibri"/>
-          <w:b/>
-          <w:i/>
-          <w:color w:val="596371"/>
-          <w:sz w:val="22"/>
-        </w:rPr>
-        <w:t>Suite / Workflow / App / AI Service</w:t>
+        <w:t xml:space="preserve">How to read: §0 and the glossary are enough for a COMEX. The epics are the product contract. </w:t>
       </w:r>
       <w:r>
         <w:rPr>
@@ -136,17 +106,7 @@
           <w:color w:val="596371"/>
           <w:sz w:val="22"/>
         </w:rPr>
-        <w:t xml:space="preserve"> become </w:t>
-      </w:r>
-      <w:r>
-        <w:rPr>
-          <w:rFonts w:ascii="Calibri" w:hAnsi="Calibri" w:eastAsia="Calibri"/>
-          <w:b/>
-          <w:i/>
-          <w:color w:val="596371"/>
-          <w:sz w:val="22"/>
-        </w:rPr>
-        <w:t>System / Capability / Experience / Run / Decision</w:t>
+        <w:t>Technical note</w:t>
       </w:r>
       <w:r>
         <w:rPr>
@@ -156,67 +116,7 @@
           <w:color w:val="596371"/>
           <w:sz w:val="22"/>
         </w:rPr>
-        <w:t xml:space="preserve">. The Hypervisor is no longer “a papAI App”: it is the </w:t>
-      </w:r>
-      <w:r>
-        <w:rPr>
-          <w:rFonts w:ascii="Calibri" w:hAnsi="Calibri" w:eastAsia="Calibri"/>
-          <w:b/>
-          <w:i/>
-          <w:color w:val="596371"/>
-          <w:sz w:val="22"/>
-        </w:rPr>
-        <w:t>portfolio ledger</w:t>
-      </w:r>
-      <w:r>
-        <w:rPr>
-          <w:rFonts w:ascii="Calibri" w:hAnsi="Calibri" w:eastAsia="Calibri"/>
-          <w:b w:val="0"/>
-          <w:i/>
-          <w:color w:val="596371"/>
-          <w:sz w:val="22"/>
-        </w:rPr>
-        <w:t xml:space="preserve"> (</w:t>
-      </w:r>
-      <w:r>
-        <w:rPr>
-          <w:rFonts w:ascii="Consolas" w:hAnsi="Consolas" w:eastAsia="Consolas"/>
-          <w:b w:val="0"/>
-          <w:i/>
-          <w:color w:val="0E6B6A"/>
-          <w:sz w:val="22"/>
-        </w:rPr>
-        <w:t>/hypervisor</w:t>
-      </w:r>
-      <w:r>
-        <w:rPr>
-          <w:rFonts w:ascii="Calibri" w:hAnsi="Calibri" w:eastAsia="Calibri"/>
-          <w:b w:val="0"/>
-          <w:i/>
-          <w:color w:val="596371"/>
-          <w:sz w:val="22"/>
-        </w:rPr>
-        <w:t xml:space="preserve">, </w:t>
-      </w:r>
-      <w:r>
-        <w:rPr>
-          <w:rFonts w:ascii="Calibri" w:hAnsi="Calibri" w:eastAsia="Calibri"/>
-          <w:b/>
-          <w:i/>
-          <w:color w:val="596371"/>
-          <w:sz w:val="22"/>
-        </w:rPr>
-        <w:t>Impact</w:t>
-      </w:r>
-      <w:r>
-        <w:rPr>
-          <w:rFonts w:ascii="Calibri" w:hAnsi="Calibri" w:eastAsia="Calibri"/>
-          <w:b w:val="0"/>
-          <w:i/>
-          <w:color w:val="596371"/>
-          <w:sz w:val="22"/>
-        </w:rPr>
-        <w:t xml:space="preserve"> rail when adoption is on).</w:t>
+        <w:t xml:space="preserve"> lines are for the team that implements — skip them.</w:t>
       </w:r>
     </w:p>
     <w:p>
@@ -253,7 +153,7 @@
           <w:color w:val="596371"/>
           <w:sz w:val="22"/>
         </w:rPr>
-        <w:t>Shipped</w:t>
+        <w:t>Delivered</w:t>
       </w:r>
       <w:r>
         <w:rPr>
@@ -263,17 +163,17 @@
           <w:color w:val="596371"/>
           <w:sz w:val="22"/>
         </w:rPr>
-        <w:t xml:space="preserve"> (on </w:t>
-      </w:r>
-      <w:r>
-        <w:rPr>
-          <w:rFonts w:ascii="Consolas" w:hAnsi="Consolas" w:eastAsia="Consolas"/>
-          <w:b w:val="0"/>
+        <w:t xml:space="preserve"> (already in the product) · </w:t>
+      </w:r>
+      <w:r>
+        <w:rPr>
+          <w:rFonts w:ascii="Calibri" w:hAnsi="Calibri" w:eastAsia="Calibri"/>
+          <w:b/>
           <w:i/>
-          <w:color w:val="0E6B6A"/>
-          <w:sz w:val="22"/>
-        </w:rPr>
-        <w:t>demo/agentic</w:t>
+          <w:color w:val="596371"/>
+          <w:sz w:val="22"/>
+        </w:rPr>
+        <w:t>Partial</w:t>
       </w:r>
       <w:r>
         <w:rPr>
@@ -283,7 +183,7 @@
           <w:color w:val="596371"/>
           <w:sz w:val="22"/>
         </w:rPr>
-        <w:t xml:space="preserve">) · </w:t>
+        <w:t xml:space="preserve"> (exists, still to complete) · </w:t>
       </w:r>
       <w:r>
         <w:rPr>
@@ -293,7 +193,7 @@
           <w:color w:val="596371"/>
           <w:sz w:val="22"/>
         </w:rPr>
-        <w:t>Partial</w:t>
+        <w:t>Specified</w:t>
       </w:r>
       <w:r>
         <w:rPr>
@@ -303,27 +203,7 @@
           <w:color w:val="596371"/>
           <w:sz w:val="22"/>
         </w:rPr>
-        <w:t xml:space="preserve"> · </w:t>
-      </w:r>
-      <w:r>
-        <w:rPr>
-          <w:rFonts w:ascii="Calibri" w:hAnsi="Calibri" w:eastAsia="Calibri"/>
-          <w:b/>
-          <w:i/>
-          <w:color w:val="596371"/>
-          <w:sz w:val="22"/>
-        </w:rPr>
-        <w:t>Specified</w:t>
-      </w:r>
-      <w:r>
-        <w:rPr>
-          <w:rFonts w:ascii="Calibri" w:hAnsi="Calibri" w:eastAsia="Calibri"/>
-          <w:b w:val="0"/>
-          <w:i/>
-          <w:color w:val="596371"/>
-          <w:sz w:val="22"/>
-        </w:rPr>
-        <w:t xml:space="preserve"> (contract, not yet the behaviour).</w:t>
+        <w:t xml:space="preserve"> (written, not built yet).</w:t>
       </w:r>
     </w:p>
     <w:p>
@@ -350,7 +230,7 @@
           <w:color w:val="596371"/>
           <w:sz w:val="22"/>
         </w:rPr>
-        <w:t xml:space="preserve">Normative: </w:t>
+        <w:t xml:space="preserve">Short COMEX view: </w:t>
       </w:r>
       <w:r>
         <w:rPr>
@@ -360,7 +240,7 @@
           <w:color w:val="596371"/>
           <w:sz w:val="22"/>
         </w:rPr>
-        <w:t>`mental-model.md`</w:t>
+        <w:t>`agentium-hypervisor-mvp-comex.en.md`</w:t>
       </w:r>
       <w:r>
         <w:rPr>
@@ -370,7 +250,7 @@
           <w:color w:val="596371"/>
           <w:sz w:val="22"/>
         </w:rPr>
-        <w:t xml:space="preserve">, </w:t>
+        <w:t xml:space="preserve">. Background note: </w:t>
       </w:r>
       <w:r>
         <w:rPr>
@@ -380,7 +260,7 @@
           <w:color w:val="596371"/>
           <w:sz w:val="22"/>
         </w:rPr>
-        <w:t>`agentium-reference.md`</w:t>
+        <w:t>`agentium-hypervisor-decision-strategy.en.md`</w:t>
       </w:r>
       <w:r>
         <w:rPr>
@@ -390,7 +270,7 @@
           <w:color w:val="596371"/>
           <w:sz w:val="22"/>
         </w:rPr>
-        <w:t xml:space="preserve">, </w:t>
+        <w:t xml:space="preserve">. French: </w:t>
       </w:r>
       <w:r>
         <w:rPr>
@@ -400,7 +280,7 @@
           <w:color w:val="596371"/>
           <w:sz w:val="22"/>
         </w:rPr>
-        <w:t>`agentium-hypervisor-decision-strategy.en.md`</w:t>
+        <w:t>`agentium-hypervisor-user-stories.md`</w:t>
       </w:r>
       <w:r>
         <w:rPr>
@@ -410,74 +290,7 @@
           <w:color w:val="596371"/>
           <w:sz w:val="22"/>
         </w:rPr>
-        <w:t xml:space="preserve">. COMEX MVP: </w:t>
-      </w:r>
-      <w:r>
-        <w:rPr>
-          <w:rFonts w:ascii="Calibri" w:hAnsi="Calibri" w:eastAsia="Calibri"/>
-          <w:b w:val="0"/>
-          <w:i/>
-          <w:color w:val="596371"/>
-          <w:sz w:val="22"/>
-        </w:rPr>
-        <w:t>`agentium-hypervisor-mvp-comex.en.md`</w:t>
-      </w:r>
-      <w:r>
-        <w:rPr>
-          <w:rFonts w:ascii="Calibri" w:hAnsi="Calibri" w:eastAsia="Calibri"/>
-          <w:b w:val="0"/>
-          <w:i/>
-          <w:color w:val="596371"/>
-          <w:sz w:val="22"/>
-        </w:rPr>
-        <w:t xml:space="preserve">. FR: </w:t>
-      </w:r>
-      <w:r>
-        <w:rPr>
-          <w:rFonts w:ascii="Calibri" w:hAnsi="Calibri" w:eastAsia="Calibri"/>
-          <w:b w:val="0"/>
-          <w:i/>
-          <w:color w:val="596371"/>
-          <w:sz w:val="22"/>
-        </w:rPr>
-        <w:t>`agentium-hypervisor-user-stories.md`</w:t>
-      </w:r>
-      <w:r>
-        <w:rPr>
-          <w:rFonts w:ascii="Calibri" w:hAnsi="Calibri" w:eastAsia="Calibri"/>
-          <w:b w:val="0"/>
-          <w:i/>
-          <w:color w:val="596371"/>
-          <w:sz w:val="22"/>
-        </w:rPr>
-        <w:t>.</w:t>
-      </w:r>
-    </w:p>
-    <w:p>
-      <w:r>
-        <w:rPr>
-          <w:rFonts w:ascii="Calibri" w:hAnsi="Calibri" w:eastAsia="Calibri"/>
-          <w:b w:val="0"/>
-          <w:i w:val="0"/>
-          <w:color w:val="151A23"/>
-          <w:sz w:val="22"/>
-        </w:rPr>
-        <w:t>&gt;</w:t>
-      </w:r>
-    </w:p>
-    <w:p>
-      <w:pPr>
-        <w:ind w:left="340"/>
-      </w:pPr>
-      <w:r>
-        <w:rPr>
-          <w:rFonts w:ascii="Calibri" w:hAnsi="Calibri" w:eastAsia="Calibri"/>
-          <w:b w:val="0"/>
-          <w:i/>
-          <w:color w:val="596371"/>
-          <w:sz w:val="22"/>
-        </w:rPr>
-        <w:t xml:space="preserve">Word: </w:t>
+        <w:t xml:space="preserve">. Word: </w:t>
       </w:r>
       <w:r>
         <w:rPr>
@@ -524,340 +337,7 @@
           <w:color w:val="0B2545"/>
           <w:sz w:val="32"/>
         </w:rPr>
-        <w:t>0. Macro user story</w:t>
-      </w:r>
-    </w:p>
-    <w:p>
-      <w:r>
-        <w:rPr>
-          <w:rFonts w:ascii="Calibri" w:hAnsi="Calibri" w:eastAsia="Calibri"/>
-          <w:b w:val="0"/>
-          <w:i w:val="0"/>
-          <w:color w:val="151A23"/>
-          <w:sz w:val="22"/>
-        </w:rPr>
-        <w:t xml:space="preserve">As an executive or decision-maker, I want to steer the Agentium </w:t>
-      </w:r>
-      <w:r>
-        <w:rPr>
-          <w:rFonts w:ascii="Calibri" w:hAnsi="Calibri" w:eastAsia="Calibri"/>
-          <w:b/>
-          <w:i w:val="0"/>
-          <w:color w:val="151A23"/>
-          <w:sz w:val="22"/>
-        </w:rPr>
-        <w:t>System</w:t>
-      </w:r>
-      <w:r>
-        <w:rPr>
-          <w:rFonts w:ascii="Calibri" w:hAnsi="Calibri" w:eastAsia="Calibri"/>
-          <w:b w:val="0"/>
-          <w:i w:val="0"/>
-          <w:color w:val="151A23"/>
-          <w:sz w:val="22"/>
-        </w:rPr>
-        <w:t xml:space="preserve"> portfolio from the Hypervisor: observe what ran and on what evidence (measured / declared / missing), consume published applications in </w:t>
-      </w:r>
-      <w:r>
-        <w:rPr>
-          <w:rFonts w:ascii="Calibri" w:hAnsi="Calibri" w:eastAsia="Calibri"/>
-          <w:b/>
-          <w:i w:val="0"/>
-          <w:color w:val="151A23"/>
-          <w:sz w:val="22"/>
-        </w:rPr>
-        <w:t>Work</w:t>
-      </w:r>
-      <w:r>
-        <w:rPr>
-          <w:rFonts w:ascii="Calibri" w:hAnsi="Calibri" w:eastAsia="Calibri"/>
-          <w:b w:val="0"/>
-          <w:i w:val="0"/>
-          <w:color w:val="151A23"/>
-          <w:sz w:val="22"/>
-        </w:rPr>
-        <w:t xml:space="preserve">, monitor </w:t>
-      </w:r>
-      <w:r>
-        <w:rPr>
-          <w:rFonts w:ascii="Calibri" w:hAnsi="Calibri" w:eastAsia="Calibri"/>
-          <w:b/>
-          <w:i w:val="0"/>
-          <w:color w:val="151A23"/>
-          <w:sz w:val="22"/>
-        </w:rPr>
-        <w:t>Runs</w:t>
-      </w:r>
-      <w:r>
-        <w:rPr>
-          <w:rFonts w:ascii="Calibri" w:hAnsi="Calibri" w:eastAsia="Calibri"/>
-          <w:b w:val="0"/>
-          <w:i w:val="0"/>
-          <w:color w:val="151A23"/>
-          <w:sz w:val="22"/>
-        </w:rPr>
-        <w:t xml:space="preserve"> without confusing them with business success, and decide — record a </w:t>
-      </w:r>
-      <w:r>
-        <w:rPr>
-          <w:rFonts w:ascii="Calibri" w:hAnsi="Calibri" w:eastAsia="Calibri"/>
-          <w:b/>
-          <w:i w:val="0"/>
-          <w:color w:val="151A23"/>
-          <w:sz w:val="22"/>
-        </w:rPr>
-        <w:t>signal</w:t>
-      </w:r>
-      <w:r>
-        <w:rPr>
-          <w:rFonts w:ascii="Calibri" w:hAnsi="Calibri" w:eastAsia="Calibri"/>
-          <w:b w:val="0"/>
-          <w:i w:val="0"/>
-          <w:color w:val="151A23"/>
-          <w:sz w:val="22"/>
-        </w:rPr>
-        <w:t xml:space="preserve"> in the Hypervisor, sign a </w:t>
-      </w:r>
-      <w:r>
-        <w:rPr>
-          <w:rFonts w:ascii="Calibri" w:hAnsi="Calibri" w:eastAsia="Calibri"/>
-          <w:b/>
-          <w:i w:val="0"/>
-          <w:color w:val="151A23"/>
-          <w:sz w:val="22"/>
-        </w:rPr>
-        <w:t>human gate</w:t>
-      </w:r>
-      <w:r>
-        <w:rPr>
-          <w:rFonts w:ascii="Calibri" w:hAnsi="Calibri" w:eastAsia="Calibri"/>
-          <w:b w:val="0"/>
-          <w:i w:val="0"/>
-          <w:color w:val="151A23"/>
-          <w:sz w:val="22"/>
-        </w:rPr>
-        <w:t xml:space="preserve"> in a Studio, or enact a bounded policy via </w:t>
-      </w:r>
-      <w:r>
-        <w:rPr>
-          <w:rFonts w:ascii="Calibri" w:hAnsi="Calibri" w:eastAsia="Calibri"/>
-          <w:b/>
-          <w:i w:val="0"/>
-          <w:color w:val="151A23"/>
-          <w:sz w:val="22"/>
-        </w:rPr>
-        <w:t>Steer</w:t>
-      </w:r>
-      <w:r>
-        <w:rPr>
-          <w:rFonts w:ascii="Calibri" w:hAnsi="Calibri" w:eastAsia="Calibri"/>
-          <w:b w:val="0"/>
-          <w:i w:val="0"/>
-          <w:color w:val="151A23"/>
-          <w:sz w:val="22"/>
-        </w:rPr>
-        <w:t xml:space="preserve"> (</w:t>
-      </w:r>
-      <w:r>
-        <w:rPr>
-          <w:rFonts w:ascii="Consolas" w:hAnsi="Consolas" w:eastAsia="Consolas"/>
-          <w:b w:val="0"/>
-          <w:i w:val="0"/>
-          <w:color w:val="0E6B6A"/>
-          <w:sz w:val="22"/>
-        </w:rPr>
-        <w:t>Simulate → Approve → Act → Measure</w:t>
-      </w:r>
-      <w:r>
-        <w:rPr>
-          <w:rFonts w:ascii="Calibri" w:hAnsi="Calibri" w:eastAsia="Calibri"/>
-          <w:b w:val="0"/>
-          <w:i w:val="0"/>
-          <w:color w:val="151A23"/>
-          <w:sz w:val="22"/>
-        </w:rPr>
-        <w:t xml:space="preserve">) — so that AI is industrialized as a management object, </w:t>
-      </w:r>
-      <w:r>
-        <w:rPr>
-          <w:rFonts w:ascii="Calibri" w:hAnsi="Calibri" w:eastAsia="Calibri"/>
-          <w:b/>
-          <w:i w:val="0"/>
-          <w:color w:val="151A23"/>
-          <w:sz w:val="22"/>
-        </w:rPr>
-        <w:t>without inventing a zero</w:t>
-      </w:r>
-      <w:r>
-        <w:rPr>
-          <w:rFonts w:ascii="Calibri" w:hAnsi="Calibri" w:eastAsia="Calibri"/>
-          <w:b w:val="0"/>
-          <w:i w:val="0"/>
-          <w:color w:val="151A23"/>
-          <w:sz w:val="22"/>
-        </w:rPr>
-        <w:t xml:space="preserve"> and </w:t>
-      </w:r>
-      <w:r>
-        <w:rPr>
-          <w:rFonts w:ascii="Calibri" w:hAnsi="Calibri" w:eastAsia="Calibri"/>
-          <w:b/>
-          <w:i w:val="0"/>
-          <w:color w:val="151A23"/>
-          <w:sz w:val="22"/>
-        </w:rPr>
-        <w:t>without the model signing in my place</w:t>
-      </w:r>
-      <w:r>
-        <w:rPr>
-          <w:rFonts w:ascii="Calibri" w:hAnsi="Calibri" w:eastAsia="Calibri"/>
-          <w:b w:val="0"/>
-          <w:i w:val="0"/>
-          <w:color w:val="151A23"/>
-          <w:sz w:val="22"/>
-        </w:rPr>
-        <w:t>.</w:t>
-      </w:r>
-    </w:p>
-    <w:p>
-      <w:r>
-        <w:rPr>
-          <w:rFonts w:ascii="Calibri" w:hAnsi="Calibri" w:eastAsia="Calibri"/>
-          <w:b w:val="0"/>
-          <w:i w:val="0"/>
-          <w:color w:val="151A23"/>
-          <w:sz w:val="22"/>
-        </w:rPr>
-        <w:t>---</w:t>
-      </w:r>
-    </w:p>
-    <w:p>
-      <w:pPr>
-        <w:pStyle w:val="Heading2"/>
-      </w:pPr>
-      <w:r>
-        <w:rPr>
-          <w:rFonts w:ascii="Calibri" w:hAnsi="Calibri" w:eastAsia="Calibri"/>
-          <w:b/>
-          <w:i w:val="0"/>
-          <w:color w:val="0B2545"/>
-          <w:sz w:val="32"/>
-        </w:rPr>
-        <w:t>1. Overview</w:t>
-      </w:r>
-    </w:p>
-    <w:p>
-      <w:pPr>
-        <w:pStyle w:val="Heading3"/>
-      </w:pPr>
-      <w:r>
-        <w:rPr>
-          <w:rFonts w:ascii="Calibri" w:hAnsi="Calibri" w:eastAsia="Calibri"/>
-          <w:b/>
-          <w:i w:val="0"/>
-          <w:color w:val="0B2545"/>
-          <w:sz w:val="26"/>
-        </w:rPr>
-        <w:t>1.1 Problem</w:t>
-      </w:r>
-    </w:p>
-    <w:p>
-      <w:r>
-        <w:rPr>
-          <w:rFonts w:ascii="Calibri" w:hAnsi="Calibri" w:eastAsia="Calibri"/>
-          <w:b w:val="0"/>
-          <w:i w:val="0"/>
-          <w:color w:val="151A23"/>
-          <w:sz w:val="22"/>
-        </w:rPr>
-        <w:t>Without the Agentium Hypervisor, the executive committee has no ledger of what Systems actually returned. Teams have no governed channel to raise evidence (Run, value base, decision). AI governance falls back to informal exchanges, or to chrome “ROI” that invents a zero.</w:t>
-      </w:r>
-    </w:p>
-    <w:p>
-      <w:r>
-        <w:rPr>
-          <w:rFonts w:ascii="Calibri" w:hAnsi="Calibri" w:eastAsia="Calibri"/>
-          <w:b w:val="0"/>
-          <w:i w:val="0"/>
-          <w:color w:val="151A23"/>
-          <w:sz w:val="22"/>
-        </w:rPr>
-        <w:t xml:space="preserve">papAI framed this as a </w:t>
-      </w:r>
-      <w:r>
-        <w:rPr>
-          <w:rFonts w:ascii="Calibri" w:hAnsi="Calibri" w:eastAsia="Calibri"/>
-          <w:b/>
-          <w:i w:val="0"/>
-          <w:color w:val="151A23"/>
-          <w:sz w:val="22"/>
-        </w:rPr>
-        <w:t>top-down / bottom-up</w:t>
-      </w:r>
-      <w:r>
-        <w:rPr>
-          <w:rFonts w:ascii="Calibri" w:hAnsi="Calibri" w:eastAsia="Calibri"/>
-          <w:b w:val="0"/>
-          <w:i w:val="0"/>
-          <w:color w:val="151A23"/>
-          <w:sz w:val="22"/>
-        </w:rPr>
-        <w:t xml:space="preserve"> flow between decision-makers and builders, via Suites and Workflows. Agentium keeps the flow on other objects: the </w:t>
-      </w:r>
-      <w:r>
-        <w:rPr>
-          <w:rFonts w:ascii="Calibri" w:hAnsi="Calibri" w:eastAsia="Calibri"/>
-          <w:b/>
-          <w:i w:val="0"/>
-          <w:color w:val="151A23"/>
-          <w:sz w:val="22"/>
-        </w:rPr>
-        <w:t>bottom</w:t>
-      </w:r>
-      <w:r>
-        <w:rPr>
-          <w:rFonts w:ascii="Calibri" w:hAnsi="Calibri" w:eastAsia="Calibri"/>
-          <w:b w:val="0"/>
-          <w:i w:val="0"/>
-          <w:color w:val="151A23"/>
-          <w:sz w:val="22"/>
-        </w:rPr>
-        <w:t xml:space="preserve"> is Runs and published Experiences; the </w:t>
-      </w:r>
-      <w:r>
-        <w:rPr>
-          <w:rFonts w:ascii="Calibri" w:hAnsi="Calibri" w:eastAsia="Calibri"/>
-          <w:b/>
-          <w:i w:val="0"/>
-          <w:color w:val="151A23"/>
-          <w:sz w:val="22"/>
-        </w:rPr>
-        <w:t>top</w:t>
-      </w:r>
-      <w:r>
-        <w:rPr>
-          <w:rFonts w:ascii="Calibri" w:hAnsi="Calibri" w:eastAsia="Calibri"/>
-          <w:b w:val="0"/>
-          <w:i w:val="0"/>
-          <w:color w:val="151A23"/>
-          <w:sz w:val="22"/>
-        </w:rPr>
-        <w:t xml:space="preserve"> is operational objectives, Decisions and the value loop.</w:t>
-      </w:r>
-    </w:p>
-    <w:p>
-      <w:pPr>
-        <w:pStyle w:val="Heading3"/>
-      </w:pPr>
-      <w:r>
-        <w:rPr>
-          <w:rFonts w:ascii="Calibri" w:hAnsi="Calibri" w:eastAsia="Calibri"/>
-          <w:b/>
-          <w:i w:val="0"/>
-          <w:color w:val="0B2545"/>
-          <w:sz w:val="26"/>
-        </w:rPr>
-        <w:t>1.2 Value proposition</w:t>
+        <w:t>Glossary — ten words</w:t>
       </w:r>
     </w:p>
     <w:tbl>
@@ -884,7 +364,7 @@
                 <w:color w:val="0B2545"/>
                 <w:sz w:val="18"/>
               </w:rPr>
-              <w:t>Capability</w:t>
+              <w:t>Word</w:t>
             </w:r>
           </w:p>
         </w:tc>
@@ -901,7 +381,852 @@
                 <w:color w:val="0B2545"/>
                 <w:sz w:val="18"/>
               </w:rPr>
-              <w:t>Agentium meaning</w:t>
+              <w:t>Plain meaning</w:t>
+            </w:r>
+          </w:p>
+        </w:tc>
+      </w:tr>
+      <w:tr>
+        <w:tc>
+          <w:tcPr>
+            <w:tcW w:type="dxa" w:w="4873"/>
+          </w:tcPr>
+          <w:p>
+            <w:r>
+              <w:rPr>
+                <w:rFonts w:ascii="Calibri" w:hAnsi="Calibri" w:eastAsia="Calibri"/>
+                <w:b/>
+                <w:i w:val="0"/>
+                <w:color w:val="151A23"/>
+                <w:sz w:val="18"/>
+              </w:rPr>
+              <w:t>Portfolio</w:t>
+            </w:r>
+          </w:p>
+        </w:tc>
+        <w:tc>
+          <w:tcPr>
+            <w:tcW w:type="dxa" w:w="4873"/>
+          </w:tcPr>
+          <w:p>
+            <w:r>
+              <w:rPr>
+                <w:rFonts w:ascii="Calibri" w:hAnsi="Calibri" w:eastAsia="Calibri"/>
+                <w:b w:val="0"/>
+                <w:i w:val="0"/>
+                <w:color w:val="151A23"/>
+                <w:sz w:val="18"/>
+              </w:rPr>
+              <w:t>All of the organisation’s AI systems, in one workspace.</w:t>
+            </w:r>
+          </w:p>
+        </w:tc>
+      </w:tr>
+      <w:tr>
+        <w:tc>
+          <w:tcPr>
+            <w:tcW w:type="dxa" w:w="4873"/>
+          </w:tcPr>
+          <w:p>
+            <w:r>
+              <w:rPr>
+                <w:rFonts w:ascii="Calibri" w:hAnsi="Calibri" w:eastAsia="Calibri"/>
+                <w:b/>
+                <w:i w:val="0"/>
+                <w:color w:val="151A23"/>
+                <w:sz w:val="18"/>
+              </w:rPr>
+              <w:t>System</w:t>
+            </w:r>
+          </w:p>
+        </w:tc>
+        <w:tc>
+          <w:tcPr>
+            <w:tcW w:type="dxa" w:w="4873"/>
+          </w:tcPr>
+          <w:p>
+            <w:r>
+              <w:rPr>
+                <w:rFonts w:ascii="Calibri" w:hAnsi="Calibri" w:eastAsia="Calibri"/>
+                <w:b w:val="0"/>
+                <w:i w:val="0"/>
+                <w:color w:val="151A23"/>
+                <w:sz w:val="18"/>
+              </w:rPr>
+              <w:t>An industrialized AI system: a business objective, rules, a way to run. Not a chat window.</w:t>
+            </w:r>
+          </w:p>
+        </w:tc>
+      </w:tr>
+      <w:tr>
+        <w:tc>
+          <w:tcPr>
+            <w:tcW w:type="dxa" w:w="4873"/>
+          </w:tcPr>
+          <w:p>
+            <w:r>
+              <w:rPr>
+                <w:rFonts w:ascii="Calibri" w:hAnsi="Calibri" w:eastAsia="Calibri"/>
+                <w:b/>
+                <w:i w:val="0"/>
+                <w:color w:val="151A23"/>
+                <w:sz w:val="18"/>
+              </w:rPr>
+              <w:t>Run</w:t>
+            </w:r>
+          </w:p>
+        </w:tc>
+        <w:tc>
+          <w:tcPr>
+            <w:tcW w:type="dxa" w:w="4873"/>
+          </w:tcPr>
+          <w:p>
+            <w:r>
+              <w:rPr>
+                <w:rFonts w:ascii="Calibri" w:hAnsi="Calibri" w:eastAsia="Calibri"/>
+                <w:b w:val="0"/>
+                <w:i w:val="0"/>
+                <w:color w:val="151A23"/>
+                <w:sz w:val="18"/>
+              </w:rPr>
+              <w:t xml:space="preserve">One traced execution: what happened, optional cost, which sources. A </w:t>
+            </w:r>
+            <w:r>
+              <w:rPr>
+                <w:rFonts w:ascii="Calibri" w:hAnsi="Calibri" w:eastAsia="Calibri"/>
+                <w:b/>
+                <w:i w:val="0"/>
+                <w:color w:val="151A23"/>
+                <w:sz w:val="18"/>
+              </w:rPr>
+              <w:t>completed</w:t>
+            </w:r>
+            <w:r>
+              <w:rPr>
+                <w:rFonts w:ascii="Calibri" w:hAnsi="Calibri" w:eastAsia="Calibri"/>
+                <w:b w:val="0"/>
+                <w:i w:val="0"/>
+                <w:color w:val="151A23"/>
+                <w:sz w:val="18"/>
+              </w:rPr>
+              <w:t xml:space="preserve"> Run is neither a validated answer nor money gained.</w:t>
+            </w:r>
+          </w:p>
+        </w:tc>
+      </w:tr>
+      <w:tr>
+        <w:tc>
+          <w:tcPr>
+            <w:tcW w:type="dxa" w:w="4873"/>
+          </w:tcPr>
+          <w:p>
+            <w:r>
+              <w:rPr>
+                <w:rFonts w:ascii="Calibri" w:hAnsi="Calibri" w:eastAsia="Calibri"/>
+                <w:b/>
+                <w:i w:val="0"/>
+                <w:color w:val="151A23"/>
+                <w:sz w:val="18"/>
+              </w:rPr>
+              <w:t>Work</w:t>
+            </w:r>
+          </w:p>
+        </w:tc>
+        <w:tc>
+          <w:tcPr>
+            <w:tcW w:type="dxa" w:w="4873"/>
+          </w:tcPr>
+          <w:p>
+            <w:r>
+              <w:rPr>
+                <w:rFonts w:ascii="Calibri" w:hAnsi="Calibri" w:eastAsia="Calibri"/>
+                <w:b w:val="0"/>
+                <w:i w:val="0"/>
+                <w:color w:val="151A23"/>
+                <w:sz w:val="18"/>
+              </w:rPr>
+              <w:t>The business-application space. People do the job there, without engine jargon.</w:t>
+            </w:r>
+          </w:p>
+        </w:tc>
+      </w:tr>
+      <w:tr>
+        <w:tc>
+          <w:tcPr>
+            <w:tcW w:type="dxa" w:w="4873"/>
+          </w:tcPr>
+          <w:p>
+            <w:r>
+              <w:rPr>
+                <w:rFonts w:ascii="Calibri" w:hAnsi="Calibri" w:eastAsia="Calibri"/>
+                <w:b/>
+                <w:i w:val="0"/>
+                <w:color w:val="151A23"/>
+                <w:sz w:val="18"/>
+              </w:rPr>
+              <w:t>Studio</w:t>
+            </w:r>
+          </w:p>
+        </w:tc>
+        <w:tc>
+          <w:tcPr>
+            <w:tcW w:type="dxa" w:w="4873"/>
+          </w:tcPr>
+          <w:p>
+            <w:r>
+              <w:rPr>
+                <w:rFonts w:ascii="Calibri" w:hAnsi="Calibri" w:eastAsia="Calibri"/>
+                <w:b w:val="0"/>
+                <w:i w:val="0"/>
+                <w:color w:val="151A23"/>
+                <w:sz w:val="18"/>
+              </w:rPr>
+              <w:t>The screen of a published application: follow the execution and approve when asked.</w:t>
+            </w:r>
+          </w:p>
+        </w:tc>
+      </w:tr>
+      <w:tr>
+        <w:tc>
+          <w:tcPr>
+            <w:tcW w:type="dxa" w:w="4873"/>
+          </w:tcPr>
+          <w:p>
+            <w:r>
+              <w:rPr>
+                <w:rFonts w:ascii="Calibri" w:hAnsi="Calibri" w:eastAsia="Calibri"/>
+                <w:b/>
+                <w:i w:val="0"/>
+                <w:color w:val="151A23"/>
+                <w:sz w:val="18"/>
+              </w:rPr>
+              <w:t>Cockpit</w:t>
+            </w:r>
+          </w:p>
+        </w:tc>
+        <w:tc>
+          <w:tcPr>
+            <w:tcW w:type="dxa" w:w="4873"/>
+          </w:tcPr>
+          <w:p>
+            <w:r>
+              <w:rPr>
+                <w:rFonts w:ascii="Calibri" w:hAnsi="Calibri" w:eastAsia="Calibri"/>
+                <w:b w:val="0"/>
+                <w:i w:val="0"/>
+                <w:color w:val="151A23"/>
+                <w:sz w:val="18"/>
+              </w:rPr>
+              <w:t>Where people build, follow, improve and administer Systems.</w:t>
+            </w:r>
+          </w:p>
+        </w:tc>
+      </w:tr>
+      <w:tr>
+        <w:tc>
+          <w:tcPr>
+            <w:tcW w:type="dxa" w:w="4873"/>
+          </w:tcPr>
+          <w:p>
+            <w:r>
+              <w:rPr>
+                <w:rFonts w:ascii="Calibri" w:hAnsi="Calibri" w:eastAsia="Calibri"/>
+                <w:b/>
+                <w:i w:val="0"/>
+                <w:color w:val="151A23"/>
+                <w:sz w:val="18"/>
+              </w:rPr>
+              <w:t>Hypervisor</w:t>
+            </w:r>
+            <w:r>
+              <w:rPr>
+                <w:rFonts w:ascii="Calibri" w:hAnsi="Calibri" w:eastAsia="Calibri"/>
+                <w:b w:val="0"/>
+                <w:i w:val="0"/>
+                <w:color w:val="151A23"/>
+                <w:sz w:val="18"/>
+              </w:rPr>
+              <w:t xml:space="preserve"> (also called </w:t>
+            </w:r>
+            <w:r>
+              <w:rPr>
+                <w:rFonts w:ascii="Calibri" w:hAnsi="Calibri" w:eastAsia="Calibri"/>
+                <w:b/>
+                <w:i w:val="0"/>
+                <w:color w:val="151A23"/>
+                <w:sz w:val="18"/>
+              </w:rPr>
+              <w:t>Impact</w:t>
+            </w:r>
+            <w:r>
+              <w:rPr>
+                <w:rFonts w:ascii="Calibri" w:hAnsi="Calibri" w:eastAsia="Calibri"/>
+                <w:b w:val="0"/>
+                <w:i w:val="0"/>
+                <w:color w:val="151A23"/>
+                <w:sz w:val="18"/>
+              </w:rPr>
+              <w:t>)</w:t>
+            </w:r>
+          </w:p>
+        </w:tc>
+        <w:tc>
+          <w:tcPr>
+            <w:tcW w:type="dxa" w:w="4873"/>
+          </w:tcPr>
+          <w:p>
+            <w:r>
+              <w:rPr>
+                <w:rFonts w:ascii="Calibri" w:hAnsi="Calibri" w:eastAsia="Calibri"/>
+                <w:b w:val="0"/>
+                <w:i w:val="0"/>
+                <w:color w:val="151A23"/>
+                <w:sz w:val="18"/>
+              </w:rPr>
+              <w:t>The portfolio ledger: what ran, what it cost, what is declared as value, what is missing, what is waiting for a signature.</w:t>
+            </w:r>
+          </w:p>
+        </w:tc>
+      </w:tr>
+      <w:tr>
+        <w:tc>
+          <w:tcPr>
+            <w:tcW w:type="dxa" w:w="4873"/>
+          </w:tcPr>
+          <w:p>
+            <w:r>
+              <w:rPr>
+                <w:rFonts w:ascii="Calibri" w:hAnsi="Calibri" w:eastAsia="Calibri"/>
+                <w:b/>
+                <w:i w:val="0"/>
+                <w:color w:val="151A23"/>
+                <w:sz w:val="18"/>
+              </w:rPr>
+              <w:t>Decision</w:t>
+            </w:r>
+          </w:p>
+        </w:tc>
+        <w:tc>
+          <w:tcPr>
+            <w:tcW w:type="dxa" w:w="4873"/>
+          </w:tcPr>
+          <w:p>
+            <w:r>
+              <w:rPr>
+                <w:rFonts w:ascii="Calibri" w:hAnsi="Calibri" w:eastAsia="Calibri"/>
+                <w:b w:val="0"/>
+                <w:i w:val="0"/>
+                <w:color w:val="151A23"/>
+                <w:sz w:val="18"/>
+              </w:rPr>
+              <w:t xml:space="preserve">A proposal waiting for a human: accept or reject. In the Hypervisor this </w:t>
+            </w:r>
+            <w:r>
+              <w:rPr>
+                <w:rFonts w:ascii="Calibri" w:hAnsi="Calibri" w:eastAsia="Calibri"/>
+                <w:b/>
+                <w:i w:val="0"/>
+                <w:color w:val="151A23"/>
+                <w:sz w:val="18"/>
+              </w:rPr>
+              <w:t>records an opinion</w:t>
+            </w:r>
+            <w:r>
+              <w:rPr>
+                <w:rFonts w:ascii="Calibri" w:hAnsi="Calibri" w:eastAsia="Calibri"/>
+                <w:b w:val="0"/>
+                <w:i w:val="0"/>
+                <w:color w:val="151A23"/>
+                <w:sz w:val="18"/>
+              </w:rPr>
+              <w:t>. It does not change the System by itself.</w:t>
+            </w:r>
+          </w:p>
+        </w:tc>
+      </w:tr>
+      <w:tr>
+        <w:tc>
+          <w:tcPr>
+            <w:tcW w:type="dxa" w:w="4873"/>
+          </w:tcPr>
+          <w:p>
+            <w:r>
+              <w:rPr>
+                <w:rFonts w:ascii="Calibri" w:hAnsi="Calibri" w:eastAsia="Calibri"/>
+                <w:b/>
+                <w:i w:val="0"/>
+                <w:color w:val="151A23"/>
+                <w:sz w:val="18"/>
+              </w:rPr>
+              <w:t>Steer</w:t>
+            </w:r>
+            <w:r>
+              <w:rPr>
+                <w:rFonts w:ascii="Calibri" w:hAnsi="Calibri" w:eastAsia="Calibri"/>
+                <w:b w:val="0"/>
+                <w:i w:val="0"/>
+                <w:color w:val="151A23"/>
+                <w:sz w:val="18"/>
+              </w:rPr>
+              <w:t xml:space="preserve"> (Pilot)</w:t>
+            </w:r>
+          </w:p>
+        </w:tc>
+        <w:tc>
+          <w:tcPr>
+            <w:tcW w:type="dxa" w:w="4873"/>
+          </w:tcPr>
+          <w:p>
+            <w:r>
+              <w:rPr>
+                <w:rFonts w:ascii="Calibri" w:hAnsi="Calibri" w:eastAsia="Calibri"/>
+                <w:b w:val="0"/>
+                <w:i w:val="0"/>
+                <w:color w:val="151A23"/>
+                <w:sz w:val="18"/>
+              </w:rPr>
+              <w:t>The screen of one System where, if it is open, you can simulate then apply a rule change, then measure.</w:t>
+            </w:r>
+          </w:p>
+        </w:tc>
+      </w:tr>
+      <w:tr>
+        <w:tc>
+          <w:tcPr>
+            <w:tcW w:type="dxa" w:w="4873"/>
+          </w:tcPr>
+          <w:p>
+            <w:r>
+              <w:rPr>
+                <w:rFonts w:ascii="Calibri" w:hAnsi="Calibri" w:eastAsia="Calibri"/>
+                <w:b/>
+                <w:i w:val="0"/>
+                <w:color w:val="151A23"/>
+                <w:sz w:val="18"/>
+              </w:rPr>
+              <w:t>Value base</w:t>
+            </w:r>
+          </w:p>
+        </w:tc>
+        <w:tc>
+          <w:tcPr>
+            <w:tcW w:type="dxa" w:w="4873"/>
+          </w:tcPr>
+          <w:p>
+            <w:r>
+              <w:rPr>
+                <w:rFonts w:ascii="Calibri" w:hAnsi="Calibri" w:eastAsia="Calibri"/>
+                <w:b w:val="0"/>
+                <w:i w:val="0"/>
+                <w:color w:val="151A23"/>
+                <w:sz w:val="18"/>
+              </w:rPr>
+              <w:t xml:space="preserve">A signed convention (“a result of this kind is worth X hours or Y €”). It is a </w:t>
+            </w:r>
+            <w:r>
+              <w:rPr>
+                <w:rFonts w:ascii="Calibri" w:hAnsi="Calibri" w:eastAsia="Calibri"/>
+                <w:b/>
+                <w:i w:val="0"/>
+                <w:color w:val="151A23"/>
+                <w:sz w:val="18"/>
+              </w:rPr>
+              <w:t>declaration</w:t>
+            </w:r>
+            <w:r>
+              <w:rPr>
+                <w:rFonts w:ascii="Calibri" w:hAnsi="Calibri" w:eastAsia="Calibri"/>
+                <w:b w:val="0"/>
+                <w:i w:val="0"/>
+                <w:color w:val="151A23"/>
+                <w:sz w:val="18"/>
+              </w:rPr>
+              <w:t>, not an accounting measurement.</w:t>
+            </w:r>
+          </w:p>
+        </w:tc>
+      </w:tr>
+    </w:tbl>
+    <w:p/>
+    <w:p>
+      <w:r>
+        <w:rPr>
+          <w:rFonts w:ascii="Calibri" w:hAnsi="Calibri" w:eastAsia="Calibri"/>
+          <w:b w:val="0"/>
+          <w:i w:val="0"/>
+          <w:color w:val="151A23"/>
+          <w:sz w:val="22"/>
+        </w:rPr>
+        <w:t>Three qualities of a number — never mix them:</w:t>
+      </w:r>
+    </w:p>
+    <w:p>
+      <w:pPr>
+        <w:pStyle w:val="ListBullet"/>
+      </w:pPr>
+      <w:r>
+        <w:rPr>
+          <w:rFonts w:ascii="Calibri" w:hAnsi="Calibri" w:eastAsia="Calibri"/>
+          <w:b/>
+          <w:i w:val="0"/>
+          <w:color w:val="151A23"/>
+          <w:sz w:val="22"/>
+        </w:rPr>
+        <w:t>Measured</w:t>
+      </w:r>
+      <w:r>
+        <w:rPr>
+          <w:rFonts w:ascii="Calibri" w:hAnsi="Calibri" w:eastAsia="Calibri"/>
+          <w:b w:val="0"/>
+          <w:i w:val="0"/>
+          <w:color w:val="151A23"/>
+          <w:sz w:val="22"/>
+        </w:rPr>
+        <w:t xml:space="preserve"> — observed on real executions (cost, number of Runs…).</w:t>
+      </w:r>
+    </w:p>
+    <w:p>
+      <w:pPr>
+        <w:pStyle w:val="ListBullet"/>
+      </w:pPr>
+      <w:r>
+        <w:rPr>
+          <w:rFonts w:ascii="Calibri" w:hAnsi="Calibri" w:eastAsia="Calibri"/>
+          <w:b/>
+          <w:i w:val="0"/>
+          <w:color w:val="151A23"/>
+          <w:sz w:val="22"/>
+        </w:rPr>
+        <w:t>Declared</w:t>
+      </w:r>
+      <w:r>
+        <w:rPr>
+          <w:rFonts w:ascii="Calibri" w:hAnsi="Calibri" w:eastAsia="Calibri"/>
+          <w:b w:val="0"/>
+          <w:i w:val="0"/>
+          <w:color w:val="151A23"/>
+          <w:sz w:val="22"/>
+        </w:rPr>
+        <w:t xml:space="preserve"> — hypothesis or convention (value base, estimate).</w:t>
+      </w:r>
+    </w:p>
+    <w:p>
+      <w:pPr>
+        <w:pStyle w:val="ListBullet"/>
+      </w:pPr>
+      <w:r>
+        <w:rPr>
+          <w:rFonts w:ascii="Calibri" w:hAnsi="Calibri" w:eastAsia="Calibri"/>
+          <w:b/>
+          <w:i w:val="0"/>
+          <w:color w:val="151A23"/>
+          <w:sz w:val="22"/>
+        </w:rPr>
+        <w:t>Missing</w:t>
+      </w:r>
+      <w:r>
+        <w:rPr>
+          <w:rFonts w:ascii="Calibri" w:hAnsi="Calibri" w:eastAsia="Calibri"/>
+          <w:b w:val="0"/>
+          <w:i w:val="0"/>
+          <w:color w:val="151A23"/>
+          <w:sz w:val="22"/>
+        </w:rPr>
+        <w:t xml:space="preserve"> — we do not have the data. </w:t>
+      </w:r>
+      <w:r>
+        <w:rPr>
+          <w:rFonts w:ascii="Calibri" w:hAnsi="Calibri" w:eastAsia="Calibri"/>
+          <w:b/>
+          <w:i w:val="0"/>
+          <w:color w:val="151A23"/>
+          <w:sz w:val="22"/>
+        </w:rPr>
+        <w:t>That is not a zero.</w:t>
+      </w:r>
+    </w:p>
+    <w:p>
+      <w:r>
+        <w:rPr>
+          <w:rFonts w:ascii="Calibri" w:hAnsi="Calibri" w:eastAsia="Calibri"/>
+          <w:b w:val="0"/>
+          <w:i w:val="0"/>
+          <w:color w:val="151A23"/>
+          <w:sz w:val="22"/>
+        </w:rPr>
+        <w:t xml:space="preserve">Words to avoid on screen: Desk, Board, workflow, pipeline, job. Say </w:t>
+      </w:r>
+      <w:r>
+        <w:rPr>
+          <w:rFonts w:ascii="Calibri" w:hAnsi="Calibri" w:eastAsia="Calibri"/>
+          <w:b/>
+          <w:i w:val="0"/>
+          <w:color w:val="151A23"/>
+          <w:sz w:val="22"/>
+        </w:rPr>
+        <w:t>Flow</w:t>
+      </w:r>
+      <w:r>
+        <w:rPr>
+          <w:rFonts w:ascii="Calibri" w:hAnsi="Calibri" w:eastAsia="Calibri"/>
+          <w:b w:val="0"/>
+          <w:i w:val="0"/>
+          <w:color w:val="151A23"/>
+          <w:sz w:val="22"/>
+        </w:rPr>
+        <w:t xml:space="preserve">, </w:t>
+      </w:r>
+      <w:r>
+        <w:rPr>
+          <w:rFonts w:ascii="Calibri" w:hAnsi="Calibri" w:eastAsia="Calibri"/>
+          <w:b/>
+          <w:i w:val="0"/>
+          <w:color w:val="151A23"/>
+          <w:sz w:val="22"/>
+        </w:rPr>
+        <w:t>Run</w:t>
+      </w:r>
+      <w:r>
+        <w:rPr>
+          <w:rFonts w:ascii="Calibri" w:hAnsi="Calibri" w:eastAsia="Calibri"/>
+          <w:b w:val="0"/>
+          <w:i w:val="0"/>
+          <w:color w:val="151A23"/>
+          <w:sz w:val="22"/>
+        </w:rPr>
+        <w:t xml:space="preserve">, </w:t>
+      </w:r>
+      <w:r>
+        <w:rPr>
+          <w:rFonts w:ascii="Calibri" w:hAnsi="Calibri" w:eastAsia="Calibri"/>
+          <w:b/>
+          <w:i w:val="0"/>
+          <w:color w:val="151A23"/>
+          <w:sz w:val="22"/>
+        </w:rPr>
+        <w:t>human approval</w:t>
+      </w:r>
+      <w:r>
+        <w:rPr>
+          <w:rFonts w:ascii="Calibri" w:hAnsi="Calibri" w:eastAsia="Calibri"/>
+          <w:b w:val="0"/>
+          <w:i w:val="0"/>
+          <w:color w:val="151A23"/>
+          <w:sz w:val="22"/>
+        </w:rPr>
+        <w:t>.</w:t>
+      </w:r>
+    </w:p>
+    <w:p>
+      <w:r>
+        <w:rPr>
+          <w:rFonts w:ascii="Calibri" w:hAnsi="Calibri" w:eastAsia="Calibri"/>
+          <w:b w:val="0"/>
+          <w:i w:val="0"/>
+          <w:color w:val="151A23"/>
+          <w:sz w:val="22"/>
+        </w:rPr>
+        <w:t>---</w:t>
+      </w:r>
+    </w:p>
+    <w:p>
+      <w:pPr>
+        <w:pStyle w:val="Heading2"/>
+      </w:pPr>
+      <w:r>
+        <w:rPr>
+          <w:rFonts w:ascii="Calibri" w:hAnsi="Calibri" w:eastAsia="Calibri"/>
+          <w:b/>
+          <w:i w:val="0"/>
+          <w:color w:val="0B2545"/>
+          <w:sz w:val="32"/>
+        </w:rPr>
+        <w:t>0. The story in one sentence</w:t>
+      </w:r>
+    </w:p>
+    <w:p>
+      <w:r>
+        <w:rPr>
+          <w:rFonts w:ascii="Calibri" w:hAnsi="Calibri" w:eastAsia="Calibri"/>
+          <w:b w:val="0"/>
+          <w:i w:val="0"/>
+          <w:color w:val="151A23"/>
+          <w:sz w:val="22"/>
+        </w:rPr>
+        <w:t xml:space="preserve">As an executive, I want to see at a glance what our AI systems actually did, have the business use the applications, follow executions without taking them for business success, and decide myself — give an opinion in the Hypervisor, approve in an application, or (if it is open) apply a rule change on </w:t>
+      </w:r>
+      <w:r>
+        <w:rPr>
+          <w:rFonts w:ascii="Calibri" w:hAnsi="Calibri" w:eastAsia="Calibri"/>
+          <w:b/>
+          <w:i w:val="0"/>
+          <w:color w:val="151A23"/>
+          <w:sz w:val="22"/>
+        </w:rPr>
+        <w:t>one</w:t>
+      </w:r>
+      <w:r>
+        <w:rPr>
+          <w:rFonts w:ascii="Calibri" w:hAnsi="Calibri" w:eastAsia="Calibri"/>
+          <w:b w:val="0"/>
+          <w:i w:val="0"/>
+          <w:color w:val="151A23"/>
+          <w:sz w:val="22"/>
+        </w:rPr>
+        <w:t xml:space="preserve"> System — so we steer AI like the rest of the company, </w:t>
+      </w:r>
+      <w:r>
+        <w:rPr>
+          <w:rFonts w:ascii="Calibri" w:hAnsi="Calibri" w:eastAsia="Calibri"/>
+          <w:b/>
+          <w:i w:val="0"/>
+          <w:color w:val="151A23"/>
+          <w:sz w:val="22"/>
+        </w:rPr>
+        <w:t>without an invented number</w:t>
+      </w:r>
+      <w:r>
+        <w:rPr>
+          <w:rFonts w:ascii="Calibri" w:hAnsi="Calibri" w:eastAsia="Calibri"/>
+          <w:b w:val="0"/>
+          <w:i w:val="0"/>
+          <w:color w:val="151A23"/>
+          <w:sz w:val="22"/>
+        </w:rPr>
+        <w:t xml:space="preserve"> and </w:t>
+      </w:r>
+      <w:r>
+        <w:rPr>
+          <w:rFonts w:ascii="Calibri" w:hAnsi="Calibri" w:eastAsia="Calibri"/>
+          <w:b/>
+          <w:i w:val="0"/>
+          <w:color w:val="151A23"/>
+          <w:sz w:val="22"/>
+        </w:rPr>
+        <w:t>without letting the model sign in my place</w:t>
+      </w:r>
+      <w:r>
+        <w:rPr>
+          <w:rFonts w:ascii="Calibri" w:hAnsi="Calibri" w:eastAsia="Calibri"/>
+          <w:b w:val="0"/>
+          <w:i w:val="0"/>
+          <w:color w:val="151A23"/>
+          <w:sz w:val="22"/>
+        </w:rPr>
+        <w:t>.</w:t>
+      </w:r>
+    </w:p>
+    <w:p>
+      <w:r>
+        <w:rPr>
+          <w:rFonts w:ascii="Calibri" w:hAnsi="Calibri" w:eastAsia="Calibri"/>
+          <w:b w:val="0"/>
+          <w:i w:val="0"/>
+          <w:color w:val="151A23"/>
+          <w:sz w:val="22"/>
+        </w:rPr>
+        <w:t>---</w:t>
+      </w:r>
+    </w:p>
+    <w:p>
+      <w:pPr>
+        <w:pStyle w:val="Heading2"/>
+      </w:pPr>
+      <w:r>
+        <w:rPr>
+          <w:rFonts w:ascii="Calibri" w:hAnsi="Calibri" w:eastAsia="Calibri"/>
+          <w:b/>
+          <w:i w:val="0"/>
+          <w:color w:val="0B2545"/>
+          <w:sz w:val="32"/>
+        </w:rPr>
+        <w:t>1. Overview</w:t>
+      </w:r>
+    </w:p>
+    <w:p>
+      <w:pPr>
+        <w:pStyle w:val="Heading3"/>
+      </w:pPr>
+      <w:r>
+        <w:rPr>
+          <w:rFonts w:ascii="Calibri" w:hAnsi="Calibri" w:eastAsia="Calibri"/>
+          <w:b/>
+          <w:i w:val="0"/>
+          <w:color w:val="0B2545"/>
+          <w:sz w:val="26"/>
+        </w:rPr>
+        <w:t>1.1 The problem</w:t>
+      </w:r>
+    </w:p>
+    <w:p>
+      <w:r>
+        <w:rPr>
+          <w:rFonts w:ascii="Calibri" w:hAnsi="Calibri" w:eastAsia="Calibri"/>
+          <w:b w:val="0"/>
+          <w:i w:val="0"/>
+          <w:color w:val="151A23"/>
+          <w:sz w:val="22"/>
+        </w:rPr>
+        <w:t>Without a ledger, the COMEX does not know what AI actually produced. Teams have no official path to raise evidence. People fall back on email, meetings, or a displayed “ROI” that fabricates €0 where nothing was measured.</w:t>
+      </w:r>
+    </w:p>
+    <w:p>
+      <w:pPr>
+        <w:pStyle w:val="Heading3"/>
+      </w:pPr>
+      <w:r>
+        <w:rPr>
+          <w:rFonts w:ascii="Calibri" w:hAnsi="Calibri" w:eastAsia="Calibri"/>
+          <w:b/>
+          <w:i w:val="0"/>
+          <w:color w:val="0B2545"/>
+          <w:sz w:val="26"/>
+        </w:rPr>
+        <w:t>1.2 What the Hypervisor gives</w:t>
+      </w:r>
+    </w:p>
+    <w:tbl>
+      <w:tblPr>
+        <w:tblStyle w:val="TableGrid"/>
+        <w:tblW w:type="auto" w:w="0"/>
+        <w:tblLook w:firstColumn="1" w:firstRow="1" w:lastColumn="0" w:lastRow="0" w:noHBand="0" w:noVBand="1" w:val="04A0"/>
+      </w:tblPr>
+      <w:tblGrid>
+        <w:gridCol w:w="4873"/>
+        <w:gridCol w:w="4873"/>
+      </w:tblGrid>
+      <w:tr>
+        <w:tc>
+          <w:tcPr>
+            <w:tcW w:type="dxa" w:w="4873"/>
+          </w:tcPr>
+          <w:p>
+            <w:r>
+              <w:rPr>
+                <w:rFonts w:ascii="Calibri" w:hAnsi="Calibri" w:eastAsia="Calibri"/>
+                <w:b/>
+                <w:i w:val="0"/>
+                <w:color w:val="0B2545"/>
+                <w:sz w:val="18"/>
+              </w:rPr>
+              <w:t>You can…</w:t>
+            </w:r>
+          </w:p>
+        </w:tc>
+        <w:tc>
+          <w:tcPr>
+            <w:tcW w:type="dxa" w:w="4873"/>
+          </w:tcPr>
+          <w:p>
+            <w:r>
+              <w:rPr>
+                <w:rFonts w:ascii="Calibri" w:hAnsi="Calibri" w:eastAsia="Calibri"/>
+                <w:b/>
+                <w:i w:val="0"/>
+                <w:color w:val="0B2545"/>
+                <w:sz w:val="18"/>
+              </w:rPr>
+              <w:t>In practice</w:t>
             </w:r>
           </w:p>
         </w:tc>
@@ -920,7 +1245,7 @@
                 <w:color w:val="151A23"/>
                 <w:sz w:val="18"/>
               </w:rPr>
-              <w:t>Ledger</w:t>
+              <w:t>Read the ledger</w:t>
             </w:r>
           </w:p>
         </w:tc>
@@ -937,37 +1262,7 @@
                 <w:color w:val="151A23"/>
                 <w:sz w:val="18"/>
               </w:rPr>
-              <w:t xml:space="preserve">Consolidate Runs, measured cost, declared value, </w:t>
-            </w:r>
-            <w:r>
-              <w:rPr>
-                <w:rFonts w:ascii="Consolas" w:hAnsi="Consolas" w:eastAsia="Consolas"/>
-                <w:b w:val="0"/>
-                <w:i w:val="0"/>
-                <w:color w:val="0E6B6A"/>
-                <w:sz w:val="18"/>
-              </w:rPr>
-              <w:t>not_measured</w:t>
-            </w:r>
-            <w:r>
-              <w:rPr>
-                <w:rFonts w:ascii="Calibri" w:hAnsi="Calibri" w:eastAsia="Calibri"/>
-                <w:b w:val="0"/>
-                <w:i w:val="0"/>
-                <w:color w:val="151A23"/>
-                <w:sz w:val="18"/>
-              </w:rPr>
-              <w:t xml:space="preserve"> / </w:t>
-            </w:r>
-            <w:r>
-              <w:rPr>
-                <w:rFonts w:ascii="Consolas" w:hAnsi="Consolas" w:eastAsia="Consolas"/>
-                <w:b w:val="0"/>
-                <w:i w:val="0"/>
-                <w:color w:val="0E6B6A"/>
-                <w:sz w:val="18"/>
-              </w:rPr>
-              <w:t>not_configured</w:t>
+              <w:t>See executions, measured costs, declared value, and what is missing</w:t>
             </w:r>
           </w:p>
         </w:tc>
@@ -986,7 +1281,7 @@
                 <w:color w:val="151A23"/>
                 <w:sz w:val="18"/>
               </w:rPr>
-              <w:t>Top-down objectives</w:t>
+              <w:t>Set a heading</w:t>
             </w:r>
           </w:p>
         </w:tc>
@@ -1003,27 +1298,7 @@
                 <w:color w:val="151A23"/>
                 <w:sz w:val="18"/>
               </w:rPr>
-              <w:t>Bounded operational objective on a System (</w:t>
-            </w:r>
-            <w:r>
-              <w:rPr>
-                <w:rFonts w:ascii="Consolas" w:hAnsi="Consolas" w:eastAsia="Consolas"/>
-                <w:b w:val="0"/>
-                <w:i w:val="0"/>
-                <w:color w:val="0E6B6A"/>
-                <w:sz w:val="18"/>
-              </w:rPr>
-              <w:t>operational_objective</w:t>
-            </w:r>
-            <w:r>
-              <w:rPr>
-                <w:rFonts w:ascii="Calibri" w:hAnsi="Calibri" w:eastAsia="Calibri"/>
-                <w:b w:val="0"/>
-                <w:i w:val="0"/>
-                <w:color w:val="151A23"/>
-                <w:sz w:val="18"/>
-              </w:rPr>
-              <w:t>)</w:t>
+              <w:t>Put a simple operational objective on a System (volume, delay, approvals, cost)</w:t>
             </w:r>
           </w:p>
         </w:tc>
@@ -1042,7 +1317,7 @@
                 <w:color w:val="151A23"/>
                 <w:sz w:val="18"/>
               </w:rPr>
-              <w:t>Bottom-up</w:t>
+              <w:t>Raise the field</w:t>
             </w:r>
           </w:p>
         </w:tc>
@@ -1059,7 +1334,7 @@
                 <w:color w:val="151A23"/>
                 <w:sz w:val="18"/>
               </w:rPr>
-              <w:t>Runs, value bases, Work Experiences, review queue</w:t>
+              <w:t>Published applications and each execution leave a trace</w:t>
             </w:r>
           </w:p>
         </w:tc>
@@ -1078,7 +1353,7 @@
                 <w:color w:val="151A23"/>
                 <w:sz w:val="18"/>
               </w:rPr>
-              <w:t>Decisions</w:t>
+              <w:t>Decide</w:t>
             </w:r>
           </w:p>
         </w:tc>
@@ -1095,7 +1370,27 @@
                 <w:color w:val="151A23"/>
                 <w:sz w:val="18"/>
               </w:rPr>
-              <w:t>`proposed → accepted \</w:t>
+              <w:t xml:space="preserve">Accept or reject what is waiting for a signature — </w:t>
+            </w:r>
+            <w:r>
+              <w:rPr>
+                <w:rFonts w:ascii="Calibri" w:hAnsi="Calibri" w:eastAsia="Calibri"/>
+                <w:b/>
+                <w:i w:val="0"/>
+                <w:color w:val="151A23"/>
+                <w:sz w:val="18"/>
+              </w:rPr>
+              <w:t>recorded opinion</w:t>
+            </w:r>
+            <w:r>
+              <w:rPr>
+                <w:rFonts w:ascii="Calibri" w:hAnsi="Calibri" w:eastAsia="Calibri"/>
+                <w:b w:val="0"/>
+                <w:i w:val="0"/>
+                <w:color w:val="151A23"/>
+                <w:sz w:val="18"/>
+              </w:rPr>
+              <w:t>, not an automatic change</w:t>
             </w:r>
           </w:p>
         </w:tc>
@@ -1114,7 +1409,7 @@
                 <w:color w:val="151A23"/>
                 <w:sz w:val="18"/>
               </w:rPr>
-              <w:t>Value loop</w:t>
+              <w:t>Apply a change</w:t>
             </w:r>
           </w:p>
         </w:tc>
@@ -1131,17 +1426,27 @@
                 <w:color w:val="151A23"/>
                 <w:sz w:val="18"/>
               </w:rPr>
-              <w:t xml:space="preserve">Steer: </w:t>
+              <w:t xml:space="preserve">Only from the pilot screen of </w:t>
             </w:r>
             <w:r>
               <w:rPr>
-                <w:rFonts w:ascii="Consolas" w:hAnsi="Consolas" w:eastAsia="Consolas"/>
+                <w:rFonts w:ascii="Calibri" w:hAnsi="Calibri" w:eastAsia="Calibri"/>
+                <w:b/>
+                <w:i w:val="0"/>
+                <w:color w:val="151A23"/>
+                <w:sz w:val="18"/>
+              </w:rPr>
+              <w:t>one</w:t>
+            </w:r>
+            <w:r>
+              <w:rPr>
+                <w:rFonts w:ascii="Calibri" w:hAnsi="Calibri" w:eastAsia="Calibri"/>
                 <w:b w:val="0"/>
                 <w:i w:val="0"/>
-                <w:color w:val="0E6B6A"/>
+                <w:color w:val="151A23"/>
                 <w:sz w:val="18"/>
               </w:rPr>
-              <w:t>Outcome → Decision → Simulate → Approve → Act → Measure</w:t>
+              <w:t xml:space="preserve"> System: simulate, approve, apply, measure</w:t>
             </w:r>
           </w:p>
         </w:tc>
@@ -1160,7 +1465,7 @@
                 <w:color w:val="151A23"/>
                 <w:sz w:val="18"/>
               </w:rPr>
-              <w:t>Companion</w:t>
+              <w:t>Talk to the portfolio</w:t>
             </w:r>
           </w:p>
         </w:tc>
@@ -1177,7 +1482,7 @@
                 <w:color w:val="151A23"/>
                 <w:sz w:val="18"/>
               </w:rPr>
-              <w:t>First-class conversation, same rights, the model does not sign</w:t>
+              <w:t>A conversation companion, with the same rights as the screen; it does not sign</w:t>
             </w:r>
           </w:p>
         </w:tc>
@@ -1196,7 +1501,7 @@
                 <w:color w:val="151A23"/>
                 <w:sz w:val="18"/>
               </w:rPr>
-              <w:t>Governance</w:t>
+              <w:t>Control</w:t>
             </w:r>
           </w:p>
         </w:tc>
@@ -1213,7 +1518,7 @@
                 <w:color w:val="151A23"/>
                 <w:sz w:val="18"/>
               </w:rPr>
-              <w:t>IAM, audit, Membrane; never “prompt only”</w:t>
+              <w:t>Who sees, who decides, who applies; everything is logged</w:t>
             </w:r>
           </w:p>
         </w:tc>
@@ -1232,7 +1537,7 @@
           <w:color w:val="0B2545"/>
           <w:sz w:val="26"/>
         </w:rPr>
-        <w:t>1.3 Personas</w:t>
+        <w:t>1.3 Who does what</w:t>
       </w:r>
     </w:p>
     <w:tbl>
@@ -1277,7 +1582,7 @@
                 <w:color w:val="0B2545"/>
                 <w:sz w:val="18"/>
               </w:rPr>
-              <w:t>Agentium role</w:t>
+              <w:t>Job</w:t>
             </w:r>
           </w:p>
         </w:tc>
@@ -1294,7 +1599,7 @@
                 <w:color w:val="0B2545"/>
                 <w:sz w:val="18"/>
               </w:rPr>
-              <w:t>Surface</w:t>
+              <w:t>Where</w:t>
             </w:r>
           </w:p>
         </w:tc>
@@ -1313,7 +1618,7 @@
                 <w:color w:val="151A23"/>
                 <w:sz w:val="18"/>
               </w:rPr>
-              <w:t>Executive (Sarah)</w:t>
+              <w:t>Executive</w:t>
             </w:r>
           </w:p>
         </w:tc>
@@ -1330,7 +1635,7 @@
                 <w:color w:val="151A23"/>
                 <w:sz w:val="18"/>
               </w:rPr>
-              <w:t>Observe the portfolio, sign signals, allocate</w:t>
+              <w:t>See the portfolio, sign opinions, arbitrate</w:t>
             </w:r>
           </w:p>
         </w:tc>
@@ -1341,13 +1646,13 @@
           <w:p>
             <w:r>
               <w:rPr>
-                <w:rFonts w:ascii="Consolas" w:hAnsi="Consolas" w:eastAsia="Consolas"/>
+                <w:rFonts w:ascii="Calibri" w:hAnsi="Calibri" w:eastAsia="Calibri"/>
                 <w:b w:val="0"/>
                 <w:i w:val="0"/>
-                <w:color w:val="0E6B6A"/>
+                <w:color w:val="151A23"/>
                 <w:sz w:val="18"/>
               </w:rPr>
-              <w:t>/hypervisor</w:t>
+              <w:t>Hypervisor</w:t>
             </w:r>
           </w:p>
         </w:tc>
@@ -1366,7 +1671,7 @@
                 <w:color w:val="151A23"/>
                 <w:sz w:val="18"/>
               </w:rPr>
-              <w:t>Steward (Mehdi)</w:t>
+              <w:t>Pilot</w:t>
             </w:r>
           </w:p>
         </w:tc>
@@ -1383,7 +1688,7 @@
                 <w:color w:val="151A23"/>
                 <w:sz w:val="18"/>
               </w:rPr>
-              <w:t>Bound and enact via Steer</w:t>
+              <w:t>Bound a System, apply a rule change if it is open</w:t>
             </w:r>
           </w:p>
         </w:tc>
@@ -1394,13 +1699,13 @@
           <w:p>
             <w:r>
               <w:rPr>
-                <w:rFonts w:ascii="Consolas" w:hAnsi="Consolas" w:eastAsia="Consolas"/>
+                <w:rFonts w:ascii="Calibri" w:hAnsi="Calibri" w:eastAsia="Calibri"/>
                 <w:b w:val="0"/>
                 <w:i w:val="0"/>
-                <w:color w:val="0E6B6A"/>
+                <w:color w:val="151A23"/>
                 <w:sz w:val="18"/>
               </w:rPr>
-              <w:t>/systems/:id?lens=steer</w:t>
+              <w:t>The System’s pilot screen</w:t>
             </w:r>
           </w:p>
         </w:tc>
@@ -1419,7 +1724,7 @@
                 <w:color w:val="151A23"/>
                 <w:sz w:val="18"/>
               </w:rPr>
-              <w:t>Builder (Alex)</w:t>
+              <w:t>Designer</w:t>
             </w:r>
           </w:p>
         </w:tc>
@@ -1436,7 +1741,7 @@
                 <w:color w:val="151A23"/>
                 <w:sz w:val="18"/>
               </w:rPr>
-              <w:t>Compose and publish a System / Experience</w:t>
+              <w:t>Build and publish a System or an application</w:t>
             </w:r>
           </w:p>
         </w:tc>
@@ -1447,33 +1752,13 @@
           <w:p>
             <w:r>
               <w:rPr>
-                <w:rFonts w:ascii="Consolas" w:hAnsi="Consolas" w:eastAsia="Consolas"/>
-                <w:b w:val="0"/>
-                <w:i w:val="0"/>
-                <w:color w:val="0E6B6A"/>
-                <w:sz w:val="18"/>
-              </w:rPr>
-              <w:t>/create</w:t>
-            </w:r>
-            <w:r>
-              <w:rPr>
                 <w:rFonts w:ascii="Calibri" w:hAnsi="Calibri" w:eastAsia="Calibri"/>
                 <w:b w:val="0"/>
                 <w:i w:val="0"/>
                 <w:color w:val="151A23"/>
                 <w:sz w:val="18"/>
               </w:rPr>
-              <w:t xml:space="preserve">, </w:t>
-            </w:r>
-            <w:r>
-              <w:rPr>
-                <w:rFonts w:ascii="Consolas" w:hAnsi="Consolas" w:eastAsia="Consolas"/>
-                <w:b w:val="0"/>
-                <w:i w:val="0"/>
-                <w:color w:val="0E6B6A"/>
-                <w:sz w:val="18"/>
-              </w:rPr>
-              <w:t>/systems/new</w:t>
+              <w:t>Cockpit, create</w:t>
             </w:r>
           </w:p>
         </w:tc>
@@ -1492,7 +1777,7 @@
                 <w:color w:val="151A23"/>
                 <w:sz w:val="18"/>
               </w:rPr>
-              <w:t>Business (Claire)</w:t>
+              <w:t>Business user</w:t>
             </w:r>
           </w:p>
         </w:tc>
@@ -1509,7 +1794,7 @@
                 <w:color w:val="151A23"/>
                 <w:sz w:val="18"/>
               </w:rPr>
-              <w:t>Consume, cite, sign a gate</w:t>
+              <w:t>Use the application, open sources, approve if asked</w:t>
             </w:r>
           </w:p>
         </w:tc>
@@ -1520,23 +1805,13 @@
           <w:p>
             <w:r>
               <w:rPr>
-                <w:rFonts w:ascii="Consolas" w:hAnsi="Consolas" w:eastAsia="Consolas"/>
-                <w:b w:val="0"/>
-                <w:i w:val="0"/>
-                <w:color w:val="0E6B6A"/>
-                <w:sz w:val="18"/>
-              </w:rPr>
-              <w:t>/work</w:t>
-            </w:r>
-            <w:r>
-              <w:rPr>
                 <w:rFonts w:ascii="Calibri" w:hAnsi="Calibri" w:eastAsia="Calibri"/>
                 <w:b w:val="0"/>
                 <w:i w:val="0"/>
                 <w:color w:val="151A23"/>
                 <w:sz w:val="18"/>
               </w:rPr>
-              <w:t>, Studio</w:t>
+              <w:t>Work, Studio</w:t>
             </w:r>
           </w:p>
         </w:tc>
@@ -1555,7 +1830,7 @@
                 <w:color w:val="151A23"/>
                 <w:sz w:val="18"/>
               </w:rPr>
-              <w:t>Governance (Nadia)</w:t>
+              <w:t>Compliance</w:t>
             </w:r>
           </w:p>
         </w:tc>
@@ -1572,7 +1847,7 @@
                 <w:color w:val="151A23"/>
                 <w:sz w:val="18"/>
               </w:rPr>
-              <w:t>Audit, access</w:t>
+              <w:t>Check who did what</w:t>
             </w:r>
           </w:p>
         </w:tc>
@@ -1583,33 +1858,13 @@
           <w:p>
             <w:r>
               <w:rPr>
-                <w:rFonts w:ascii="Consolas" w:hAnsi="Consolas" w:eastAsia="Consolas"/>
-                <w:b w:val="0"/>
-                <w:i w:val="0"/>
-                <w:color w:val="0E6B6A"/>
-                <w:sz w:val="18"/>
-              </w:rPr>
-              <w:t>/governance/audit</w:t>
-            </w:r>
-            <w:r>
-              <w:rPr>
                 <w:rFonts w:ascii="Calibri" w:hAnsi="Calibri" w:eastAsia="Calibri"/>
                 <w:b w:val="0"/>
                 <w:i w:val="0"/>
                 <w:color w:val="151A23"/>
                 <w:sz w:val="18"/>
               </w:rPr>
-              <w:t xml:space="preserve">, </w:t>
-            </w:r>
-            <w:r>
-              <w:rPr>
-                <w:rFonts w:ascii="Consolas" w:hAnsi="Consolas" w:eastAsia="Consolas"/>
-                <w:b w:val="0"/>
-                <w:i w:val="0"/>
-                <w:color w:val="0E6B6A"/>
-                <w:sz w:val="18"/>
-              </w:rPr>
-              <w:t>/governance/access</w:t>
+              <w:t>Audit log, access</w:t>
             </w:r>
           </w:p>
         </w:tc>
@@ -1619,13 +1874,23 @@
     <w:p>
       <w:r>
         <w:rPr>
-          <w:rFonts w:ascii="Consolas" w:hAnsi="Consolas" w:eastAsia="Consolas"/>
+          <w:rFonts w:ascii="Calibri" w:hAnsi="Calibri" w:eastAsia="Calibri"/>
           <w:b w:val="0"/>
           <w:i w:val="0"/>
-          <w:color w:val="0E6B6A"/>
-          <w:sz w:val="22"/>
-        </w:rPr>
-        <w:t>Work ↔ Cockpit</w:t>
+          <w:color w:val="151A23"/>
+          <w:sz w:val="22"/>
+        </w:rPr>
+        <w:t xml:space="preserve">Work and Cockpit are not two visual themes: you move from one to the other by </w:t>
+      </w:r>
+      <w:r>
+        <w:rPr>
+          <w:rFonts w:ascii="Calibri" w:hAnsi="Calibri" w:eastAsia="Calibri"/>
+          <w:b/>
+          <w:i w:val="0"/>
+          <w:color w:val="151A23"/>
+          <w:sz w:val="22"/>
+        </w:rPr>
+        <w:t>rights</w:t>
       </w:r>
       <w:r>
         <w:rPr>
@@ -1635,67 +1900,7 @@
           <w:color w:val="151A23"/>
           <w:sz w:val="22"/>
         </w:rPr>
-        <w:t xml:space="preserve"> is an RBAC link, not a theme. Do not say Desk, Board, workflow, pipeline, job, HITL (say </w:t>
-      </w:r>
-      <w:r>
-        <w:rPr>
-          <w:rFonts w:ascii="Calibri" w:hAnsi="Calibri" w:eastAsia="Calibri"/>
-          <w:b/>
-          <w:i w:val="0"/>
-          <w:color w:val="151A23"/>
-          <w:sz w:val="22"/>
-        </w:rPr>
-        <w:t>Flow</w:t>
-      </w:r>
-      <w:r>
-        <w:rPr>
-          <w:rFonts w:ascii="Calibri" w:hAnsi="Calibri" w:eastAsia="Calibri"/>
-          <w:b w:val="0"/>
-          <w:i w:val="0"/>
-          <w:color w:val="151A23"/>
-          <w:sz w:val="22"/>
-        </w:rPr>
-        <w:t xml:space="preserve">, </w:t>
-      </w:r>
-      <w:r>
-        <w:rPr>
-          <w:rFonts w:ascii="Calibri" w:hAnsi="Calibri" w:eastAsia="Calibri"/>
-          <w:b/>
-          <w:i w:val="0"/>
-          <w:color w:val="151A23"/>
-          <w:sz w:val="22"/>
-        </w:rPr>
-        <w:t>Run</w:t>
-      </w:r>
-      <w:r>
-        <w:rPr>
-          <w:rFonts w:ascii="Calibri" w:hAnsi="Calibri" w:eastAsia="Calibri"/>
-          <w:b w:val="0"/>
-          <w:i w:val="0"/>
-          <w:color w:val="151A23"/>
-          <w:sz w:val="22"/>
-        </w:rPr>
-        <w:t xml:space="preserve">, </w:t>
-      </w:r>
-      <w:r>
-        <w:rPr>
-          <w:rFonts w:ascii="Calibri" w:hAnsi="Calibri" w:eastAsia="Calibri"/>
-          <w:b/>
-          <w:i w:val="0"/>
-          <w:color w:val="151A23"/>
-          <w:sz w:val="22"/>
-        </w:rPr>
-        <w:t>human approval</w:t>
-      </w:r>
-      <w:r>
-        <w:rPr>
-          <w:rFonts w:ascii="Calibri" w:hAnsi="Calibri" w:eastAsia="Calibri"/>
-          <w:b w:val="0"/>
-          <w:i w:val="0"/>
-          <w:color w:val="151A23"/>
-          <w:sz w:val="22"/>
-        </w:rPr>
-        <w:t>).</w:t>
+        <w:t>, not by a “mode” button.</w:t>
       </w:r>
     </w:p>
     <w:p>
@@ -1710,7 +1915,7 @@
           <w:color w:val="0B2545"/>
           <w:sz w:val="26"/>
         </w:rPr>
-        <w:t>1.4 Gating — flags, not a PRO edition</w:t>
+        <w:t>1.4 What turns on or off</w:t>
       </w:r>
     </w:p>
     <w:p>
@@ -1722,7 +1927,7 @@
           <w:color w:val="151A23"/>
           <w:sz w:val="22"/>
         </w:rPr>
-        <w:t>Agentium has no Standard / PRO pair. Scope is workspace flags:</w:t>
+        <w:t>Agentium has no “Standard / PRO” edition. Capabilities open per workspace:</w:t>
       </w:r>
     </w:p>
     <w:tbl>
@@ -1749,7 +1954,7 @@
                 <w:color w:val="0B2545"/>
                 <w:sz w:val="18"/>
               </w:rPr>
-              <w:t>Flag</w:t>
+              <w:t>Switch (internal name)</w:t>
             </w:r>
           </w:p>
         </w:tc>
@@ -1766,7 +1971,7 @@
                 <w:color w:val="0B2545"/>
                 <w:sz w:val="18"/>
               </w:rPr>
-              <w:t>Effect</w:t>
+              <w:t>What you see</w:t>
             </w:r>
           </w:p>
         </w:tc>
@@ -1779,13 +1984,13 @@
           <w:p>
             <w:r>
               <w:rPr>
-                <w:rFonts w:ascii="Consolas" w:hAnsi="Consolas" w:eastAsia="Consolas"/>
+                <w:rFonts w:ascii="Calibri" w:hAnsi="Calibri" w:eastAsia="Calibri"/>
                 <w:b w:val="0"/>
                 <w:i w:val="0"/>
-                <w:color w:val="0E6B6A"/>
+                <w:color w:val="151A23"/>
                 <w:sz w:val="18"/>
               </w:rPr>
-              <w:t>experience_v1</w:t>
+              <w:t>Business applications</w:t>
             </w:r>
           </w:p>
         </w:tc>
@@ -1802,7 +2007,7 @@
                 <w:color w:val="151A23"/>
                 <w:sz w:val="18"/>
               </w:rPr>
-              <w:t>Work / Experiences</w:t>
+              <w:t>Work and published applications</w:t>
             </w:r>
           </w:p>
         </w:tc>
@@ -1815,13 +2020,13 @@
           <w:p>
             <w:r>
               <w:rPr>
-                <w:rFonts w:ascii="Consolas" w:hAnsi="Consolas" w:eastAsia="Consolas"/>
+                <w:rFonts w:ascii="Calibri" w:hAnsi="Calibri" w:eastAsia="Calibri"/>
                 <w:b w:val="0"/>
                 <w:i w:val="0"/>
-                <w:color w:val="0E6B6A"/>
+                <w:color w:val="151A23"/>
                 <w:sz w:val="18"/>
               </w:rPr>
-              <w:t>adoption_experience_v1</w:t>
+              <w:t>Adoption path</w:t>
             </w:r>
           </w:p>
         </w:tc>
@@ -1838,7 +2043,7 @@
                 <w:color w:val="151A23"/>
                 <w:sz w:val="18"/>
               </w:rPr>
-              <w:t xml:space="preserve">Business entry, Impact rail, guides, companion — </w:t>
+              <w:t xml:space="preserve">Business home, “Impact” menu, guides, companion — </w:t>
             </w:r>
             <w:r>
               <w:rPr>
@@ -1848,7 +2053,7 @@
                 <w:color w:val="151A23"/>
                 <w:sz w:val="18"/>
               </w:rPr>
-              <w:t>off</w:t>
+              <w:t>off by default</w:t>
             </w:r>
             <w:r>
               <w:rPr>
@@ -1858,17 +2063,7 @@
                 <w:color w:val="151A23"/>
                 <w:sz w:val="18"/>
               </w:rPr>
-              <w:t xml:space="preserve"> by default, </w:t>
-            </w:r>
-            <w:r>
-              <w:rPr>
-                <w:rFonts w:ascii="Calibri" w:hAnsi="Calibri" w:eastAsia="Calibri"/>
-                <w:b/>
-                <w:i w:val="0"/>
-                <w:color w:val="151A23"/>
-                <w:sz w:val="18"/>
-              </w:rPr>
-              <w:t>not accepted</w:t>
+              <w:t>, not yet user-validated</w:t>
             </w:r>
           </w:p>
         </w:tc>
@@ -1881,13 +2076,13 @@
           <w:p>
             <w:r>
               <w:rPr>
-                <w:rFonts w:ascii="Consolas" w:hAnsi="Consolas" w:eastAsia="Consolas"/>
+                <w:rFonts w:ascii="Calibri" w:hAnsi="Calibri" w:eastAsia="Calibri"/>
                 <w:b w:val="0"/>
                 <w:i w:val="0"/>
-                <w:color w:val="0E6B6A"/>
+                <w:color w:val="151A23"/>
                 <w:sz w:val="18"/>
               </w:rPr>
-              <w:t>hypervisor_v2</w:t>
+              <w:t>Ledger v2</w:t>
             </w:r>
           </w:p>
         </w:tc>
@@ -1904,7 +2099,7 @@
                 <w:color w:val="151A23"/>
                 <w:sz w:val="18"/>
               </w:rPr>
-              <w:t>Ledger (else v1 value balance sheet)</w:t>
+              <w:t>New reading (measured / declared); otherwise the older value balance sheet</w:t>
             </w:r>
           </w:p>
         </w:tc>
@@ -1917,23 +2112,13 @@
           <w:p>
             <w:r>
               <w:rPr>
-                <w:rFonts w:ascii="Consolas" w:hAnsi="Consolas" w:eastAsia="Consolas"/>
-                <w:b w:val="0"/>
-                <w:i w:val="0"/>
-                <w:color w:val="0E6B6A"/>
-                <w:sz w:val="18"/>
-              </w:rPr>
-              <w:t>value_loop_v1</w:t>
-            </w:r>
-            <w:r>
-              <w:rPr>
                 <w:rFonts w:ascii="Calibri" w:hAnsi="Calibri" w:eastAsia="Calibri"/>
                 <w:b w:val="0"/>
                 <w:i w:val="0"/>
                 <w:color w:val="151A23"/>
                 <w:sz w:val="18"/>
               </w:rPr>
-              <w:t xml:space="preserve"> + System canary</w:t>
+              <w:t>Value loop</w:t>
             </w:r>
           </w:p>
         </w:tc>
@@ -1950,7 +2135,27 @@
                 <w:color w:val="151A23"/>
                 <w:sz w:val="18"/>
               </w:rPr>
-              <w:t>Enactment Simulate → Measure</w:t>
+              <w:t xml:space="preserve">On </w:t>
+            </w:r>
+            <w:r>
+              <w:rPr>
+                <w:rFonts w:ascii="Calibri" w:hAnsi="Calibri" w:eastAsia="Calibri"/>
+                <w:b/>
+                <w:i w:val="0"/>
+                <w:color w:val="151A23"/>
+                <w:sz w:val="18"/>
+              </w:rPr>
+              <w:t>one</w:t>
+            </w:r>
+            <w:r>
+              <w:rPr>
+                <w:rFonts w:ascii="Calibri" w:hAnsi="Calibri" w:eastAsia="Calibri"/>
+                <w:b w:val="0"/>
+                <w:i w:val="0"/>
+                <w:color w:val="151A23"/>
+                <w:sz w:val="18"/>
+              </w:rPr>
+              <w:t xml:space="preserve"> chosen System: simulate then apply a change</w:t>
             </w:r>
           </w:p>
         </w:tc>
@@ -1969,7 +2174,7 @@
           <w:color w:val="0B2545"/>
           <w:sz w:val="26"/>
         </w:rPr>
-        <w:t>1.5 papAI → Agentium map</w:t>
+        <w:t>1.5 If you come from papAI</w:t>
       </w:r>
     </w:p>
     <w:tbl>
@@ -1997,7 +2202,7 @@
                 <w:color w:val="0B2545"/>
                 <w:sz w:val="18"/>
               </w:rPr>
-              <w:t>papAI</w:t>
+              <w:t>We used to say</w:t>
             </w:r>
           </w:p>
         </w:tc>
@@ -2014,7 +2219,7 @@
                 <w:color w:val="0B2545"/>
                 <w:sz w:val="18"/>
               </w:rPr>
-              <w:t>Agentium</w:t>
+              <w:t>We say now</w:t>
             </w:r>
           </w:p>
         </w:tc>
@@ -2031,7 +2236,7 @@
                 <w:color w:val="0B2545"/>
                 <w:sz w:val="18"/>
               </w:rPr>
-              <w:t>Do not copy as-is</w:t>
+              <w:t>Do not still promise</w:t>
             </w:r>
           </w:p>
         </w:tc>
@@ -2050,7 +2255,7 @@
                 <w:color w:val="151A23"/>
                 <w:sz w:val="18"/>
               </w:rPr>
-              <w:t>Suite / Workflow</w:t>
+              <w:t>Suite, Workflow</w:t>
             </w:r>
           </w:p>
         </w:tc>
@@ -2067,7 +2272,7 @@
                 <w:color w:val="151A23"/>
                 <w:sz w:val="18"/>
               </w:rPr>
-              <w:t>System bound to a Capability</w:t>
+              <w:t>System, bound to a physical business capability</w:t>
             </w:r>
           </w:p>
         </w:tc>
@@ -2120,17 +2325,7 @@
                 <w:color w:val="151A23"/>
                 <w:sz w:val="18"/>
               </w:rPr>
-              <w:t xml:space="preserve">Cockpit surface </w:t>
-            </w:r>
-            <w:r>
-              <w:rPr>
-                <w:rFonts w:ascii="Consolas" w:hAnsi="Consolas" w:eastAsia="Consolas"/>
-                <w:b w:val="0"/>
-                <w:i w:val="0"/>
-                <w:color w:val="0E6B6A"/>
-                <w:sz w:val="18"/>
-              </w:rPr>
-              <w:t>/hypervisor</w:t>
+              <w:t>Hypervisor / Impact page in the Cockpit</w:t>
             </w:r>
           </w:p>
         </w:tc>
@@ -2147,7 +2342,7 @@
                 <w:color w:val="151A23"/>
                 <w:sz w:val="18"/>
               </w:rPr>
-              <w:t>“first system App on NextJS”</w:t>
+              <w:t>“first system App”</w:t>
             </w:r>
           </w:p>
         </w:tc>
@@ -2166,7 +2361,7 @@
                 <w:color w:val="151A23"/>
                 <w:sz w:val="18"/>
               </w:rPr>
-              <w:t>€ target</w:t>
+              <w:t>Euro target</w:t>
             </w:r>
           </w:p>
         </w:tc>
@@ -2177,23 +2372,13 @@
           <w:p>
             <w:r>
               <w:rPr>
-                <w:rFonts w:ascii="Consolas" w:hAnsi="Consolas" w:eastAsia="Consolas"/>
-                <w:b w:val="0"/>
-                <w:i w:val="0"/>
-                <w:color w:val="0E6B6A"/>
-                <w:sz w:val="18"/>
-              </w:rPr>
-              <w:t>operational_objective</w:t>
-            </w:r>
-            <w:r>
-              <w:rPr>
                 <w:rFonts w:ascii="Calibri" w:hAnsi="Calibri" w:eastAsia="Calibri"/>
                 <w:b w:val="0"/>
                 <w:i w:val="0"/>
                 <w:color w:val="151A23"/>
                 <w:sz w:val="18"/>
               </w:rPr>
-              <w:t xml:space="preserve"> (5 metrics) + </w:t>
+              <w:t xml:space="preserve">Operational objective (5 indicators) + </w:t>
             </w:r>
             <w:r>
               <w:rPr>
@@ -2230,7 +2415,7 @@
                 <w:color w:val="151A23"/>
                 <w:sz w:val="18"/>
               </w:rPr>
-              <w:t>chrome ROI = financial truth</w:t>
+              <w:t>The big number on screen = financial truth</w:t>
             </w:r>
           </w:p>
         </w:tc>
@@ -2249,7 +2434,7 @@
                 <w:color w:val="151A23"/>
                 <w:sz w:val="18"/>
               </w:rPr>
-              <w:t>Directive + ack</w:t>
+              <w:t>Directive to discharge</w:t>
             </w:r>
           </w:p>
         </w:tc>
@@ -2266,7 +2451,7 @@
                 <w:color w:val="151A23"/>
                 <w:sz w:val="18"/>
               </w:rPr>
-              <w:t>Decision + Studio gate + value loop</w:t>
+              <w:t>Decision + approval in the application +, if open, a rule change</w:t>
             </w:r>
           </w:p>
         </w:tc>
@@ -2283,7 +2468,7 @@
                 <w:color w:val="151A23"/>
                 <w:sz w:val="18"/>
               </w:rPr>
-              <w:t>papAI-style ack workflow</w:t>
+              <w:t>papAI discharge circuit</w:t>
             </w:r>
           </w:p>
         </w:tc>
@@ -2302,7 +2487,7 @@
                 <w:color w:val="151A23"/>
                 <w:sz w:val="18"/>
               </w:rPr>
-              <w:t>Proposal / Alert / Insight</w:t>
+              <w:t>Proposal / alert / insight</w:t>
             </w:r>
           </w:p>
         </w:tc>
@@ -2319,67 +2504,7 @@
                 <w:color w:val="151A23"/>
                 <w:sz w:val="18"/>
               </w:rPr>
-              <w:t>Decision (</w:t>
-            </w:r>
-            <w:r>
-              <w:rPr>
-                <w:rFonts w:ascii="Consolas" w:hAnsi="Consolas" w:eastAsia="Consolas"/>
-                <w:b w:val="0"/>
-                <w:i w:val="0"/>
-                <w:color w:val="0E6B6A"/>
-                <w:sz w:val="18"/>
-              </w:rPr>
-              <w:t>recommendation</w:t>
-            </w:r>
-            <w:r>
-              <w:rPr>
-                <w:rFonts w:ascii="Calibri" w:hAnsi="Calibri" w:eastAsia="Calibri"/>
-                <w:b w:val="0"/>
-                <w:i w:val="0"/>
-                <w:color w:val="151A23"/>
-                <w:sz w:val="18"/>
-              </w:rPr>
-              <w:t xml:space="preserve">, </w:t>
-            </w:r>
-            <w:r>
-              <w:rPr>
-                <w:rFonts w:ascii="Consolas" w:hAnsi="Consolas" w:eastAsia="Consolas"/>
-                <w:b w:val="0"/>
-                <w:i w:val="0"/>
-                <w:color w:val="0E6B6A"/>
-                <w:sz w:val="18"/>
-              </w:rPr>
-              <w:t>review_required</w:t>
-            </w:r>
-            <w:r>
-              <w:rPr>
-                <w:rFonts w:ascii="Calibri" w:hAnsi="Calibri" w:eastAsia="Calibri"/>
-                <w:b w:val="0"/>
-                <w:i w:val="0"/>
-                <w:color w:val="151A23"/>
-                <w:sz w:val="18"/>
-              </w:rPr>
-              <w:t xml:space="preserve">, </w:t>
-            </w:r>
-            <w:r>
-              <w:rPr>
-                <w:rFonts w:ascii="Consolas" w:hAnsi="Consolas" w:eastAsia="Consolas"/>
-                <w:b w:val="0"/>
-                <w:i w:val="0"/>
-                <w:color w:val="0E6B6A"/>
-                <w:sz w:val="18"/>
-              </w:rPr>
-              <w:t>value_loop</w:t>
-            </w:r>
-            <w:r>
-              <w:rPr>
-                <w:rFonts w:ascii="Calibri" w:hAnsi="Calibri" w:eastAsia="Calibri"/>
-                <w:b w:val="0"/>
-                <w:i w:val="0"/>
-                <w:color w:val="151A23"/>
-                <w:sz w:val="18"/>
-              </w:rPr>
-              <w:t>)</w:t>
+              <w:t>One decision (recommendation, review, value scenario)</w:t>
             </w:r>
           </w:p>
         </w:tc>
@@ -2396,7 +2521,7 @@
                 <w:color w:val="151A23"/>
                 <w:sz w:val="18"/>
               </w:rPr>
-              <w:t>Six form types</w:t>
+              <w:t>Six distinct forms</w:t>
             </w:r>
           </w:p>
         </w:tc>
@@ -2415,7 +2540,7 @@
                 <w:color w:val="151A23"/>
                 <w:sz w:val="18"/>
               </w:rPr>
-              <w:t>Strategic agent + action tools</w:t>
+              <w:t>Strategic agent that acts</w:t>
             </w:r>
           </w:p>
         </w:tc>
@@ -2432,17 +2557,17 @@
                 <w:color w:val="151A23"/>
                 <w:sz w:val="18"/>
               </w:rPr>
-              <w:t>Companion (</w:t>
+              <w:t xml:space="preserve">Companion that </w:t>
             </w:r>
             <w:r>
               <w:rPr>
-                <w:rFonts w:ascii="Consolas" w:hAnsi="Consolas" w:eastAsia="Consolas"/>
-                <w:b w:val="0"/>
+                <w:rFonts w:ascii="Calibri" w:hAnsi="Calibri" w:eastAsia="Calibri"/>
+                <w:b/>
                 <w:i w:val="0"/>
-                <w:color w:val="0E6B6A"/>
+                <w:color w:val="151A23"/>
                 <w:sz w:val="18"/>
               </w:rPr>
-              <w:t>inspect_system</w:t>
+              <w:t>reads</w:t>
             </w:r>
             <w:r>
               <w:rPr>
@@ -2452,47 +2577,7 @@
                 <w:color w:val="151A23"/>
                 <w:sz w:val="18"/>
               </w:rPr>
-              <w:t xml:space="preserve">, </w:t>
-            </w:r>
-            <w:r>
-              <w:rPr>
-                <w:rFonts w:ascii="Consolas" w:hAnsi="Consolas" w:eastAsia="Consolas"/>
-                <w:b w:val="0"/>
-                <w:i w:val="0"/>
-                <w:color w:val="0E6B6A"/>
-                <w:sz w:val="18"/>
-              </w:rPr>
-              <w:t>compare_runs</w:t>
-            </w:r>
-            <w:r>
-              <w:rPr>
-                <w:rFonts w:ascii="Calibri" w:hAnsi="Calibri" w:eastAsia="Calibri"/>
-                <w:b w:val="0"/>
-                <w:i w:val="0"/>
-                <w:color w:val="151A23"/>
-                <w:sz w:val="18"/>
-              </w:rPr>
-              <w:t xml:space="preserve">, </w:t>
-            </w:r>
-            <w:r>
-              <w:rPr>
-                <w:rFonts w:ascii="Consolas" w:hAnsi="Consolas" w:eastAsia="Consolas"/>
-                <w:b w:val="0"/>
-                <w:i w:val="0"/>
-                <w:color w:val="0E6B6A"/>
-                <w:sz w:val="18"/>
-              </w:rPr>
-              <w:t>read_operational_metrics</w:t>
-            </w:r>
-            <w:r>
-              <w:rPr>
-                <w:rFonts w:ascii="Calibri" w:hAnsi="Calibri" w:eastAsia="Calibri"/>
-                <w:b w:val="0"/>
-                <w:i w:val="0"/>
-                <w:color w:val="151A23"/>
-                <w:sz w:val="18"/>
-              </w:rPr>
-              <w:t>)</w:t>
+              <w:t xml:space="preserve"> and explains</w:t>
             </w:r>
           </w:p>
         </w:tc>
@@ -2503,23 +2588,13 @@
           <w:p>
             <w:r>
               <w:rPr>
-                <w:rFonts w:ascii="Consolas" w:hAnsi="Consolas" w:eastAsia="Consolas"/>
-                <w:b w:val="0"/>
-                <w:i w:val="0"/>
-                <w:color w:val="0E6B6A"/>
-                <w:sz w:val="18"/>
-              </w:rPr>
-              <w:t>send_directive()</w:t>
-            </w:r>
-            <w:r>
-              <w:rPr>
                 <w:rFonts w:ascii="Calibri" w:hAnsi="Calibri" w:eastAsia="Calibri"/>
                 <w:b w:val="0"/>
                 <w:i w:val="0"/>
                 <w:color w:val="151A23"/>
                 <w:sz w:val="18"/>
               </w:rPr>
-              <w:t xml:space="preserve"> from chat</w:t>
+              <w:t>Send a directive from chat</w:t>
             </w:r>
           </w:p>
         </w:tc>
@@ -2550,22 +2625,12 @@
             <w:r>
               <w:rPr>
                 <w:rFonts w:ascii="Calibri" w:hAnsi="Calibri" w:eastAsia="Calibri"/>
-                <w:b w:val="0"/>
-                <w:i w:val="0"/>
-                <w:color w:val="151A23"/>
-                <w:sz w:val="18"/>
-              </w:rPr>
-              <w:t xml:space="preserve">Diagnostics + Runs — </w:t>
-            </w:r>
-            <w:r>
-              <w:rPr>
-                <w:rFonts w:ascii="Calibri" w:hAnsi="Calibri" w:eastAsia="Calibri"/>
                 <w:b/>
                 <w:i w:val="0"/>
                 <w:color w:val="151A23"/>
                 <w:sz w:val="18"/>
               </w:rPr>
-              <w:t>technical</w:t>
+              <w:t>Technical</w:t>
             </w:r>
             <w:r>
               <w:rPr>
@@ -2575,7 +2640,7 @@
                 <w:color w:val="151A23"/>
                 <w:sz w:val="18"/>
               </w:rPr>
-              <w:t xml:space="preserve"> health</w:t>
+              <w:t xml:space="preserve"> health of executions</w:t>
             </w:r>
           </w:p>
         </w:tc>
@@ -2592,7 +2657,7 @@
                 <w:color w:val="151A23"/>
                 <w:sz w:val="18"/>
               </w:rPr>
-              <w:t>“Healthy” = business success</w:t>
+              <w:t>“Green” = business success</w:t>
             </w:r>
           </w:p>
         </w:tc>
@@ -2628,7 +2693,7 @@
                 <w:color w:val="151A23"/>
                 <w:sz w:val="18"/>
               </w:rPr>
-              <w:t>Experience publication + evaluation + Run</w:t>
+              <w:t>Publish an application + run + trace</w:t>
             </w:r>
           </w:p>
         </w:tc>
@@ -2645,7 +2710,7 @@
                 <w:color w:val="151A23"/>
                 <w:sz w:val="18"/>
               </w:rPr>
-              <w:t>Custom Metric Python from the Hypervisor</w:t>
+              <w:t>Create a technical metric from the Hypervisor</w:t>
             </w:r>
           </w:p>
         </w:tc>
@@ -2681,7 +2746,7 @@
                 <w:color w:val="151A23"/>
                 <w:sz w:val="18"/>
               </w:rPr>
-              <w:t>Workspace flags</w:t>
+              <w:t>Workspace switches</w:t>
             </w:r>
           </w:p>
         </w:tc>
@@ -2698,7 +2763,7 @@
                 <w:color w:val="151A23"/>
                 <w:sz w:val="18"/>
               </w:rPr>
-              <w:t>Paid Standard/PRO edition</w:t>
+              <w:t>Paid edition</w:t>
             </w:r>
           </w:p>
         </w:tc>
@@ -2729,7 +2794,7 @@
           <w:color w:val="0B2545"/>
           <w:sz w:val="32"/>
         </w:rPr>
-        <w:t>2. Epic 1 — Ledger (aggregation)</w:t>
+        <w:t>2. Epic 1 — Read the ledger</w:t>
       </w:r>
     </w:p>
     <w:p>
@@ -2788,7 +2853,27 @@
           <w:color w:val="151A23"/>
           <w:sz w:val="22"/>
         </w:rPr>
-        <w:t>As an executive, I want to see, on the chosen period, what the portfolio executed and on what evidence, so that I can judge impact without taking an invented zero as a measurement.</w:t>
+        <w:t xml:space="preserve">As an executive, I want to see, on the chosen period, what actually ran and on what evidence, so I can judge impact </w:t>
+      </w:r>
+      <w:r>
+        <w:rPr>
+          <w:rFonts w:ascii="Calibri" w:hAnsi="Calibri" w:eastAsia="Calibri"/>
+          <w:b/>
+          <w:i w:val="0"/>
+          <w:color w:val="151A23"/>
+          <w:sz w:val="22"/>
+        </w:rPr>
+        <w:t>without taking a gap for a zero</w:t>
+      </w:r>
+      <w:r>
+        <w:rPr>
+          <w:rFonts w:ascii="Calibri" w:hAnsi="Calibri" w:eastAsia="Calibri"/>
+          <w:b w:val="0"/>
+          <w:i w:val="0"/>
+          <w:color w:val="151A23"/>
+          <w:sz w:val="22"/>
+        </w:rPr>
+        <w:t>.</w:t>
       </w:r>
     </w:p>
     <w:p>
@@ -2815,27 +2900,7 @@
           <w:color w:val="151A23"/>
           <w:sz w:val="22"/>
         </w:rPr>
-        <w:t xml:space="preserve">[ ] </w:t>
-      </w:r>
-      <w:r>
-        <w:rPr>
-          <w:rFonts w:ascii="Consolas" w:hAnsi="Consolas" w:eastAsia="Consolas"/>
-          <w:b w:val="0"/>
-          <w:i w:val="0"/>
-          <w:color w:val="0E6B6A"/>
-          <w:sz w:val="22"/>
-        </w:rPr>
-        <w:t>/hypervisor</w:t>
-      </w:r>
-      <w:r>
-        <w:rPr>
-          <w:rFonts w:ascii="Calibri" w:hAnsi="Calibri" w:eastAsia="Calibri"/>
-          <w:b w:val="0"/>
-          <w:i w:val="0"/>
-          <w:color w:val="151A23"/>
-          <w:sz w:val="22"/>
-        </w:rPr>
-        <w:t xml:space="preserve"> shows Runs, outcomes, cost and value with an explicit</w:t>
+        <w:t>[ ] The Hypervisor shows executions, results, cost and value, each with</w:t>
       </w:r>
     </w:p>
     <w:p>
@@ -2847,97 +2912,7 @@
           <w:color w:val="151A23"/>
           <w:sz w:val="22"/>
         </w:rPr>
-        <w:t xml:space="preserve">fact-state: </w:t>
-      </w:r>
-      <w:r>
-        <w:rPr>
-          <w:rFonts w:ascii="Consolas" w:hAnsi="Consolas" w:eastAsia="Consolas"/>
-          <w:b w:val="0"/>
-          <w:i w:val="0"/>
-          <w:color w:val="0E6B6A"/>
-          <w:sz w:val="22"/>
-        </w:rPr>
-        <w:t>available</w:t>
-      </w:r>
-      <w:r>
-        <w:rPr>
-          <w:rFonts w:ascii="Calibri" w:hAnsi="Calibri" w:eastAsia="Calibri"/>
-          <w:b w:val="0"/>
-          <w:i w:val="0"/>
-          <w:color w:val="151A23"/>
-          <w:sz w:val="22"/>
-        </w:rPr>
-        <w:t xml:space="preserve"> · </w:t>
-      </w:r>
-      <w:r>
-        <w:rPr>
-          <w:rFonts w:ascii="Consolas" w:hAnsi="Consolas" w:eastAsia="Consolas"/>
-          <w:b w:val="0"/>
-          <w:i w:val="0"/>
-          <w:color w:val="0E6B6A"/>
-          <w:sz w:val="22"/>
-        </w:rPr>
-        <w:t>not_measured</w:t>
-      </w:r>
-      <w:r>
-        <w:rPr>
-          <w:rFonts w:ascii="Calibri" w:hAnsi="Calibri" w:eastAsia="Calibri"/>
-          <w:b w:val="0"/>
-          <w:i w:val="0"/>
-          <w:color w:val="151A23"/>
-          <w:sz w:val="22"/>
-        </w:rPr>
-        <w:t xml:space="preserve"> · </w:t>
-      </w:r>
-      <w:r>
-        <w:rPr>
-          <w:rFonts w:ascii="Consolas" w:hAnsi="Consolas" w:eastAsia="Consolas"/>
-          <w:b w:val="0"/>
-          <w:i w:val="0"/>
-          <w:color w:val="0E6B6A"/>
-          <w:sz w:val="22"/>
-        </w:rPr>
-        <w:t>not_configured</w:t>
-      </w:r>
-      <w:r>
-        <w:rPr>
-          <w:rFonts w:ascii="Calibri" w:hAnsi="Calibri" w:eastAsia="Calibri"/>
-          <w:b w:val="0"/>
-          <w:i w:val="0"/>
-          <w:color w:val="151A23"/>
-          <w:sz w:val="22"/>
-        </w:rPr>
-        <w:t xml:space="preserve"> · </w:t>
-      </w:r>
-      <w:r>
-        <w:rPr>
-          <w:rFonts w:ascii="Consolas" w:hAnsi="Consolas" w:eastAsia="Consolas"/>
-          <w:b w:val="0"/>
-          <w:i w:val="0"/>
-          <w:color w:val="0E6B6A"/>
-          <w:sz w:val="22"/>
-        </w:rPr>
-        <w:t>restricted</w:t>
-      </w:r>
-      <w:r>
-        <w:rPr>
-          <w:rFonts w:ascii="Calibri" w:hAnsi="Calibri" w:eastAsia="Calibri"/>
-          <w:b w:val="0"/>
-          <w:i w:val="0"/>
-          <w:color w:val="151A23"/>
-          <w:sz w:val="22"/>
-        </w:rPr>
-        <w:t xml:space="preserve"> · </w:t>
-      </w:r>
-      <w:r>
-        <w:rPr>
-          <w:rFonts w:ascii="Consolas" w:hAnsi="Consolas" w:eastAsia="Consolas"/>
-          <w:b w:val="0"/>
-          <w:i w:val="0"/>
-          <w:color w:val="0E6B6A"/>
-          <w:sz w:val="22"/>
-        </w:rPr>
-        <w:t>unavailable</w:t>
+        <w:t>a clear state: available, not measured, not configured, restricted, unavailable</w:t>
       </w:r>
     </w:p>
     <w:p>
@@ -2952,7 +2927,7 @@
           <w:color w:val="151A23"/>
           <w:sz w:val="22"/>
         </w:rPr>
-        <w:t xml:space="preserve">[ ] Missing data is </w:t>
+        <w:t xml:space="preserve">[ ] Missing data does </w:t>
       </w:r>
       <w:r>
         <w:rPr>
@@ -2972,7 +2947,7 @@
           <w:color w:val="151A23"/>
           <w:sz w:val="22"/>
         </w:rPr>
-        <w:t xml:space="preserve"> rendered as €0 / 0 h</w:t>
+        <w:t xml:space="preserve"> appear as €0 or 0 h</w:t>
       </w:r>
     </w:p>
     <w:p>
@@ -2987,29 +2962,29 @@
           <w:color w:val="151A23"/>
           <w:sz w:val="22"/>
         </w:rPr>
-        <w:t xml:space="preserve">[ ] v1: “net value” hero is labelled a </w:t>
-      </w:r>
-      <w:r>
-        <w:rPr>
-          <w:rFonts w:ascii="Calibri" w:hAnsi="Calibri" w:eastAsia="Calibri"/>
-          <w:b/>
-          <w:i w:val="0"/>
-          <w:color w:val="151A23"/>
-          <w:sz w:val="22"/>
-        </w:rPr>
-        <w:t>capability ROI model</w:t>
+        <w:t>[ ] Older view: the big “net value” figure is announced as an</w:t>
       </w:r>
     </w:p>
     <w:p>
       <w:r>
         <w:rPr>
           <w:rFonts w:ascii="Calibri" w:hAnsi="Calibri" w:eastAsia="Calibri"/>
+          <w:b/>
+          <w:i w:val="0"/>
+          <w:color w:val="151A23"/>
+          <w:sz w:val="22"/>
+        </w:rPr>
+        <w:t>estimate model</w:t>
+      </w:r>
+      <w:r>
+        <w:rPr>
+          <w:rFonts w:ascii="Calibri" w:hAnsi="Calibri" w:eastAsia="Calibri"/>
           <w:b w:val="0"/>
           <w:i w:val="0"/>
           <w:color w:val="151A23"/>
           <w:sz w:val="22"/>
         </w:rPr>
-        <w:t>(estimated − cost), not a financial attestation</w:t>
+        <w:t xml:space="preserve"> (declared value minus cost), not an audited account</w:t>
       </w:r>
     </w:p>
     <w:p>
@@ -3024,27 +2999,7 @@
           <w:color w:val="151A23"/>
           <w:sz w:val="22"/>
         </w:rPr>
-        <w:t>[ ] v2 (</w:t>
-      </w:r>
-      <w:r>
-        <w:rPr>
-          <w:rFonts w:ascii="Consolas" w:hAnsi="Consolas" w:eastAsia="Consolas"/>
-          <w:b w:val="0"/>
-          <w:i w:val="0"/>
-          <w:color w:val="0E6B6A"/>
-          <w:sz w:val="22"/>
-        </w:rPr>
-        <w:t>hypervisor_v2</w:t>
-      </w:r>
-      <w:r>
-        <w:rPr>
-          <w:rFonts w:ascii="Calibri" w:hAnsi="Calibri" w:eastAsia="Calibri"/>
-          <w:b w:val="0"/>
-          <w:i w:val="0"/>
-          <w:color w:val="151A23"/>
-          <w:sz w:val="22"/>
-        </w:rPr>
-        <w:t xml:space="preserve">): legend </w:t>
+        <w:t xml:space="preserve">[ ] Newer view: legend </w:t>
       </w:r>
       <w:r>
         <w:rPr>
@@ -3064,7 +3019,7 @@
           <w:color w:val="151A23"/>
           <w:sz w:val="22"/>
         </w:rPr>
-        <w:t>;</w:t>
+        <w:t>; you</w:t>
       </w:r>
     </w:p>
     <w:p>
@@ -3076,7 +3031,7 @@
           <w:color w:val="151A23"/>
           <w:sz w:val="22"/>
         </w:rPr>
-        <w:t>Understand → Detail → Decide</w:t>
+        <w:t>understand, detail, decide</w:t>
       </w:r>
     </w:p>
     <w:p>
@@ -3091,7 +3046,7 @@
           <w:color w:val="151A23"/>
           <w:sz w:val="22"/>
         </w:rPr>
-        <w:t>[ ] Breakdown by System / Capability is clickable</w:t>
+        <w:t>[ ] You can click a row to open the System or its executions</w:t>
       </w:r>
     </w:p>
     <w:p>
@@ -3106,27 +3061,7 @@
           <w:color w:val="151A23"/>
           <w:sz w:val="22"/>
         </w:rPr>
-        <w:t xml:space="preserve">[ ] Displayed ROI is </w:t>
-      </w:r>
-      <w:r>
-        <w:rPr>
-          <w:rFonts w:ascii="Calibri" w:hAnsi="Calibri" w:eastAsia="Calibri"/>
-          <w:b/>
-          <w:i w:val="0"/>
-          <w:color w:val="151A23"/>
-          <w:sz w:val="22"/>
-        </w:rPr>
-        <w:t>suppressed</w:t>
-      </w:r>
-      <w:r>
-        <w:rPr>
-          <w:rFonts w:ascii="Calibri" w:hAnsi="Calibri" w:eastAsia="Calibri"/>
-          <w:b w:val="0"/>
-          <w:i w:val="0"/>
-          <w:color w:val="151A23"/>
-          <w:sz w:val="22"/>
-        </w:rPr>
-        <w:t xml:space="preserve"> when cost is near zero, and capped</w:t>
+        <w:t>[ ] An “ROI” does not appear when cost is near zero</w:t>
       </w:r>
     </w:p>
     <w:p>
@@ -3134,71 +3069,21 @@
         <w:rPr>
           <w:rFonts w:ascii="Calibri" w:hAnsi="Calibri" w:eastAsia="Calibri"/>
           <w:b w:val="0"/>
-          <w:i w:val="0"/>
-          <w:color w:val="151A23"/>
-          <w:sz w:val="22"/>
-        </w:rPr>
-        <w:t xml:space="preserve">Data: </w:t>
-      </w:r>
-      <w:r>
-        <w:rPr>
-          <w:rFonts w:ascii="Consolas" w:hAnsi="Consolas" w:eastAsia="Consolas"/>
+          <w:i/>
+          <w:color w:val="151A23"/>
+          <w:sz w:val="22"/>
+        </w:rPr>
+        <w:t>Technical note:</w:t>
+      </w:r>
+      <w:r>
+        <w:rPr>
+          <w:rFonts w:ascii="Calibri" w:hAnsi="Calibri" w:eastAsia="Calibri"/>
           <w:b w:val="0"/>
           <w:i w:val="0"/>
-          <w:color w:val="0E6B6A"/>
-          <w:sz w:val="22"/>
-        </w:rPr>
-        <w:t>GET /hypervisor/balance-sheet</w:t>
-      </w:r>
-      <w:r>
-        <w:rPr>
-          <w:rFonts w:ascii="Calibri" w:hAnsi="Calibri" w:eastAsia="Calibri"/>
-          <w:b w:val="0"/>
-          <w:i w:val="0"/>
-          <w:color w:val="151A23"/>
-          <w:sz w:val="22"/>
-        </w:rPr>
-        <w:t xml:space="preserve">, </w:t>
-      </w:r>
-      <w:r>
-        <w:rPr>
-          <w:rFonts w:ascii="Consolas" w:hAnsi="Consolas" w:eastAsia="Consolas"/>
-          <w:b w:val="0"/>
-          <w:i w:val="0"/>
-          <w:color w:val="0E6B6A"/>
-          <w:sz w:val="22"/>
-        </w:rPr>
-        <w:t>GET /hypervisor/series</w:t>
-      </w:r>
-      <w:r>
-        <w:rPr>
-          <w:rFonts w:ascii="Calibri" w:hAnsi="Calibri" w:eastAsia="Calibri"/>
-          <w:b w:val="0"/>
-          <w:i w:val="0"/>
-          <w:color w:val="151A23"/>
-          <w:sz w:val="22"/>
-        </w:rPr>
-        <w:t xml:space="preserve">, </w:t>
-      </w:r>
-      <w:r>
-        <w:rPr>
-          <w:rFonts w:ascii="Consolas" w:hAnsi="Consolas" w:eastAsia="Consolas"/>
-          <w:b w:val="0"/>
-          <w:i w:val="0"/>
-          <w:color w:val="0E6B6A"/>
-          <w:sz w:val="22"/>
-        </w:rPr>
-        <w:t>GET /hypervisor/value-bases</w:t>
-      </w:r>
-      <w:r>
-        <w:rPr>
-          <w:rFonts w:ascii="Calibri" w:hAnsi="Calibri" w:eastAsia="Calibri"/>
-          <w:b w:val="0"/>
-          <w:i w:val="0"/>
-          <w:color w:val="151A23"/>
-          <w:sz w:val="22"/>
-        </w:rPr>
-        <w:t>.</w:t>
+          <w:color w:val="151A23"/>
+          <w:sz w:val="22"/>
+        </w:rPr>
+        <w:t xml:space="preserve"> Hypervisor page; shared fact-states; v2 behind the Ledger switch.</w:t>
       </w:r>
     </w:p>
     <w:p>
@@ -3213,7 +3098,7 @@
           <w:color w:val="0B2545"/>
           <w:sz w:val="26"/>
         </w:rPr>
-        <w:t>US-AHYP-101: Choose the observation period</w:t>
+        <w:t>US-AHYP-101: Choose the period</w:t>
       </w:r>
     </w:p>
     <w:p>
@@ -3225,7 +3110,7 @@
           <w:color w:val="151A23"/>
           <w:sz w:val="22"/>
         </w:rPr>
-        <w:t>Status: Shipped</w:t>
+        <w:t>Status: Delivered</w:t>
       </w:r>
       <w:r>
         <w:rPr>
@@ -3257,7 +3142,7 @@
           <w:color w:val="151A23"/>
           <w:sz w:val="22"/>
         </w:rPr>
-        <w:t>As an executive, I want to choose the window (30d, 90d, WTD / MTD / QTD by version) so that I can compare without changing object.</w:t>
+        <w:t>As an executive, I want to choose 30 days, 90 days or an equivalent period, so I can compare without changing the subject.</w:t>
       </w:r>
     </w:p>
     <w:p>
@@ -3284,27 +3169,7 @@
           <w:color w:val="151A23"/>
           <w:sz w:val="22"/>
         </w:rPr>
-        <w:t xml:space="preserve">[ ] Selector in </w:t>
-      </w:r>
-      <w:r>
-        <w:rPr>
-          <w:rFonts w:ascii="Consolas" w:hAnsi="Consolas" w:eastAsia="Consolas"/>
-          <w:b w:val="0"/>
-          <w:i w:val="0"/>
-          <w:color w:val="0E6B6A"/>
-          <w:sz w:val="22"/>
-        </w:rPr>
-        <w:t>/hypervisor</w:t>
-      </w:r>
-      <w:r>
-        <w:rPr>
-          <w:rFonts w:ascii="Calibri" w:hAnsi="Calibri" w:eastAsia="Calibri"/>
-          <w:b w:val="0"/>
-          <w:i w:val="0"/>
-          <w:color w:val="151A23"/>
-          <w:sz w:val="22"/>
-        </w:rPr>
-        <w:t xml:space="preserve"> chrome</w:t>
+        <w:t>[ ] The choice is visible at the top of the Hypervisor</w:t>
       </w:r>
     </w:p>
     <w:p>
@@ -3319,7 +3184,7 @@
           <w:color w:val="151A23"/>
           <w:sz w:val="22"/>
         </w:rPr>
-        <w:t>[ ] All blocks recompute</w:t>
+        <w:t>[ ] The whole screen recalculates (figures, list, decisions, charts)</w:t>
       </w:r>
     </w:p>
     <w:p>
@@ -3334,7 +3199,7 @@
           <w:color w:val="151A23"/>
           <w:sz w:val="22"/>
         </w:rPr>
-        <w:t>[ ] v2: Direction = 90d / hours; Operations = 30d / runs;</w:t>
+        <w:t>[ ] Newer view: Direction = 90 days / hours; Operations = 30 days /</w:t>
       </w:r>
     </w:p>
     <w:p>
@@ -3346,7 +3211,7 @@
           <w:color w:val="151A23"/>
           <w:sz w:val="22"/>
         </w:rPr>
-        <w:t>Compliance = 90d / runs</w:t>
+        <w:t>executions; Compliance = 90 days / executions</w:t>
       </w:r>
     </w:p>
     <w:p>
@@ -3361,7 +3226,7 @@
           <w:color w:val="0B2545"/>
           <w:sz w:val="26"/>
         </w:rPr>
-        <w:t>US-AHYP-102: Read value bases</w:t>
+        <w:t>US-AHYP-102: See value bases</w:t>
       </w:r>
     </w:p>
     <w:p>
@@ -3373,7 +3238,7 @@
           <w:color w:val="151A23"/>
           <w:sz w:val="22"/>
         </w:rPr>
-        <w:t>Status: Shipped</w:t>
+        <w:t>Status: Delivered</w:t>
       </w:r>
       <w:r>
         <w:rPr>
@@ -3405,7 +3270,27 @@
           <w:color w:val="151A23"/>
           <w:sz w:val="22"/>
         </w:rPr>
-        <w:t>As an executive, I want to see which Capabilities have a signed, dated, versioned value base, so that I know what is declared versus native units (runs, hours).</w:t>
+        <w:t xml:space="preserve">As an executive, I want to know which capabilities have a signed, dated, versioned value convention, so I can separate what is </w:t>
+      </w:r>
+      <w:r>
+        <w:rPr>
+          <w:rFonts w:ascii="Calibri" w:hAnsi="Calibri" w:eastAsia="Calibri"/>
+          <w:b/>
+          <w:i w:val="0"/>
+          <w:color w:val="151A23"/>
+          <w:sz w:val="22"/>
+        </w:rPr>
+        <w:t>declared</w:t>
+      </w:r>
+      <w:r>
+        <w:rPr>
+          <w:rFonts w:ascii="Calibri" w:hAnsi="Calibri" w:eastAsia="Calibri"/>
+          <w:b w:val="0"/>
+          <w:i w:val="0"/>
+          <w:color w:val="151A23"/>
+          <w:sz w:val="22"/>
+        </w:rPr>
+        <w:t xml:space="preserve"> from what exists only as a count of executions or hours.</w:t>
       </w:r>
     </w:p>
     <w:p>
@@ -3432,89 +3317,19 @@
           <w:color w:val="151A23"/>
           <w:sz w:val="22"/>
         </w:rPr>
-        <w:t xml:space="preserve">[ ] </w:t>
-      </w:r>
-      <w:r>
-        <w:rPr>
-          <w:rFonts w:ascii="Consolas" w:hAnsi="Consolas" w:eastAsia="Consolas"/>
-          <w:b w:val="0"/>
-          <w:i w:val="0"/>
-          <w:color w:val="0E6B6A"/>
-          <w:sz w:val="22"/>
-        </w:rPr>
-        <w:t>GET /hypervisor/value-bases</w:t>
-      </w:r>
-      <w:r>
-        <w:rPr>
-          <w:rFonts w:ascii="Calibri" w:hAnsi="Calibri" w:eastAsia="Calibri"/>
-          <w:b w:val="0"/>
-          <w:i w:val="0"/>
-          <w:color w:val="151A23"/>
-          <w:sz w:val="22"/>
-        </w:rPr>
-        <w:t xml:space="preserve"> lists bases (</w:t>
-      </w:r>
-      <w:r>
-        <w:rPr>
-          <w:rFonts w:ascii="Consolas" w:hAnsi="Consolas" w:eastAsia="Consolas"/>
-          <w:b w:val="0"/>
-          <w:i w:val="0"/>
-          <w:color w:val="0E6B6A"/>
-          <w:sz w:val="22"/>
-        </w:rPr>
-        <w:t>declared</w:t>
-      </w:r>
-      <w:r>
-        <w:rPr>
-          <w:rFonts w:ascii="Calibri" w:hAnsi="Calibri" w:eastAsia="Calibri"/>
-          <w:b w:val="0"/>
-          <w:i w:val="0"/>
-          <w:color w:val="151A23"/>
-          <w:sz w:val="22"/>
-        </w:rPr>
-        <w:t xml:space="preserve"> | </w:t>
-      </w:r>
-      <w:r>
-        <w:rPr>
-          <w:rFonts w:ascii="Consolas" w:hAnsi="Consolas" w:eastAsia="Consolas"/>
-          <w:b w:val="0"/>
-          <w:i w:val="0"/>
-          <w:color w:val="0E6B6A"/>
-          <w:sz w:val="22"/>
-        </w:rPr>
-        <w:t>measured</w:t>
-      </w:r>
-      <w:r>
-        <w:rPr>
-          <w:rFonts w:ascii="Calibri" w:hAnsi="Calibri" w:eastAsia="Calibri"/>
-          <w:b w:val="0"/>
-          <w:i w:val="0"/>
-          <w:color w:val="151A23"/>
-          <w:sz w:val="22"/>
-        </w:rPr>
-        <w:t xml:space="preserve"> |</w:t>
+        <w:t>[ ] The list of bases is visible, with a status: declared, measured, or</w:t>
       </w:r>
     </w:p>
     <w:p>
       <w:r>
         <w:rPr>
-          <w:rFonts w:ascii="Consolas" w:hAnsi="Consolas" w:eastAsia="Consolas"/>
+          <w:rFonts w:ascii="Calibri" w:hAnsi="Calibri" w:eastAsia="Calibri"/>
           <w:b w:val="0"/>
           <w:i w:val="0"/>
-          <w:color w:val="0E6B6A"/>
+          <w:color w:val="151A23"/>
           <w:sz w:val="22"/>
         </w:rPr>
         <w:t>none</w:t>
-      </w:r>
-      <w:r>
-        <w:rPr>
-          <w:rFonts w:ascii="Calibri" w:hAnsi="Calibri" w:eastAsia="Calibri"/>
-          <w:b w:val="0"/>
-          <w:i w:val="0"/>
-          <w:color w:val="151A23"/>
-          <w:sz w:val="22"/>
-        </w:rPr>
-        <w:t>)</w:t>
       </w:r>
     </w:p>
     <w:p>
@@ -3529,7 +3344,19 @@
           <w:color w:val="151A23"/>
           <w:sz w:val="22"/>
         </w:rPr>
-        <w:t>[ ] Without a base: native unit, no fabricated euro</w:t>
+        <w:t>[ ] Without a base: stay on a simple unit (executions, hours), no</w:t>
+      </w:r>
+    </w:p>
+    <w:p>
+      <w:r>
+        <w:rPr>
+          <w:rFonts w:ascii="Calibri" w:hAnsi="Calibri" w:eastAsia="Calibri"/>
+          <w:b w:val="0"/>
+          <w:i w:val="0"/>
+          <w:color w:val="151A23"/>
+          <w:sz w:val="22"/>
+        </w:rPr>
+        <w:t>invented euro</w:t>
       </w:r>
     </w:p>
     <w:p>
@@ -3564,7 +3391,7 @@
           <w:color w:val="151A23"/>
           <w:sz w:val="22"/>
         </w:rPr>
-        <w:t xml:space="preserve"> a Lot 8 measurement</w:t>
+        <w:t xml:space="preserve"> a proven saving</w:t>
       </w:r>
     </w:p>
     <w:p>
@@ -3579,7 +3406,7 @@
           <w:color w:val="0B2545"/>
           <w:sz w:val="26"/>
         </w:rPr>
-        <w:t>US-AHYP-103: Keep v1 and v2 stories distinct</w:t>
+        <w:t>US-AHYP-103: Do not tell the same story on both views</w:t>
       </w:r>
     </w:p>
     <w:p>
@@ -3591,7 +3418,7 @@
           <w:color w:val="151A23"/>
           <w:sz w:val="22"/>
         </w:rPr>
-        <w:t>Status: Shipped</w:t>
+        <w:t>Status: Delivered</w:t>
       </w:r>
       <w:r>
         <w:rPr>
@@ -3623,27 +3450,7 @@
           <w:color w:val="151A23"/>
           <w:sz w:val="22"/>
         </w:rPr>
-        <w:t xml:space="preserve">As a steward, I want </w:t>
-      </w:r>
-      <w:r>
-        <w:rPr>
-          <w:rFonts w:ascii="Consolas" w:hAnsi="Consolas" w:eastAsia="Consolas"/>
-          <w:b w:val="0"/>
-          <w:i w:val="0"/>
-          <w:color w:val="0E6B6A"/>
-          <w:sz w:val="22"/>
-        </w:rPr>
-        <w:t>hypervisor_v2</w:t>
-      </w:r>
-      <w:r>
-        <w:rPr>
-          <w:rFonts w:ascii="Calibri" w:hAnsi="Calibri" w:eastAsia="Calibri"/>
-          <w:b w:val="0"/>
-          <w:i w:val="0"/>
-          <w:color w:val="151A23"/>
-          <w:sz w:val="22"/>
-        </w:rPr>
-        <w:t xml:space="preserve"> to pick the component so that we do not promise the portfolio value-loop banner on the Ledger.</w:t>
+        <w:t>As a pilot, I want the older and newer views to stay honest, so we do not promise a “value-loop summary” where it is not shown.</w:t>
       </w:r>
     </w:p>
     <w:p>
@@ -3670,27 +3477,29 @@
           <w:color w:val="151A23"/>
           <w:sz w:val="22"/>
         </w:rPr>
-        <w:t xml:space="preserve">[ ] Flag absent / false → v1 (balance sheet + </w:t>
-      </w:r>
-      <w:r>
-        <w:rPr>
-          <w:rFonts w:ascii="Consolas" w:hAnsi="Consolas" w:eastAsia="Consolas"/>
+        <w:t>[ ] Without the newer view: balance sheet + portfolio summary, with the</w:t>
+      </w:r>
+    </w:p>
+    <w:p>
+      <w:r>
+        <w:rPr>
+          <w:rFonts w:ascii="Calibri" w:hAnsi="Calibri" w:eastAsia="Calibri"/>
           <w:b w:val="0"/>
           <w:i w:val="0"/>
-          <w:color w:val="0E6B6A"/>
-          <w:sz w:val="22"/>
-        </w:rPr>
-        <w:t>GET /hypervisor/value-loop</w:t>
+          <w:color w:val="151A23"/>
+          <w:sz w:val="22"/>
+        </w:rPr>
+        <w:t xml:space="preserve">line </w:t>
       </w:r>
       <w:r>
         <w:rPr>
           <w:rFonts w:ascii="Calibri" w:hAnsi="Calibri" w:eastAsia="Calibri"/>
           <w:b w:val="0"/>
-          <w:i w:val="0"/>
-          <w:color w:val="151A23"/>
-          <w:sz w:val="22"/>
-        </w:rPr>
-        <w:t>)</w:t>
+          <w:i/>
+          <w:color w:val="151A23"/>
+          <w:sz w:val="22"/>
+        </w:rPr>
+        <w:t>A simulation is not a measurement</w:t>
       </w:r>
     </w:p>
     <w:p>
@@ -3705,7 +3514,125 @@
           <w:color w:val="151A23"/>
           <w:sz w:val="22"/>
         </w:rPr>
-        <w:t>[ ] Flag true → v2 (no value-loop aggregate)</w:t>
+        <w:t>[ ] With the newer view: ledger; not that summary</w:t>
+      </w:r>
+    </w:p>
+    <w:p>
+      <w:r>
+        <w:rPr>
+          <w:rFonts w:ascii="Calibri" w:hAnsi="Calibri" w:eastAsia="Calibri"/>
+          <w:b w:val="0"/>
+          <w:i w:val="0"/>
+          <w:color w:val="151A23"/>
+          <w:sz w:val="22"/>
+        </w:rPr>
+        <w:t>---</w:t>
+      </w:r>
+    </w:p>
+    <w:p>
+      <w:pPr>
+        <w:pStyle w:val="Heading2"/>
+      </w:pPr>
+      <w:r>
+        <w:rPr>
+          <w:rFonts w:ascii="Calibri" w:hAnsi="Calibri" w:eastAsia="Calibri"/>
+          <w:b/>
+          <w:i w:val="0"/>
+          <w:color w:val="0B2545"/>
+          <w:sz w:val="32"/>
+        </w:rPr>
+        <w:t>3. Epic 2 — Set a heading (objectives)</w:t>
+      </w:r>
+    </w:p>
+    <w:p>
+      <w:pPr>
+        <w:pStyle w:val="Heading3"/>
+      </w:pPr>
+      <w:r>
+        <w:rPr>
+          <w:rFonts w:ascii="Calibri" w:hAnsi="Calibri" w:eastAsia="Calibri"/>
+          <w:b/>
+          <w:i w:val="0"/>
+          <w:color w:val="0B2545"/>
+          <w:sz w:val="26"/>
+        </w:rPr>
+        <w:t>US-AHYP-200: Set an operational objective</w:t>
+      </w:r>
+    </w:p>
+    <w:p>
+      <w:r>
+        <w:rPr>
+          <w:rFonts w:ascii="Calibri" w:hAnsi="Calibri" w:eastAsia="Calibri"/>
+          <w:b/>
+          <w:i w:val="0"/>
+          <w:color w:val="151A23"/>
+          <w:sz w:val="22"/>
+        </w:rPr>
+        <w:t>Status: Delivered</w:t>
+      </w:r>
+      <w:r>
+        <w:rPr>
+          <w:rFonts w:ascii="Calibri" w:hAnsi="Calibri" w:eastAsia="Calibri"/>
+          <w:b w:val="0"/>
+          <w:i w:val="0"/>
+          <w:color w:val="151A23"/>
+          <w:sz w:val="22"/>
+        </w:rPr>
+        <w:t xml:space="preserve"> · </w:t>
+      </w:r>
+      <w:r>
+        <w:rPr>
+          <w:rFonts w:ascii="Calibri" w:hAnsi="Calibri" w:eastAsia="Calibri"/>
+          <w:b/>
+          <w:i w:val="0"/>
+          <w:color w:val="151A23"/>
+          <w:sz w:val="22"/>
+        </w:rPr>
+        <w:t>P0</w:t>
+      </w:r>
+    </w:p>
+    <w:p>
+      <w:r>
+        <w:rPr>
+          <w:rFonts w:ascii="Calibri" w:hAnsi="Calibri" w:eastAsia="Calibri"/>
+          <w:b w:val="0"/>
+          <w:i w:val="0"/>
+          <w:color w:val="151A23"/>
+          <w:sz w:val="22"/>
+        </w:rPr>
+        <w:t xml:space="preserve">As an executive or owner, I want to put a simple objective on a System (indicator, target, 1 to 90 days, owner, comparison point), so I can set a heading </w:t>
+      </w:r>
+      <w:r>
+        <w:rPr>
+          <w:rFonts w:ascii="Calibri" w:hAnsi="Calibri" w:eastAsia="Calibri"/>
+          <w:b/>
+          <w:i w:val="0"/>
+          <w:color w:val="151A23"/>
+          <w:sz w:val="22"/>
+        </w:rPr>
+        <w:t>without talking about euros saved</w:t>
+      </w:r>
+      <w:r>
+        <w:rPr>
+          <w:rFonts w:ascii="Calibri" w:hAnsi="Calibri" w:eastAsia="Calibri"/>
+          <w:b w:val="0"/>
+          <w:i w:val="0"/>
+          <w:color w:val="151A23"/>
+          <w:sz w:val="22"/>
+        </w:rPr>
+        <w:t>.</w:t>
+      </w:r>
+    </w:p>
+    <w:p>
+      <w:r>
+        <w:rPr>
+          <w:rFonts w:ascii="Calibri" w:hAnsi="Calibri" w:eastAsia="Calibri"/>
+          <w:b w:val="0"/>
+          <w:i w:val="0"/>
+          <w:color w:val="151A23"/>
+          <w:sz w:val="22"/>
+        </w:rPr>
+        <w:t>Acceptance:</w:t>
       </w:r>
     </w:p>
     <w:p>
@@ -3720,7 +3647,49 @@
           <w:color w:val="151A23"/>
           <w:sz w:val="22"/>
         </w:rPr>
-        <w:t xml:space="preserve">[ ] v1 shows </w:t>
+        <w:t>[ ] Only five indicators: volume of completed executions, average</w:t>
+      </w:r>
+    </w:p>
+    <w:p>
+      <w:r>
+        <w:rPr>
+          <w:rFonts w:ascii="Calibri" w:hAnsi="Calibri" w:eastAsia="Calibri"/>
+          <w:b w:val="0"/>
+          <w:i w:val="0"/>
+          <w:color w:val="151A23"/>
+          <w:sz w:val="22"/>
+        </w:rPr>
+        <w:t>duration, human waits, human-approval rate, measured cost</w:t>
+      </w:r>
+    </w:p>
+    <w:p>
+      <w:pPr>
+        <w:pStyle w:val="ListBullet"/>
+      </w:pPr>
+      <w:r>
+        <w:rPr>
+          <w:rFonts w:ascii="Calibri" w:hAnsi="Calibri" w:eastAsia="Calibri"/>
+          <w:b w:val="0"/>
+          <w:i w:val="0"/>
+          <w:color w:val="151A23"/>
+          <w:sz w:val="22"/>
+        </w:rPr>
+        <w:t>[ ] Only an authorized owner can write it</w:t>
+      </w:r>
+    </w:p>
+    <w:p>
+      <w:pPr>
+        <w:pStyle w:val="ListBullet"/>
+      </w:pPr>
+      <w:r>
+        <w:rPr>
+          <w:rFonts w:ascii="Calibri" w:hAnsi="Calibri" w:eastAsia="Calibri"/>
+          <w:b w:val="0"/>
+          <w:i w:val="0"/>
+          <w:color w:val="151A23"/>
+          <w:sz w:val="22"/>
+        </w:rPr>
+        <w:t xml:space="preserve">[ ] The screen shows it, and says </w:t>
       </w:r>
       <w:r>
         <w:rPr>
@@ -3730,7 +3699,7 @@
           <w:color w:val="151A23"/>
           <w:sz w:val="22"/>
         </w:rPr>
-        <w:t>A simulation is not a measurement</w:t>
+        <w:t>Not measured</w:t>
       </w:r>
       <w:r>
         <w:rPr>
@@ -3740,7 +3709,300 @@
           <w:color w:val="151A23"/>
           <w:sz w:val="22"/>
         </w:rPr>
-        <w:t xml:space="preserve"> on the aggregate</w:t>
+        <w:t xml:space="preserve"> or *Economic impact</w:t>
+      </w:r>
+    </w:p>
+    <w:p>
+      <w:r>
+        <w:rPr>
+          <w:rFonts w:ascii="Calibri" w:hAnsi="Calibri" w:eastAsia="Calibri"/>
+          <w:b w:val="0"/>
+          <w:i w:val="0"/>
+          <w:color w:val="151A23"/>
+          <w:sz w:val="22"/>
+        </w:rPr>
+        <w:t>not attested here* when that is the case</w:t>
+      </w:r>
+    </w:p>
+    <w:p>
+      <w:pPr>
+        <w:pStyle w:val="ListBullet"/>
+      </w:pPr>
+      <w:r>
+        <w:rPr>
+          <w:rFonts w:ascii="Calibri" w:hAnsi="Calibri" w:eastAsia="Calibri"/>
+          <w:b w:val="0"/>
+          <w:i w:val="0"/>
+          <w:color w:val="151A23"/>
+          <w:sz w:val="22"/>
+        </w:rPr>
+        <w:t xml:space="preserve">[ ] This is </w:t>
+      </w:r>
+      <w:r>
+        <w:rPr>
+          <w:rFonts w:ascii="Calibri" w:hAnsi="Calibri" w:eastAsia="Calibri"/>
+          <w:b/>
+          <w:i w:val="0"/>
+          <w:color w:val="151A23"/>
+          <w:sz w:val="22"/>
+        </w:rPr>
+        <w:t>not</w:t>
+      </w:r>
+      <w:r>
+        <w:rPr>
+          <w:rFonts w:ascii="Calibri" w:hAnsi="Calibri" w:eastAsia="Calibri"/>
+          <w:b w:val="0"/>
+          <w:i w:val="0"/>
+          <w:color w:val="151A23"/>
+          <w:sz w:val="22"/>
+        </w:rPr>
+        <w:t xml:space="preserve"> a financial target, nor “hours / money saved”</w:t>
+      </w:r>
+    </w:p>
+    <w:p>
+      <w:pPr>
+        <w:pStyle w:val="Heading3"/>
+      </w:pPr>
+      <w:r>
+        <w:rPr>
+          <w:rFonts w:ascii="Calibri" w:hAnsi="Calibri" w:eastAsia="Calibri"/>
+          <w:b/>
+          <w:i w:val="0"/>
+          <w:color w:val="0B2545"/>
+          <w:sz w:val="26"/>
+        </w:rPr>
+        <w:t>US-AHYP-201: See whether we hold the objective</w:t>
+      </w:r>
+    </w:p>
+    <w:p>
+      <w:r>
+        <w:rPr>
+          <w:rFonts w:ascii="Calibri" w:hAnsi="Calibri" w:eastAsia="Calibri"/>
+          <w:b/>
+          <w:i w:val="0"/>
+          <w:color w:val="151A23"/>
+          <w:sz w:val="22"/>
+        </w:rPr>
+        <w:t>Status: Partial</w:t>
+      </w:r>
+      <w:r>
+        <w:rPr>
+          <w:rFonts w:ascii="Calibri" w:hAnsi="Calibri" w:eastAsia="Calibri"/>
+          <w:b w:val="0"/>
+          <w:i w:val="0"/>
+          <w:color w:val="151A23"/>
+          <w:sz w:val="22"/>
+        </w:rPr>
+        <w:t xml:space="preserve"> · </w:t>
+      </w:r>
+      <w:r>
+        <w:rPr>
+          <w:rFonts w:ascii="Calibri" w:hAnsi="Calibri" w:eastAsia="Calibri"/>
+          <w:b/>
+          <w:i w:val="0"/>
+          <w:color w:val="151A23"/>
+          <w:sz w:val="22"/>
+        </w:rPr>
+        <w:t>P0</w:t>
+      </w:r>
+    </w:p>
+    <w:p>
+      <w:r>
+        <w:rPr>
+          <w:rFonts w:ascii="Calibri" w:hAnsi="Calibri" w:eastAsia="Calibri"/>
+          <w:b w:val="0"/>
+          <w:i w:val="0"/>
+          <w:color w:val="151A23"/>
+          <w:sz w:val="22"/>
+        </w:rPr>
+        <w:t>As an executive, I want to see the gap between actual and target, so I know whether the System is on track.</w:t>
+      </w:r>
+    </w:p>
+    <w:p>
+      <w:r>
+        <w:rPr>
+          <w:rFonts w:ascii="Calibri" w:hAnsi="Calibri" w:eastAsia="Calibri"/>
+          <w:b w:val="0"/>
+          <w:i w:val="0"/>
+          <w:color w:val="151A23"/>
+          <w:sz w:val="22"/>
+        </w:rPr>
+        <w:t>Acceptance:</w:t>
+      </w:r>
+    </w:p>
+    <w:p>
+      <w:pPr>
+        <w:pStyle w:val="ListBullet"/>
+      </w:pPr>
+      <w:r>
+        <w:rPr>
+          <w:rFonts w:ascii="Calibri" w:hAnsi="Calibri" w:eastAsia="Calibri"/>
+          <w:b w:val="0"/>
+          <w:i w:val="0"/>
+          <w:color w:val="151A23"/>
+          <w:sz w:val="22"/>
+        </w:rPr>
+        <w:t>[ ] Actual vs target, in the indicator’s unit</w:t>
+      </w:r>
+    </w:p>
+    <w:p>
+      <w:pPr>
+        <w:pStyle w:val="ListBullet"/>
+      </w:pPr>
+      <w:r>
+        <w:rPr>
+          <w:rFonts w:ascii="Calibri" w:hAnsi="Calibri" w:eastAsia="Calibri"/>
+          <w:b w:val="0"/>
+          <w:i w:val="0"/>
+          <w:color w:val="151A23"/>
+          <w:sz w:val="22"/>
+        </w:rPr>
+        <w:t>[ ] “Zero executions measured” is not the same as “we do not have the</w:t>
+      </w:r>
+    </w:p>
+    <w:p>
+      <w:r>
+        <w:rPr>
+          <w:rFonts w:ascii="Calibri" w:hAnsi="Calibri" w:eastAsia="Calibri"/>
+          <w:b w:val="0"/>
+          <w:i w:val="0"/>
+          <w:color w:val="151A23"/>
+          <w:sz w:val="22"/>
+        </w:rPr>
+        <w:t>data”</w:t>
+      </w:r>
+    </w:p>
+    <w:p>
+      <w:pPr>
+        <w:pStyle w:val="ListBullet"/>
+      </w:pPr>
+      <w:r>
+        <w:rPr>
+          <w:rFonts w:ascii="Calibri" w:hAnsi="Calibri" w:eastAsia="Calibri"/>
+          <w:b w:val="0"/>
+          <w:i w:val="0"/>
+          <w:color w:val="151A23"/>
+          <w:sz w:val="22"/>
+        </w:rPr>
+        <w:t>[ ] No economic “on time” badge just because a Run completed</w:t>
+      </w:r>
+    </w:p>
+    <w:p>
+      <w:pPr>
+        <w:pStyle w:val="Heading3"/>
+      </w:pPr>
+      <w:r>
+        <w:rPr>
+          <w:rFonts w:ascii="Calibri" w:hAnsi="Calibri" w:eastAsia="Calibri"/>
+          <w:b/>
+          <w:i w:val="0"/>
+          <w:color w:val="0B2545"/>
+          <w:sz w:val="26"/>
+        </w:rPr>
+        <w:t>US-AHYP-202: Change or remove the objective</w:t>
+      </w:r>
+    </w:p>
+    <w:p>
+      <w:r>
+        <w:rPr>
+          <w:rFonts w:ascii="Calibri" w:hAnsi="Calibri" w:eastAsia="Calibri"/>
+          <w:b/>
+          <w:i w:val="0"/>
+          <w:color w:val="151A23"/>
+          <w:sz w:val="22"/>
+        </w:rPr>
+        <w:t>Status: Delivered</w:t>
+      </w:r>
+      <w:r>
+        <w:rPr>
+          <w:rFonts w:ascii="Calibri" w:hAnsi="Calibri" w:eastAsia="Calibri"/>
+          <w:b w:val="0"/>
+          <w:i w:val="0"/>
+          <w:color w:val="151A23"/>
+          <w:sz w:val="22"/>
+        </w:rPr>
+        <w:t xml:space="preserve"> · </w:t>
+      </w:r>
+      <w:r>
+        <w:rPr>
+          <w:rFonts w:ascii="Calibri" w:hAnsi="Calibri" w:eastAsia="Calibri"/>
+          <w:b/>
+          <w:i w:val="0"/>
+          <w:color w:val="151A23"/>
+          <w:sz w:val="22"/>
+        </w:rPr>
+        <w:t>P1</w:t>
+      </w:r>
+    </w:p>
+    <w:p>
+      <w:r>
+        <w:rPr>
+          <w:rFonts w:ascii="Calibri" w:hAnsi="Calibri" w:eastAsia="Calibri"/>
+          <w:b w:val="0"/>
+          <w:i w:val="0"/>
+          <w:color w:val="151A23"/>
+          <w:sz w:val="22"/>
+        </w:rPr>
+        <w:t>As an owner, I want to change the target, the dates, or remove the objective. The log keeps the trace.</w:t>
+      </w:r>
+    </w:p>
+    <w:p>
+      <w:pPr>
+        <w:pStyle w:val="Heading3"/>
+      </w:pPr>
+      <w:r>
+        <w:rPr>
+          <w:rFonts w:ascii="Calibri" w:hAnsi="Calibri" w:eastAsia="Calibri"/>
+          <w:b/>
+          <w:i w:val="0"/>
+          <w:color w:val="0B2545"/>
+          <w:sz w:val="26"/>
+        </w:rPr>
+        <w:t>US-AHYP-203: See Systems with no heading and no convention</w:t>
+      </w:r>
+    </w:p>
+    <w:p>
+      <w:r>
+        <w:rPr>
+          <w:rFonts w:ascii="Calibri" w:hAnsi="Calibri" w:eastAsia="Calibri"/>
+          <w:b/>
+          <w:i w:val="0"/>
+          <w:color w:val="151A23"/>
+          <w:sz w:val="22"/>
+        </w:rPr>
+        <w:t>Status: Partial</w:t>
+      </w:r>
+      <w:r>
+        <w:rPr>
+          <w:rFonts w:ascii="Calibri" w:hAnsi="Calibri" w:eastAsia="Calibri"/>
+          <w:b w:val="0"/>
+          <w:i w:val="0"/>
+          <w:color w:val="151A23"/>
+          <w:sz w:val="22"/>
+        </w:rPr>
+        <w:t xml:space="preserve"> · </w:t>
+      </w:r>
+      <w:r>
+        <w:rPr>
+          <w:rFonts w:ascii="Calibri" w:hAnsi="Calibri" w:eastAsia="Calibri"/>
+          <w:b/>
+          <w:i w:val="0"/>
+          <w:color w:val="151A23"/>
+          <w:sz w:val="22"/>
+        </w:rPr>
+        <w:t>P1</w:t>
+      </w:r>
+    </w:p>
+    <w:p>
+      <w:r>
+        <w:rPr>
+          <w:rFonts w:ascii="Calibri" w:hAnsi="Calibri" w:eastAsia="Calibri"/>
+          <w:b w:val="0"/>
+          <w:i w:val="0"/>
+          <w:color w:val="151A23"/>
+          <w:sz w:val="22"/>
+        </w:rPr>
+        <w:t>As an executive, I want to see Systems that have neither an objective nor a value base, so I can chase owners rather than display a portfolio “at €0”.</w:t>
       </w:r>
     </w:p>
     <w:p>
@@ -3767,7 +4029,7 @@
           <w:color w:val="0B2545"/>
           <w:sz w:val="32"/>
         </w:rPr>
-        <w:t>3. Epic 2 — Top-down objectives</w:t>
+        <w:t>4. Epic 3 — Decide (opinion in the Hypervisor)</w:t>
       </w:r>
     </w:p>
     <w:p>
@@ -3782,7 +4044,7 @@
           <w:color w:val="0B2545"/>
           <w:sz w:val="26"/>
         </w:rPr>
-        <w:t>US-AHYP-200: Set an operational objective on a System</w:t>
+        <w:t>US-AHYP-300: See what is waiting for a signature</w:t>
       </w:r>
     </w:p>
     <w:p>
@@ -3794,7 +4056,7 @@
           <w:color w:val="151A23"/>
           <w:sz w:val="22"/>
         </w:rPr>
-        <w:t>Status: Shipped</w:t>
+        <w:t>Status: Delivered</w:t>
       </w:r>
       <w:r>
         <w:rPr>
@@ -3826,27 +4088,7 @@
           <w:color w:val="151A23"/>
           <w:sz w:val="22"/>
         </w:rPr>
-        <w:t xml:space="preserve">As an executive or owner, I want a bounded operational objective on a System (metric, target, 1–90 day window, owner, comparison reference) so that I set a heading </w:t>
-      </w:r>
-      <w:r>
-        <w:rPr>
-          <w:rFonts w:ascii="Calibri" w:hAnsi="Calibri" w:eastAsia="Calibri"/>
-          <w:b/>
-          <w:i w:val="0"/>
-          <w:color w:val="151A23"/>
-          <w:sz w:val="22"/>
-        </w:rPr>
-        <w:t>without claiming economic ROI</w:t>
-      </w:r>
-      <w:r>
-        <w:rPr>
-          <w:rFonts w:ascii="Calibri" w:hAnsi="Calibri" w:eastAsia="Calibri"/>
-          <w:b w:val="0"/>
-          <w:i w:val="0"/>
-          <w:color w:val="151A23"/>
-          <w:sz w:val="22"/>
-        </w:rPr>
-        <w:t>.</w:t>
+        <w:t>As an executive, I want the list of what is proposed and not yet decided, so I know where I must take a stand.</w:t>
       </w:r>
     </w:p>
     <w:p>
@@ -3873,99 +4115,7 @@
           <w:color w:val="151A23"/>
           <w:sz w:val="22"/>
         </w:rPr>
-        <w:t xml:space="preserve">[ ] Allowed metrics only: </w:t>
-      </w:r>
-      <w:r>
-        <w:rPr>
-          <w:rFonts w:ascii="Consolas" w:hAnsi="Consolas" w:eastAsia="Consolas"/>
-          <w:b w:val="0"/>
-          <w:i w:val="0"/>
-          <w:color w:val="0E6B6A"/>
-          <w:sz w:val="22"/>
-        </w:rPr>
-        <w:t>completed_volume</w:t>
-      </w:r>
-      <w:r>
-        <w:rPr>
-          <w:rFonts w:ascii="Calibri" w:hAnsi="Calibri" w:eastAsia="Calibri"/>
-          <w:b w:val="0"/>
-          <w:i w:val="0"/>
-          <w:color w:val="151A23"/>
-          <w:sz w:val="22"/>
-        </w:rPr>
-        <w:t xml:space="preserve"> · </w:t>
-      </w:r>
-      <w:r>
-        <w:rPr>
-          <w:rFonts w:ascii="Consolas" w:hAnsi="Consolas" w:eastAsia="Consolas"/>
-          <w:b w:val="0"/>
-          <w:i w:val="0"/>
-          <w:color w:val="0E6B6A"/>
-          <w:sz w:val="22"/>
-        </w:rPr>
-        <w:t>mean_duration_ms</w:t>
-      </w:r>
-      <w:r>
-        <w:rPr>
-          <w:rFonts w:ascii="Calibri" w:hAnsi="Calibri" w:eastAsia="Calibri"/>
-          <w:b w:val="0"/>
-          <w:i w:val="0"/>
-          <w:color w:val="151A23"/>
-          <w:sz w:val="22"/>
-        </w:rPr>
-        <w:t xml:space="preserve"> ·</w:t>
-      </w:r>
-    </w:p>
-    <w:p>
-      <w:r>
-        <w:rPr>
-          <w:rFonts w:ascii="Consolas" w:hAnsi="Consolas" w:eastAsia="Consolas"/>
-          <w:b w:val="0"/>
-          <w:i w:val="0"/>
-          <w:color w:val="0E6B6A"/>
-          <w:sz w:val="22"/>
-        </w:rPr>
-        <w:t>human_waits</w:t>
-      </w:r>
-      <w:r>
-        <w:rPr>
-          <w:rFonts w:ascii="Calibri" w:hAnsi="Calibri" w:eastAsia="Calibri"/>
-          <w:b w:val="0"/>
-          <w:i w:val="0"/>
-          <w:color w:val="151A23"/>
-          <w:sz w:val="22"/>
-        </w:rPr>
-        <w:t xml:space="preserve"> · </w:t>
-      </w:r>
-      <w:r>
-        <w:rPr>
-          <w:rFonts w:ascii="Consolas" w:hAnsi="Consolas" w:eastAsia="Consolas"/>
-          <w:b w:val="0"/>
-          <w:i w:val="0"/>
-          <w:color w:val="0E6B6A"/>
-          <w:sz w:val="22"/>
-        </w:rPr>
-        <w:t>human_validation_rate</w:t>
-      </w:r>
-      <w:r>
-        <w:rPr>
-          <w:rFonts w:ascii="Calibri" w:hAnsi="Calibri" w:eastAsia="Calibri"/>
-          <w:b w:val="0"/>
-          <w:i w:val="0"/>
-          <w:color w:val="151A23"/>
-          <w:sz w:val="22"/>
-        </w:rPr>
-        <w:t xml:space="preserve"> · </w:t>
-      </w:r>
-      <w:r>
-        <w:rPr>
-          <w:rFonts w:ascii="Consolas" w:hAnsi="Consolas" w:eastAsia="Consolas"/>
-          <w:b w:val="0"/>
-          <w:i w:val="0"/>
-          <w:color w:val="0E6B6A"/>
-          <w:sz w:val="22"/>
-        </w:rPr>
-        <w:t>measured_cost_usd</w:t>
+        <w:t>[ ] Filterable queue: recommendations, reviews, value scenarios</w:t>
       </w:r>
     </w:p>
     <w:p>
@@ -3980,7 +4130,39 @@
           <w:color w:val="151A23"/>
           <w:sz w:val="22"/>
         </w:rPr>
-        <w:t>[ ] Write is System-admin guarded</w:t>
+        <w:t xml:space="preserve">[ ] Each card: title, why, </w:t>
+      </w:r>
+      <w:r>
+        <w:rPr>
+          <w:rFonts w:ascii="Calibri" w:hAnsi="Calibri" w:eastAsia="Calibri"/>
+          <w:b/>
+          <w:i w:val="0"/>
+          <w:color w:val="151A23"/>
+          <w:sz w:val="22"/>
+        </w:rPr>
+        <w:t>estimated</w:t>
+      </w:r>
+      <w:r>
+        <w:rPr>
+          <w:rFonts w:ascii="Calibri" w:hAnsi="Calibri" w:eastAsia="Calibri"/>
+          <w:b w:val="0"/>
+          <w:i w:val="0"/>
+          <w:color w:val="151A23"/>
+          <w:sz w:val="22"/>
+        </w:rPr>
+        <w:t xml:space="preserve"> impact, object concerned,</w:t>
+      </w:r>
+    </w:p>
+    <w:p>
+      <w:r>
+        <w:rPr>
+          <w:rFonts w:ascii="Calibri" w:hAnsi="Calibri" w:eastAsia="Calibri"/>
+          <w:b w:val="0"/>
+          <w:i w:val="0"/>
+          <w:color w:val="151A23"/>
+          <w:sz w:val="22"/>
+        </w:rPr>
+        <w:t>dates</w:t>
       </w:r>
     </w:p>
     <w:p>
@@ -3995,27 +4177,7 @@
           <w:color w:val="151A23"/>
           <w:sz w:val="22"/>
         </w:rPr>
-        <w:t xml:space="preserve">[ ] Impact / System overview shows the objective and </w:t>
-      </w:r>
-      <w:r>
-        <w:rPr>
-          <w:rFonts w:ascii="Calibri" w:hAnsi="Calibri" w:eastAsia="Calibri"/>
-          <w:b w:val="0"/>
-          <w:i/>
-          <w:color w:val="151A23"/>
-          <w:sz w:val="22"/>
-        </w:rPr>
-        <w:t>Not measured</w:t>
-      </w:r>
-      <w:r>
-        <w:rPr>
-          <w:rFonts w:ascii="Calibri" w:hAnsi="Calibri" w:eastAsia="Calibri"/>
-          <w:b w:val="0"/>
-          <w:i w:val="0"/>
-          <w:color w:val="151A23"/>
-          <w:sz w:val="22"/>
-        </w:rPr>
-        <w:t xml:space="preserve"> /</w:t>
+        <w:t>[ ] If the queue is empty: *the portfolio is not waiting for a</w:t>
       </w:r>
     </w:p>
     <w:p>
@@ -4023,11 +4185,38 @@
         <w:rPr>
           <w:rFonts w:ascii="Calibri" w:hAnsi="Calibri" w:eastAsia="Calibri"/>
           <w:b w:val="0"/>
-          <w:i/>
-          <w:color w:val="151A23"/>
-          <w:sz w:val="22"/>
-        </w:rPr>
-        <w:t>Economic impact not attested here</w:t>
+          <w:i w:val="0"/>
+          <w:color w:val="151A23"/>
+          <w:sz w:val="22"/>
+        </w:rPr>
+        <w:t>signature*</w:t>
+      </w:r>
+    </w:p>
+    <w:p>
+      <w:pPr>
+        <w:pStyle w:val="Heading3"/>
+      </w:pPr>
+      <w:r>
+        <w:rPr>
+          <w:rFonts w:ascii="Calibri" w:hAnsi="Calibri" w:eastAsia="Calibri"/>
+          <w:b/>
+          <w:i w:val="0"/>
+          <w:color w:val="0B2545"/>
+          <w:sz w:val="26"/>
+        </w:rPr>
+        <w:t>US-AHYP-301: Accept or reject — an opinion, not a switch</w:t>
+      </w:r>
+    </w:p>
+    <w:p>
+      <w:r>
+        <w:rPr>
+          <w:rFonts w:ascii="Calibri" w:hAnsi="Calibri" w:eastAsia="Calibri"/>
+          <w:b/>
+          <w:i w:val="0"/>
+          <w:color w:val="151A23"/>
+          <w:sz w:val="22"/>
+        </w:rPr>
+        <w:t>Status: Delivered</w:t>
       </w:r>
       <w:r>
         <w:rPr>
@@ -4037,7 +4226,61 @@
           <w:color w:val="151A23"/>
           <w:sz w:val="22"/>
         </w:rPr>
-        <w:t xml:space="preserve"> when needed</w:t>
+        <w:t xml:space="preserve"> · </w:t>
+      </w:r>
+      <w:r>
+        <w:rPr>
+          <w:rFonts w:ascii="Calibri" w:hAnsi="Calibri" w:eastAsia="Calibri"/>
+          <w:b/>
+          <w:i w:val="0"/>
+          <w:color w:val="151A23"/>
+          <w:sz w:val="22"/>
+        </w:rPr>
+        <w:t>P0</w:t>
+      </w:r>
+    </w:p>
+    <w:p>
+      <w:r>
+        <w:rPr>
+          <w:rFonts w:ascii="Calibri" w:hAnsi="Calibri" w:eastAsia="Calibri"/>
+          <w:b w:val="0"/>
+          <w:i w:val="0"/>
+          <w:color w:val="151A23"/>
+          <w:sz w:val="22"/>
+        </w:rPr>
+        <w:t xml:space="preserve">As an executive, I want to accept or reject a proposal, so that an </w:t>
+      </w:r>
+      <w:r>
+        <w:rPr>
+          <w:rFonts w:ascii="Calibri" w:hAnsi="Calibri" w:eastAsia="Calibri"/>
+          <w:b/>
+          <w:i w:val="0"/>
+          <w:color w:val="151A23"/>
+          <w:sz w:val="22"/>
+        </w:rPr>
+        <w:t>opinion</w:t>
+      </w:r>
+      <w:r>
+        <w:rPr>
+          <w:rFonts w:ascii="Calibri" w:hAnsi="Calibri" w:eastAsia="Calibri"/>
+          <w:b w:val="0"/>
+          <w:i w:val="0"/>
+          <w:color w:val="151A23"/>
+          <w:sz w:val="22"/>
+        </w:rPr>
+        <w:t xml:space="preserve"> is recorded and traceable.</w:t>
+      </w:r>
+    </w:p>
+    <w:p>
+      <w:r>
+        <w:rPr>
+          <w:rFonts w:ascii="Calibri" w:hAnsi="Calibri" w:eastAsia="Calibri"/>
+          <w:b w:val="0"/>
+          <w:i w:val="0"/>
+          <w:color w:val="151A23"/>
+          <w:sz w:val="22"/>
+        </w:rPr>
+        <w:t>Acceptance:</w:t>
       </w:r>
     </w:p>
     <w:p>
@@ -4052,27 +4295,7 @@
           <w:color w:val="151A23"/>
           <w:sz w:val="22"/>
         </w:rPr>
-        <w:t xml:space="preserve">[ ] This is </w:t>
-      </w:r>
-      <w:r>
-        <w:rPr>
-          <w:rFonts w:ascii="Calibri" w:hAnsi="Calibri" w:eastAsia="Calibri"/>
-          <w:b/>
-          <w:i w:val="0"/>
-          <w:color w:val="151A23"/>
-          <w:sz w:val="22"/>
-        </w:rPr>
-        <w:t>not</w:t>
-      </w:r>
-      <w:r>
-        <w:rPr>
-          <w:rFonts w:ascii="Calibri" w:hAnsi="Calibri" w:eastAsia="Calibri"/>
-          <w:b w:val="0"/>
-          <w:i w:val="0"/>
-          <w:color w:val="151A23"/>
-          <w:sz w:val="22"/>
-        </w:rPr>
-        <w:t xml:space="preserve"> the papAI € Target, nor O5 (hours / money saved)</w:t>
+        <w:t>[ ] Accepted or rejected, with the person and the time when the screen</w:t>
       </w:r>
     </w:p>
     <w:p>
@@ -4084,17 +4307,32 @@
           <w:color w:val="151A23"/>
           <w:sz w:val="22"/>
         </w:rPr>
-        <w:t xml:space="preserve">Data: </w:t>
-      </w:r>
-      <w:r>
-        <w:rPr>
-          <w:rFonts w:ascii="Consolas" w:hAnsi="Consolas" w:eastAsia="Consolas"/>
+        <w:t>requires it</w:t>
+      </w:r>
+    </w:p>
+    <w:p>
+      <w:pPr>
+        <w:pStyle w:val="ListBullet"/>
+      </w:pPr>
+      <w:r>
+        <w:rPr>
+          <w:rFonts w:ascii="Calibri" w:hAnsi="Calibri" w:eastAsia="Calibri"/>
           <w:b w:val="0"/>
           <w:i w:val="0"/>
-          <w:color w:val="0E6B6A"/>
-          <w:sz w:val="22"/>
-        </w:rPr>
-        <w:t>System.settings.operational_objective</w:t>
+          <w:color w:val="151A23"/>
+          <w:sz w:val="22"/>
+        </w:rPr>
+        <w:t xml:space="preserve">[ ] A rule-change scenario is </w:t>
+      </w:r>
+      <w:r>
+        <w:rPr>
+          <w:rFonts w:ascii="Calibri" w:hAnsi="Calibri" w:eastAsia="Calibri"/>
+          <w:b/>
+          <w:i w:val="0"/>
+          <w:color w:val="151A23"/>
+          <w:sz w:val="22"/>
+        </w:rPr>
+        <w:t>not</w:t>
       </w:r>
       <w:r>
         <w:rPr>
@@ -4104,7 +4342,111 @@
           <w:color w:val="151A23"/>
           <w:sz w:val="22"/>
         </w:rPr>
-        <w:t>.</w:t>
+        <w:t xml:space="preserve"> decided here: go to the System’s</w:t>
+      </w:r>
+    </w:p>
+    <w:p>
+      <w:r>
+        <w:rPr>
+          <w:rFonts w:ascii="Calibri" w:hAnsi="Calibri" w:eastAsia="Calibri"/>
+          <w:b w:val="0"/>
+          <w:i w:val="0"/>
+          <w:color w:val="151A23"/>
+          <w:sz w:val="22"/>
+        </w:rPr>
+        <w:t>pilot screen</w:t>
+      </w:r>
+    </w:p>
+    <w:p>
+      <w:pPr>
+        <w:pStyle w:val="ListBullet"/>
+      </w:pPr>
+      <w:r>
+        <w:rPr>
+          <w:rFonts w:ascii="Calibri" w:hAnsi="Calibri" w:eastAsia="Calibri"/>
+          <w:b w:val="0"/>
+          <w:i w:val="0"/>
+          <w:color w:val="151A23"/>
+          <w:sz w:val="22"/>
+        </w:rPr>
+        <w:t xml:space="preserve">[ ] The screen does </w:t>
+      </w:r>
+      <w:r>
+        <w:rPr>
+          <w:rFonts w:ascii="Calibri" w:hAnsi="Calibri" w:eastAsia="Calibri"/>
+          <w:b/>
+          <w:i w:val="0"/>
+          <w:color w:val="151A23"/>
+          <w:sz w:val="22"/>
+        </w:rPr>
+        <w:t>not</w:t>
+      </w:r>
+      <w:r>
+        <w:rPr>
+          <w:rFonts w:ascii="Calibri" w:hAnsi="Calibri" w:eastAsia="Calibri"/>
+          <w:b w:val="0"/>
+          <w:i w:val="0"/>
+          <w:color w:val="151A23"/>
+          <w:sz w:val="22"/>
+        </w:rPr>
+        <w:t xml:space="preserve"> offer “Apply to the whole portfolio”</w:t>
+      </w:r>
+    </w:p>
+    <w:p>
+      <w:pPr>
+        <w:pStyle w:val="ListBullet"/>
+      </w:pPr>
+      <w:r>
+        <w:rPr>
+          <w:rFonts w:ascii="Calibri" w:hAnsi="Calibri" w:eastAsia="Calibri"/>
+          <w:b w:val="0"/>
+          <w:i w:val="0"/>
+          <w:color w:val="151A23"/>
+          <w:sz w:val="22"/>
+        </w:rPr>
+        <w:t xml:space="preserve">[ ] Trying to apply from the Hypervisor is </w:t>
+      </w:r>
+      <w:r>
+        <w:rPr>
+          <w:rFonts w:ascii="Calibri" w:hAnsi="Calibri" w:eastAsia="Calibri"/>
+          <w:b/>
+          <w:i w:val="0"/>
+          <w:color w:val="151A23"/>
+          <w:sz w:val="22"/>
+        </w:rPr>
+        <w:t>refused</w:t>
+      </w:r>
+      <w:r>
+        <w:rPr>
+          <w:rFonts w:ascii="Calibri" w:hAnsi="Calibri" w:eastAsia="Calibri"/>
+          <w:b w:val="0"/>
+          <w:i w:val="0"/>
+          <w:color w:val="151A23"/>
+          <w:sz w:val="22"/>
+        </w:rPr>
+        <w:t xml:space="preserve"> (on purpose)</w:t>
+      </w:r>
+    </w:p>
+    <w:p>
+      <w:r>
+        <w:rPr>
+          <w:rFonts w:ascii="Calibri" w:hAnsi="Calibri" w:eastAsia="Calibri"/>
+          <w:b w:val="0"/>
+          <w:i w:val="0"/>
+          <w:color w:val="151A23"/>
+          <w:sz w:val="22"/>
+        </w:rPr>
+        <w:t xml:space="preserve">Line to say: </w:t>
+      </w:r>
+      <w:r>
+        <w:rPr>
+          <w:rFonts w:ascii="Calibri" w:hAnsi="Calibri" w:eastAsia="Calibri"/>
+          <w:b w:val="0"/>
+          <w:i/>
+          <w:color w:val="151A23"/>
+          <w:sz w:val="22"/>
+        </w:rPr>
+        <w:t>Validating here records an opinion. Changing a System is done from its pilot screen.</w:t>
       </w:r>
     </w:p>
     <w:p>
@@ -4119,7 +4461,7 @@
           <w:color w:val="0B2545"/>
           <w:sz w:val="26"/>
         </w:rPr>
-        <w:t>US-AHYP-201: See progress toward the objective</w:t>
+        <w:t>US-AHYP-302: Ask for a recommendation analysis</w:t>
       </w:r>
     </w:p>
     <w:p>
@@ -4131,7 +4473,7 @@
           <w:color w:val="151A23"/>
           <w:sz w:val="22"/>
         </w:rPr>
-        <w:t>Status: Partial</w:t>
+        <w:t>Status: Delivered</w:t>
       </w:r>
       <w:r>
         <w:rPr>
@@ -4151,7 +4493,7 @@
           <w:color w:val="151A23"/>
           <w:sz w:val="22"/>
         </w:rPr>
-        <w:t>P0</w:t>
+        <w:t>P1</w:t>
       </w:r>
     </w:p>
     <w:p>
@@ -4163,7 +4505,86 @@
           <w:color w:val="151A23"/>
           <w:sz w:val="22"/>
         </w:rPr>
-        <w:t>As an executive, I want the gap between the operational measure and the target so that I know if the System is inside the window.</w:t>
+        <w:t xml:space="preserve">As an executive, I want to launch an analysis and see the recommendations, so I can feed the queue </w:t>
+      </w:r>
+      <w:r>
+        <w:rPr>
+          <w:rFonts w:ascii="Calibri" w:hAnsi="Calibri" w:eastAsia="Calibri"/>
+          <w:b/>
+          <w:i w:val="0"/>
+          <w:color w:val="151A23"/>
+          <w:sz w:val="22"/>
+        </w:rPr>
+        <w:t>without taking them for measured numbers</w:t>
+      </w:r>
+      <w:r>
+        <w:rPr>
+          <w:rFonts w:ascii="Calibri" w:hAnsi="Calibri" w:eastAsia="Calibri"/>
+          <w:b w:val="0"/>
+          <w:i w:val="0"/>
+          <w:color w:val="151A23"/>
+          <w:sz w:val="22"/>
+        </w:rPr>
+        <w:t>.</w:t>
+      </w:r>
+    </w:p>
+    <w:p>
+      <w:pPr>
+        <w:pStyle w:val="Heading3"/>
+      </w:pPr>
+      <w:r>
+        <w:rPr>
+          <w:rFonts w:ascii="Calibri" w:hAnsi="Calibri" w:eastAsia="Calibri"/>
+          <w:b/>
+          <w:i w:val="0"/>
+          <w:color w:val="0B2545"/>
+          <w:sz w:val="26"/>
+        </w:rPr>
+        <w:t>US-AHYP-303: Approve in the business application</w:t>
+      </w:r>
+    </w:p>
+    <w:p>
+      <w:r>
+        <w:rPr>
+          <w:rFonts w:ascii="Calibri" w:hAnsi="Calibri" w:eastAsia="Calibri"/>
+          <w:b/>
+          <w:i w:val="0"/>
+          <w:color w:val="151A23"/>
+          <w:sz w:val="22"/>
+        </w:rPr>
+        <w:t>Status: Delivered</w:t>
+      </w:r>
+      <w:r>
+        <w:rPr>
+          <w:rFonts w:ascii="Calibri" w:hAnsi="Calibri" w:eastAsia="Calibri"/>
+          <w:b w:val="0"/>
+          <w:i w:val="0"/>
+          <w:color w:val="151A23"/>
+          <w:sz w:val="22"/>
+        </w:rPr>
+        <w:t xml:space="preserve"> · </w:t>
+      </w:r>
+      <w:r>
+        <w:rPr>
+          <w:rFonts w:ascii="Calibri" w:hAnsi="Calibri" w:eastAsia="Calibri"/>
+          <w:b/>
+          <w:i w:val="0"/>
+          <w:color w:val="151A23"/>
+          <w:sz w:val="22"/>
+        </w:rPr>
+        <w:t>P0</w:t>
+      </w:r>
+    </w:p>
+    <w:p>
+      <w:r>
+        <w:rPr>
+          <w:rFonts w:ascii="Calibri" w:hAnsi="Calibri" w:eastAsia="Calibri"/>
+          <w:b w:val="0"/>
+          <w:i w:val="0"/>
+          <w:color w:val="151A23"/>
+          <w:sz w:val="22"/>
+        </w:rPr>
+        <w:t>As a business user, I want to accept or reject an approval request in the application, so the execution waits for a human.</w:t>
       </w:r>
     </w:p>
     <w:p>
@@ -4190,7 +4611,27 @@
           <w:color w:val="151A23"/>
           <w:sz w:val="22"/>
         </w:rPr>
-        <w:t>[ ] Observed vs target, native unit</w:t>
+        <w:t xml:space="preserve">[ ] The model </w:t>
+      </w:r>
+      <w:r>
+        <w:rPr>
+          <w:rFonts w:ascii="Calibri" w:hAnsi="Calibri" w:eastAsia="Calibri"/>
+          <w:b/>
+          <w:i w:val="0"/>
+          <w:color w:val="151A23"/>
+          <w:sz w:val="22"/>
+        </w:rPr>
+        <w:t>cannot</w:t>
+      </w:r>
+      <w:r>
+        <w:rPr>
+          <w:rFonts w:ascii="Calibri" w:hAnsi="Calibri" w:eastAsia="Calibri"/>
+          <w:b w:val="0"/>
+          <w:i w:val="0"/>
+          <w:color w:val="151A23"/>
+          <w:sz w:val="22"/>
+        </w:rPr>
+        <w:t xml:space="preserve"> click in my place</w:t>
       </w:r>
     </w:p>
     <w:p>
@@ -4205,17 +4646,7 @@
           <w:color w:val="151A23"/>
           <w:sz w:val="22"/>
         </w:rPr>
-        <w:t xml:space="preserve">[ ] A measured zero (true 0 runs) ≠ </w:t>
-      </w:r>
-      <w:r>
-        <w:rPr>
-          <w:rFonts w:ascii="Consolas" w:hAnsi="Consolas" w:eastAsia="Consolas"/>
-          <w:b w:val="0"/>
-          <w:i w:val="0"/>
-          <w:color w:val="0E6B6A"/>
-          <w:sz w:val="22"/>
-        </w:rPr>
-        <w:t>not_measured</w:t>
+        <w:t>[ ] A request that is too old is refused</w:t>
       </w:r>
     </w:p>
     <w:p>
@@ -4230,7 +4661,49 @@
           <w:color w:val="151A23"/>
           <w:sz w:val="22"/>
         </w:rPr>
-        <w:t>[ ] No economic “On track” badge derived from a completed Run</w:t>
+        <w:t>[ ] A review queue exists for quality controls</w:t>
+      </w:r>
+    </w:p>
+    <w:p>
+      <w:pPr>
+        <w:pStyle w:val="ListBullet"/>
+      </w:pPr>
+      <w:r>
+        <w:rPr>
+          <w:rFonts w:ascii="Calibri" w:hAnsi="Calibri" w:eastAsia="Calibri"/>
+          <w:b w:val="0"/>
+          <w:i w:val="0"/>
+          <w:color w:val="151A23"/>
+          <w:sz w:val="22"/>
+        </w:rPr>
+        <w:t>[ ] The log records who signed</w:t>
+      </w:r>
+    </w:p>
+    <w:p>
+      <w:r>
+        <w:rPr>
+          <w:rFonts w:ascii="Calibri" w:hAnsi="Calibri" w:eastAsia="Calibri"/>
+          <w:b w:val="0"/>
+          <w:i w:val="0"/>
+          <w:color w:val="151A23"/>
+          <w:sz w:val="22"/>
+        </w:rPr>
+        <w:t>---</w:t>
+      </w:r>
+    </w:p>
+    <w:p>
+      <w:pPr>
+        <w:pStyle w:val="Heading2"/>
+      </w:pPr>
+      <w:r>
+        <w:rPr>
+          <w:rFonts w:ascii="Calibri" w:hAnsi="Calibri" w:eastAsia="Calibri"/>
+          <w:b/>
+          <w:i w:val="0"/>
+          <w:color w:val="0B2545"/>
+          <w:sz w:val="32"/>
+        </w:rPr>
+        <w:t>5. Epic 4 — Apply a change (one System at a time)</w:t>
       </w:r>
     </w:p>
     <w:p>
@@ -4245,7 +4718,7 @@
           <w:color w:val="0B2545"/>
           <w:sz w:val="26"/>
         </w:rPr>
-        <w:t>US-AHYP-202: Edit or remove the objective</w:t>
+        <w:t>US-AHYP-400: Change a rule from the pilot screen, not from the ledger</w:t>
       </w:r>
     </w:p>
     <w:p>
@@ -4257,7 +4730,7 @@
           <w:color w:val="151A23"/>
           <w:sz w:val="22"/>
         </w:rPr>
-        <w:t>Status: Shipped</w:t>
+        <w:t>Status: Delivered (limited trial)</w:t>
       </w:r>
       <w:r>
         <w:rPr>
@@ -4277,7 +4750,7 @@
           <w:color w:val="151A23"/>
           <w:sz w:val="22"/>
         </w:rPr>
-        <w:t>P1</w:t>
+        <w:t>P0</w:t>
       </w:r>
     </w:p>
     <w:p>
@@ -4289,7 +4762,317 @@
           <w:color w:val="151A23"/>
           <w:sz w:val="22"/>
         </w:rPr>
-        <w:t>As an owner, I want to change the target, the window or remove the objective. Audit keeps the write.</w:t>
+        <w:t xml:space="preserve">As a pilot, I want, on </w:t>
+      </w:r>
+      <w:r>
+        <w:rPr>
+          <w:rFonts w:ascii="Calibri" w:hAnsi="Calibri" w:eastAsia="Calibri"/>
+          <w:b/>
+          <w:i w:val="0"/>
+          <w:color w:val="151A23"/>
+          <w:sz w:val="22"/>
+        </w:rPr>
+        <w:t>one</w:t>
+      </w:r>
+      <w:r>
+        <w:rPr>
+          <w:rFonts w:ascii="Calibri" w:hAnsi="Calibri" w:eastAsia="Calibri"/>
+          <w:b w:val="0"/>
+          <w:i w:val="0"/>
+          <w:color w:val="151A23"/>
+          <w:sz w:val="22"/>
+        </w:rPr>
+        <w:t xml:space="preserve"> System: start from a result, propose, </w:t>
+      </w:r>
+      <w:r>
+        <w:rPr>
+          <w:rFonts w:ascii="Calibri" w:hAnsi="Calibri" w:eastAsia="Calibri"/>
+          <w:b/>
+          <w:i w:val="0"/>
+          <w:color w:val="151A23"/>
+          <w:sz w:val="22"/>
+        </w:rPr>
+        <w:t>simulate</w:t>
+      </w:r>
+      <w:r>
+        <w:rPr>
+          <w:rFonts w:ascii="Calibri" w:hAnsi="Calibri" w:eastAsia="Calibri"/>
+          <w:b w:val="0"/>
+          <w:i w:val="0"/>
+          <w:color w:val="151A23"/>
+          <w:sz w:val="22"/>
+        </w:rPr>
+        <w:t xml:space="preserve">, get approval, </w:t>
+      </w:r>
+      <w:r>
+        <w:rPr>
+          <w:rFonts w:ascii="Calibri" w:hAnsi="Calibri" w:eastAsia="Calibri"/>
+          <w:b/>
+          <w:i w:val="0"/>
+          <w:color w:val="151A23"/>
+          <w:sz w:val="22"/>
+        </w:rPr>
+        <w:t>apply</w:t>
+      </w:r>
+      <w:r>
+        <w:rPr>
+          <w:rFonts w:ascii="Calibri" w:hAnsi="Calibri" w:eastAsia="Calibri"/>
+          <w:b w:val="0"/>
+          <w:i w:val="0"/>
+          <w:color w:val="151A23"/>
+          <w:sz w:val="22"/>
+        </w:rPr>
+        <w:t xml:space="preserve">, then </w:t>
+      </w:r>
+      <w:r>
+        <w:rPr>
+          <w:rFonts w:ascii="Calibri" w:hAnsi="Calibri" w:eastAsia="Calibri"/>
+          <w:b/>
+          <w:i w:val="0"/>
+          <w:color w:val="151A23"/>
+          <w:sz w:val="22"/>
+        </w:rPr>
+        <w:t>measure</w:t>
+      </w:r>
+      <w:r>
+        <w:rPr>
+          <w:rFonts w:ascii="Calibri" w:hAnsi="Calibri" w:eastAsia="Calibri"/>
+          <w:b w:val="0"/>
+          <w:i w:val="0"/>
+          <w:color w:val="151A23"/>
+          <w:sz w:val="22"/>
+        </w:rPr>
+        <w:t xml:space="preserve"> — so I can change a rule in a limited, proven way.</w:t>
+      </w:r>
+    </w:p>
+    <w:p>
+      <w:r>
+        <w:rPr>
+          <w:rFonts w:ascii="Calibri" w:hAnsi="Calibri" w:eastAsia="Calibri"/>
+          <w:b w:val="0"/>
+          <w:i w:val="0"/>
+          <w:color w:val="151A23"/>
+          <w:sz w:val="22"/>
+        </w:rPr>
+        <w:t>Acceptance:</w:t>
+      </w:r>
+    </w:p>
+    <w:p>
+      <w:pPr>
+        <w:pStyle w:val="ListBullet"/>
+      </w:pPr>
+      <w:r>
+        <w:rPr>
+          <w:rFonts w:ascii="Calibri" w:hAnsi="Calibri" w:eastAsia="Calibri"/>
+          <w:b w:val="0"/>
+          <w:i w:val="0"/>
+          <w:color w:val="151A23"/>
+          <w:sz w:val="22"/>
+        </w:rPr>
+        <w:t xml:space="preserve">[ ] Open only if the “value loop” switch is on </w:t>
+      </w:r>
+      <w:r>
+        <w:rPr>
+          <w:rFonts w:ascii="Calibri" w:hAnsi="Calibri" w:eastAsia="Calibri"/>
+          <w:b/>
+          <w:i w:val="0"/>
+          <w:color w:val="151A23"/>
+          <w:sz w:val="22"/>
+        </w:rPr>
+        <w:t>and</w:t>
+      </w:r>
+      <w:r>
+        <w:rPr>
+          <w:rFonts w:ascii="Calibri" w:hAnsi="Calibri" w:eastAsia="Calibri"/>
+          <w:b w:val="0"/>
+          <w:i w:val="0"/>
+          <w:color w:val="151A23"/>
+          <w:sz w:val="22"/>
+        </w:rPr>
+        <w:t xml:space="preserve"> this System is</w:t>
+      </w:r>
+    </w:p>
+    <w:p>
+      <w:r>
+        <w:rPr>
+          <w:rFonts w:ascii="Calibri" w:hAnsi="Calibri" w:eastAsia="Calibri"/>
+          <w:b w:val="0"/>
+          <w:i w:val="0"/>
+          <w:color w:val="151A23"/>
+          <w:sz w:val="22"/>
+        </w:rPr>
+        <w:t>chosen for the trial</w:t>
+      </w:r>
+    </w:p>
+    <w:p>
+      <w:pPr>
+        <w:pStyle w:val="ListBullet"/>
+      </w:pPr>
+      <w:r>
+        <w:rPr>
+          <w:rFonts w:ascii="Calibri" w:hAnsi="Calibri" w:eastAsia="Calibri"/>
+          <w:b w:val="0"/>
+          <w:i w:val="0"/>
+          <w:color w:val="151A23"/>
+          <w:sz w:val="22"/>
+        </w:rPr>
+        <w:t xml:space="preserve">[ ] Done on the System’s pilot screen, </w:t>
+      </w:r>
+      <w:r>
+        <w:rPr>
+          <w:rFonts w:ascii="Calibri" w:hAnsi="Calibri" w:eastAsia="Calibri"/>
+          <w:b/>
+          <w:i w:val="0"/>
+          <w:color w:val="151A23"/>
+          <w:sz w:val="22"/>
+        </w:rPr>
+        <w:t>not</w:t>
+      </w:r>
+      <w:r>
+        <w:rPr>
+          <w:rFonts w:ascii="Calibri" w:hAnsi="Calibri" w:eastAsia="Calibri"/>
+          <w:b w:val="0"/>
+          <w:i w:val="0"/>
+          <w:color w:val="151A23"/>
+          <w:sz w:val="22"/>
+        </w:rPr>
+        <w:t xml:space="preserve"> in the Hypervisor</w:t>
+      </w:r>
+    </w:p>
+    <w:p>
+      <w:pPr>
+        <w:pStyle w:val="ListBullet"/>
+      </w:pPr>
+      <w:r>
+        <w:rPr>
+          <w:rFonts w:ascii="Calibri" w:hAnsi="Calibri" w:eastAsia="Calibri"/>
+          <w:b w:val="0"/>
+          <w:i w:val="0"/>
+          <w:color w:val="151A23"/>
+          <w:sz w:val="22"/>
+        </w:rPr>
+        <w:t>[ ] One change type for now (policy guardrails), and only if security</w:t>
+      </w:r>
+    </w:p>
+    <w:p>
+      <w:r>
+        <w:rPr>
+          <w:rFonts w:ascii="Calibri" w:hAnsi="Calibri" w:eastAsia="Calibri"/>
+          <w:b w:val="0"/>
+          <w:i w:val="0"/>
+          <w:color w:val="151A23"/>
+          <w:sz w:val="22"/>
+        </w:rPr>
+        <w:t xml:space="preserve">allows it; otherwise: </w:t>
+      </w:r>
+      <w:r>
+        <w:rPr>
+          <w:rFonts w:ascii="Calibri" w:hAnsi="Calibri" w:eastAsia="Calibri"/>
+          <w:b w:val="0"/>
+          <w:i/>
+          <w:color w:val="151A23"/>
+          <w:sz w:val="22"/>
+        </w:rPr>
+        <w:t>not configured</w:t>
+      </w:r>
+    </w:p>
+    <w:p>
+      <w:pPr>
+        <w:pStyle w:val="ListBullet"/>
+      </w:pPr>
+      <w:r>
+        <w:rPr>
+          <w:rFonts w:ascii="Calibri" w:hAnsi="Calibri" w:eastAsia="Calibri"/>
+          <w:b w:val="0"/>
+          <w:i w:val="0"/>
+          <w:color w:val="151A23"/>
+          <w:sz w:val="22"/>
+        </w:rPr>
+        <w:t>[ ] The starting reference is a real execution recorded by the</w:t>
+      </w:r>
+    </w:p>
+    <w:p>
+      <w:r>
+        <w:rPr>
+          <w:rFonts w:ascii="Calibri" w:hAnsi="Calibri" w:eastAsia="Calibri"/>
+          <w:b w:val="0"/>
+          <w:i w:val="0"/>
+          <w:color w:val="151A23"/>
+          <w:sz w:val="22"/>
+        </w:rPr>
+        <w:t>server — not an example, not a hand-typed figure</w:t>
+      </w:r>
+    </w:p>
+    <w:p>
+      <w:pPr>
+        <w:pStyle w:val="ListBullet"/>
+      </w:pPr>
+      <w:r>
+        <w:rPr>
+          <w:rFonts w:ascii="Calibri" w:hAnsi="Calibri" w:eastAsia="Calibri"/>
+          <w:b w:val="0"/>
+          <w:i w:val="0"/>
+          <w:color w:val="151A23"/>
+          <w:sz w:val="22"/>
+        </w:rPr>
+        <w:t xml:space="preserve">[ ] </w:t>
+      </w:r>
+      <w:r>
+        <w:rPr>
+          <w:rFonts w:ascii="Calibri" w:hAnsi="Calibri" w:eastAsia="Calibri"/>
+          <w:b w:val="0"/>
+          <w:i/>
+          <w:color w:val="151A23"/>
+          <w:sz w:val="22"/>
+        </w:rPr>
+        <w:t>A simulation is not a measurement</w:t>
+      </w:r>
+    </w:p>
+    <w:p>
+      <w:pPr>
+        <w:pStyle w:val="ListBullet"/>
+      </w:pPr>
+      <w:r>
+        <w:rPr>
+          <w:rFonts w:ascii="Calibri" w:hAnsi="Calibri" w:eastAsia="Calibri"/>
+          <w:b w:val="0"/>
+          <w:i w:val="0"/>
+          <w:color w:val="151A23"/>
+          <w:sz w:val="22"/>
+        </w:rPr>
+        <w:t xml:space="preserve">[ ] We close only if an execution </w:t>
+      </w:r>
+      <w:r>
+        <w:rPr>
+          <w:rFonts w:ascii="Calibri" w:hAnsi="Calibri" w:eastAsia="Calibri"/>
+          <w:b/>
+          <w:i w:val="0"/>
+          <w:color w:val="151A23"/>
+          <w:sz w:val="22"/>
+        </w:rPr>
+        <w:t>after</w:t>
+      </w:r>
+      <w:r>
+        <w:rPr>
+          <w:rFonts w:ascii="Calibri" w:hAnsi="Calibri" w:eastAsia="Calibri"/>
+          <w:b w:val="0"/>
+          <w:i w:val="0"/>
+          <w:color w:val="151A23"/>
+          <w:sz w:val="22"/>
+        </w:rPr>
+        <w:t xml:space="preserve"> the change has been</w:t>
+      </w:r>
+    </w:p>
+    <w:p>
+      <w:r>
+        <w:rPr>
+          <w:rFonts w:ascii="Calibri" w:hAnsi="Calibri" w:eastAsia="Calibri"/>
+          <w:b w:val="0"/>
+          <w:i w:val="0"/>
+          <w:color w:val="151A23"/>
+          <w:sz w:val="22"/>
+        </w:rPr>
+        <w:t>observed</w:t>
       </w:r>
     </w:p>
     <w:p>
@@ -4304,7 +5087,7 @@
           <w:color w:val="0B2545"/>
           <w:sz w:val="26"/>
         </w:rPr>
-        <w:t>US-AHYP-203: See Systems with neither objective nor base</w:t>
+        <w:t>US-AHYP-401: Read a portfolio summary without claiming victory</w:t>
       </w:r>
     </w:p>
     <w:p>
@@ -4316,7 +5099,7 @@
           <w:color w:val="151A23"/>
           <w:sz w:val="22"/>
         </w:rPr>
-        <w:t>Status: Partial</w:t>
+        <w:t>Status: Delivered (older view only)</w:t>
       </w:r>
       <w:r>
         <w:rPr>
@@ -4348,7 +5131,27 @@
           <w:color w:val="151A23"/>
           <w:sz w:val="22"/>
         </w:rPr>
-        <w:t>As an executive, I want Systems that lack both an operational objective and a value base, so that I chase owners instead of showing a “€0” portfolio.</w:t>
+        <w:t xml:space="preserve">As an executive, I want to see, on the older view, the observed gap, risks and scenarios, so I can open the right System — </w:t>
+      </w:r>
+      <w:r>
+        <w:rPr>
+          <w:rFonts w:ascii="Calibri" w:hAnsi="Calibri" w:eastAsia="Calibri"/>
+          <w:b/>
+          <w:i w:val="0"/>
+          <w:color w:val="151A23"/>
+          <w:sz w:val="22"/>
+        </w:rPr>
+        <w:t>not</w:t>
+      </w:r>
+      <w:r>
+        <w:rPr>
+          <w:rFonts w:ascii="Calibri" w:hAnsi="Calibri" w:eastAsia="Calibri"/>
+          <w:b w:val="0"/>
+          <w:i w:val="0"/>
+          <w:color w:val="151A23"/>
+          <w:sz w:val="22"/>
+        </w:rPr>
+        <w:t xml:space="preserve"> to say “we simulated, therefore we gained”.</w:t>
       </w:r>
     </w:p>
     <w:p>
@@ -4375,7 +5178,7 @@
           <w:color w:val="0B2545"/>
           <w:sz w:val="32"/>
         </w:rPr>
-        <w:t>4. Epic 3 — Decisions (portfolio signal)</w:t>
+        <w:t>6. Epic 5 — Raise the field</w:t>
       </w:r>
     </w:p>
     <w:p>
@@ -4390,7 +5193,7 @@
           <w:color w:val="0B2545"/>
           <w:sz w:val="26"/>
         </w:rPr>
-        <w:t>US-AHYP-300: See what is waiting for a signature</w:t>
+        <w:t>US-AHYP-500: Publish a business application</w:t>
       </w:r>
     </w:p>
     <w:p>
@@ -4402,7 +5205,7 @@
           <w:color w:val="151A23"/>
           <w:sz w:val="22"/>
         </w:rPr>
-        <w:t>Status: Shipped</w:t>
+        <w:t>Status: Delivered</w:t>
       </w:r>
       <w:r>
         <w:rPr>
@@ -4434,47 +5237,7 @@
           <w:color w:val="151A23"/>
           <w:sz w:val="22"/>
         </w:rPr>
-        <w:t xml:space="preserve">As an executive, I want the </w:t>
-      </w:r>
-      <w:r>
-        <w:rPr>
-          <w:rFonts w:ascii="Consolas" w:hAnsi="Consolas" w:eastAsia="Consolas"/>
-          <w:b w:val="0"/>
-          <w:i w:val="0"/>
-          <w:color w:val="0E6B6A"/>
-          <w:sz w:val="22"/>
-        </w:rPr>
-        <w:t>proposed</w:t>
-      </w:r>
-      <w:r>
-        <w:rPr>
-          <w:rFonts w:ascii="Calibri" w:hAnsi="Calibri" w:eastAsia="Calibri"/>
-          <w:b w:val="0"/>
-          <w:i w:val="0"/>
-          <w:color w:val="151A23"/>
-          <w:sz w:val="22"/>
-        </w:rPr>
-        <w:t xml:space="preserve"> </w:t>
-      </w:r>
-      <w:r>
-        <w:rPr>
-          <w:rFonts w:ascii="Consolas" w:hAnsi="Consolas" w:eastAsia="Consolas"/>
-          <w:b w:val="0"/>
-          <w:i w:val="0"/>
-          <w:color w:val="0E6B6A"/>
-          <w:sz w:val="22"/>
-        </w:rPr>
-        <w:t>Decision</w:t>
-      </w:r>
-      <w:r>
-        <w:rPr>
-          <w:rFonts w:ascii="Calibri" w:hAnsi="Calibri" w:eastAsia="Calibri"/>
-          <w:b w:val="0"/>
-          <w:i w:val="0"/>
-          <w:color w:val="151A23"/>
-          <w:sz w:val="22"/>
-        </w:rPr>
-        <w:t xml:space="preserve"> feed so that I know what is waiting for a human.</w:t>
+        <w:t>As a designer, I want to publish an application bound to a frozen version of a System, so the business works in Work, without opening the engine.</w:t>
       </w:r>
     </w:p>
     <w:p>
@@ -4501,27 +5264,19 @@
           <w:color w:val="151A23"/>
           <w:sz w:val="22"/>
         </w:rPr>
-        <w:t xml:space="preserve">[ ] </w:t>
-      </w:r>
-      <w:r>
-        <w:rPr>
-          <w:rFonts w:ascii="Consolas" w:hAnsi="Consolas" w:eastAsia="Consolas"/>
+        <w:t>[ ] Draft → published version (we do not rewrite it) → in service</w:t>
+      </w:r>
+    </w:p>
+    <w:p>
+      <w:r>
+        <w:rPr>
+          <w:rFonts w:ascii="Calibri" w:hAnsi="Calibri" w:eastAsia="Calibri"/>
           <w:b w:val="0"/>
           <w:i w:val="0"/>
-          <w:color w:val="0E6B6A"/>
-          <w:sz w:val="22"/>
-        </w:rPr>
-        <w:t>GET /hypervisor/decisions</w:t>
-      </w:r>
-      <w:r>
-        <w:rPr>
-          <w:rFonts w:ascii="Calibri" w:hAnsi="Calibri" w:eastAsia="Calibri"/>
-          <w:b w:val="0"/>
-          <w:i w:val="0"/>
-          <w:color w:val="151A23"/>
-          <w:sz w:val="22"/>
-        </w:rPr>
-        <w:t xml:space="preserve"> paginated, filterable</w:t>
+          <w:color w:val="151A23"/>
+          <w:sz w:val="22"/>
+        </w:rPr>
+        <w:t>(pilot or live)</w:t>
       </w:r>
     </w:p>
     <w:p>
@@ -4536,17 +5291,46 @@
           <w:color w:val="151A23"/>
           <w:sz w:val="22"/>
         </w:rPr>
-        <w:t xml:space="preserve">[ ] Card: title, rationale, </w:t>
-      </w:r>
+        <w:t>[ ] The business enters through Work, not through the System’s</w:t>
+      </w:r>
+    </w:p>
+    <w:p>
+      <w:r>
+        <w:rPr>
+          <w:rFonts w:ascii="Calibri" w:hAnsi="Calibri" w:eastAsia="Calibri"/>
+          <w:b w:val="0"/>
+          <w:i w:val="0"/>
+          <w:color w:val="151A23"/>
+          <w:sz w:val="22"/>
+        </w:rPr>
+        <w:t>technical sheet</w:t>
+      </w:r>
+    </w:p>
+    <w:p>
+      <w:pPr>
+        <w:pStyle w:val="Heading3"/>
+      </w:pPr>
       <w:r>
         <w:rPr>
           <w:rFonts w:ascii="Calibri" w:hAnsi="Calibri" w:eastAsia="Calibri"/>
           <w:b/>
           <w:i w:val="0"/>
-          <w:color w:val="151A23"/>
-          <w:sz w:val="22"/>
-        </w:rPr>
-        <w:t>estimated</w:t>
+          <w:color w:val="0B2545"/>
+          <w:sz w:val="26"/>
+        </w:rPr>
+        <w:t>US-AHYP-501: Leave evidence on every execution</w:t>
+      </w:r>
+    </w:p>
+    <w:p>
+      <w:r>
+        <w:rPr>
+          <w:rFonts w:ascii="Calibri" w:hAnsi="Calibri" w:eastAsia="Calibri"/>
+          <w:b/>
+          <w:i w:val="0"/>
+          <w:color w:val="151A23"/>
+          <w:sz w:val="22"/>
+        </w:rPr>
+        <w:t>Status: Delivered</w:t>
       </w:r>
       <w:r>
         <w:rPr>
@@ -4556,7 +5340,41 @@
           <w:color w:val="151A23"/>
           <w:sz w:val="22"/>
         </w:rPr>
-        <w:t xml:space="preserve"> impact, target, dates</w:t>
+        <w:t xml:space="preserve"> · </w:t>
+      </w:r>
+      <w:r>
+        <w:rPr>
+          <w:rFonts w:ascii="Calibri" w:hAnsi="Calibri" w:eastAsia="Calibri"/>
+          <w:b/>
+          <w:i w:val="0"/>
+          <w:color w:val="151A23"/>
+          <w:sz w:val="22"/>
+        </w:rPr>
+        <w:t>P0</w:t>
+      </w:r>
+    </w:p>
+    <w:p>
+      <w:r>
+        <w:rPr>
+          <w:rFonts w:ascii="Calibri" w:hAnsi="Calibri" w:eastAsia="Calibri"/>
+          <w:b w:val="0"/>
+          <w:i w:val="0"/>
+          <w:color w:val="151A23"/>
+          <w:sz w:val="22"/>
+        </w:rPr>
+        <w:t>As a business user or designer, I want an execution to leave a trace (optional cost, sources, history), so the ledger has something to talk about.</w:t>
+      </w:r>
+    </w:p>
+    <w:p>
+      <w:r>
+        <w:rPr>
+          <w:rFonts w:ascii="Calibri" w:hAnsi="Calibri" w:eastAsia="Calibri"/>
+          <w:b w:val="0"/>
+          <w:i w:val="0"/>
+          <w:color w:val="151A23"/>
+          <w:sz w:val="22"/>
+        </w:rPr>
+        <w:t>Acceptance:</w:t>
       </w:r>
     </w:p>
     <w:p>
@@ -4571,17 +5389,7 @@
           <w:color w:val="151A23"/>
           <w:sz w:val="22"/>
         </w:rPr>
-        <w:t xml:space="preserve">[ ] v2 copy: </w:t>
-      </w:r>
-      <w:r>
-        <w:rPr>
-          <w:rFonts w:ascii="Calibri" w:hAnsi="Calibri" w:eastAsia="Calibri"/>
-          <w:b w:val="0"/>
-          <w:i/>
-          <w:color w:val="151A23"/>
-          <w:sz w:val="22"/>
-        </w:rPr>
-        <w:t>What is waiting for a signature</w:t>
+        <w:t>[ ] You can open the trace from Work, the companion or the Hypervisor</w:t>
       </w:r>
     </w:p>
     <w:p>
@@ -4596,18 +5404,23 @@
           <w:color w:val="151A23"/>
           <w:sz w:val="22"/>
         </w:rPr>
-        <w:t xml:space="preserve">[ ] Observed </w:t>
-      </w:r>
-      <w:r>
-        <w:rPr>
-          <w:rFonts w:ascii="Consolas" w:hAnsi="Consolas" w:eastAsia="Consolas"/>
+        <w:t xml:space="preserve">[ ] </w:t>
+      </w:r>
+      <w:r>
+        <w:rPr>
+          <w:rFonts w:ascii="Calibri" w:hAnsi="Calibri" w:eastAsia="Calibri"/>
           <w:b w:val="0"/>
-          <w:i w:val="0"/>
-          <w:color w:val="0E6B6A"/>
-          <w:sz w:val="22"/>
-        </w:rPr>
-        <w:t>kind</w:t>
-      </w:r>
+          <w:i/>
+          <w:color w:val="151A23"/>
+          <w:sz w:val="22"/>
+        </w:rPr>
+        <w:t>Completed ≠ validated answer ≠ money gained</w:t>
+      </w:r>
+    </w:p>
+    <w:p>
+      <w:pPr>
+        <w:pStyle w:val="ListBullet"/>
+      </w:pPr>
       <w:r>
         <w:rPr>
           <w:rFonts w:ascii="Calibri" w:hAnsi="Calibri" w:eastAsia="Calibri"/>
@@ -4616,57 +5429,7 @@
           <w:color w:val="151A23"/>
           <w:sz w:val="22"/>
         </w:rPr>
-        <w:t xml:space="preserve">: </w:t>
-      </w:r>
-      <w:r>
-        <w:rPr>
-          <w:rFonts w:ascii="Consolas" w:hAnsi="Consolas" w:eastAsia="Consolas"/>
-          <w:b w:val="0"/>
-          <w:i w:val="0"/>
-          <w:color w:val="0E6B6A"/>
-          <w:sz w:val="22"/>
-        </w:rPr>
-        <w:t>recommendation</w:t>
-      </w:r>
-      <w:r>
-        <w:rPr>
-          <w:rFonts w:ascii="Calibri" w:hAnsi="Calibri" w:eastAsia="Calibri"/>
-          <w:b w:val="0"/>
-          <w:i w:val="0"/>
-          <w:color w:val="151A23"/>
-          <w:sz w:val="22"/>
-        </w:rPr>
-        <w:t xml:space="preserve">, </w:t>
-      </w:r>
-      <w:r>
-        <w:rPr>
-          <w:rFonts w:ascii="Consolas" w:hAnsi="Consolas" w:eastAsia="Consolas"/>
-          <w:b w:val="0"/>
-          <w:i w:val="0"/>
-          <w:color w:val="0E6B6A"/>
-          <w:sz w:val="22"/>
-        </w:rPr>
-        <w:t>review_required</w:t>
-      </w:r>
-      <w:r>
-        <w:rPr>
-          <w:rFonts w:ascii="Calibri" w:hAnsi="Calibri" w:eastAsia="Calibri"/>
-          <w:b w:val="0"/>
-          <w:i w:val="0"/>
-          <w:color w:val="151A23"/>
-          <w:sz w:val="22"/>
-        </w:rPr>
-        <w:t xml:space="preserve">, </w:t>
-      </w:r>
-      <w:r>
-        <w:rPr>
-          <w:rFonts w:ascii="Consolas" w:hAnsi="Consolas" w:eastAsia="Consolas"/>
-          <w:b w:val="0"/>
-          <w:i w:val="0"/>
-          <w:color w:val="0E6B6A"/>
-          <w:sz w:val="22"/>
-        </w:rPr>
-        <w:t>value_loop</w:t>
+        <w:t>[ ] Throughput and latency stay in a “technical health” drawer</w:t>
       </w:r>
     </w:p>
     <w:p>
@@ -4681,7 +5444,7 @@
           <w:color w:val="0B2545"/>
           <w:sz w:val="26"/>
         </w:rPr>
-        <w:t>US-AHYP-301: Accept or reject — signal only</w:t>
+        <w:t>US-AHYP-502: Declare a value convention</w:t>
       </w:r>
     </w:p>
     <w:p>
@@ -4693,7 +5456,7 @@
           <w:color w:val="151A23"/>
           <w:sz w:val="22"/>
         </w:rPr>
-        <w:t>Status: Shipped</w:t>
+        <w:t>Status: Delivered</w:t>
       </w:r>
       <w:r>
         <w:rPr>
@@ -4713,7 +5476,7 @@
           <w:color w:val="151A23"/>
           <w:sz w:val="22"/>
         </w:rPr>
-        <w:t>P0</w:t>
+        <w:t>P1</w:t>
       </w:r>
     </w:p>
     <w:p>
@@ -4725,7 +5488,7 @@
           <w:color w:val="151A23"/>
           <w:sz w:val="22"/>
         </w:rPr>
-        <w:t xml:space="preserve">As an executive, I want to accept or reject a proposed Decision so that a traced </w:t>
+        <w:t xml:space="preserve">As a pilot, I want to declare “a result of this kind is worth X hours or Y €”, with my name, so the ledger converts </w:t>
       </w:r>
       <w:r>
         <w:rPr>
@@ -4735,7 +5498,7 @@
           <w:color w:val="151A23"/>
           <w:sz w:val="22"/>
         </w:rPr>
-        <w:t>decision signal</w:t>
+        <w:t>without inventing a measurement</w:t>
       </w:r>
       <w:r>
         <w:rPr>
@@ -4745,7 +5508,192 @@
           <w:color w:val="151A23"/>
           <w:sz w:val="22"/>
         </w:rPr>
-        <w:t xml:space="preserve"> is recorded.</w:t>
+        <w:t>.</w:t>
+      </w:r>
+    </w:p>
+    <w:p>
+      <w:pPr>
+        <w:pStyle w:val="Heading3"/>
+      </w:pPr>
+      <w:r>
+        <w:rPr>
+          <w:rFonts w:ascii="Calibri" w:hAnsi="Calibri" w:eastAsia="Calibri"/>
+          <w:b/>
+          <w:i w:val="0"/>
+          <w:color w:val="0B2545"/>
+          <w:sz w:val="26"/>
+        </w:rPr>
+        <w:t>US-AHYP-503: See silent Systems</w:t>
+      </w:r>
+    </w:p>
+    <w:p>
+      <w:r>
+        <w:rPr>
+          <w:rFonts w:ascii="Calibri" w:hAnsi="Calibri" w:eastAsia="Calibri"/>
+          <w:b/>
+          <w:i w:val="0"/>
+          <w:color w:val="151A23"/>
+          <w:sz w:val="22"/>
+        </w:rPr>
+        <w:t>Status: Partial</w:t>
+      </w:r>
+      <w:r>
+        <w:rPr>
+          <w:rFonts w:ascii="Calibri" w:hAnsi="Calibri" w:eastAsia="Calibri"/>
+          <w:b w:val="0"/>
+          <w:i w:val="0"/>
+          <w:color w:val="151A23"/>
+          <w:sz w:val="22"/>
+        </w:rPr>
+        <w:t xml:space="preserve"> · </w:t>
+      </w:r>
+      <w:r>
+        <w:rPr>
+          <w:rFonts w:ascii="Calibri" w:hAnsi="Calibri" w:eastAsia="Calibri"/>
+          <w:b/>
+          <w:i w:val="0"/>
+          <w:color w:val="151A23"/>
+          <w:sz w:val="22"/>
+        </w:rPr>
+        <w:t>P1</w:t>
+      </w:r>
+    </w:p>
+    <w:p>
+      <w:r>
+        <w:rPr>
+          <w:rFonts w:ascii="Calibri" w:hAnsi="Calibri" w:eastAsia="Calibri"/>
+          <w:b w:val="0"/>
+          <w:i w:val="0"/>
+          <w:color w:val="151A23"/>
+          <w:sz w:val="22"/>
+        </w:rPr>
+        <w:t xml:space="preserve">As an executive, I want the absence of recent executions to appear as a </w:t>
+      </w:r>
+      <w:r>
+        <w:rPr>
+          <w:rFonts w:ascii="Calibri" w:hAnsi="Calibri" w:eastAsia="Calibri"/>
+          <w:b/>
+          <w:i w:val="0"/>
+          <w:color w:val="151A23"/>
+          <w:sz w:val="22"/>
+        </w:rPr>
+        <w:t>gap</w:t>
+      </w:r>
+      <w:r>
+        <w:rPr>
+          <w:rFonts w:ascii="Calibri" w:hAnsi="Calibri" w:eastAsia="Calibri"/>
+          <w:b w:val="0"/>
+          <w:i w:val="0"/>
+          <w:color w:val="151A23"/>
+          <w:sz w:val="22"/>
+        </w:rPr>
+        <w:t>, not as a beautiful zero performance.</w:t>
+      </w:r>
+    </w:p>
+    <w:p>
+      <w:r>
+        <w:rPr>
+          <w:rFonts w:ascii="Calibri" w:hAnsi="Calibri" w:eastAsia="Calibri"/>
+          <w:b w:val="0"/>
+          <w:i w:val="0"/>
+          <w:color w:val="151A23"/>
+          <w:sz w:val="22"/>
+        </w:rPr>
+        <w:t>---</w:t>
+      </w:r>
+    </w:p>
+    <w:p>
+      <w:pPr>
+        <w:pStyle w:val="Heading2"/>
+      </w:pPr>
+      <w:r>
+        <w:rPr>
+          <w:rFonts w:ascii="Calibri" w:hAnsi="Calibri" w:eastAsia="Calibri"/>
+          <w:b/>
+          <w:i w:val="0"/>
+          <w:color w:val="0B2545"/>
+          <w:sz w:val="32"/>
+        </w:rPr>
+        <w:t>7. Epic 6 — Talk to the portfolio (companion)</w:t>
+      </w:r>
+    </w:p>
+    <w:p>
+      <w:pPr>
+        <w:pStyle w:val="Heading3"/>
+      </w:pPr>
+      <w:r>
+        <w:rPr>
+          <w:rFonts w:ascii="Calibri" w:hAnsi="Calibri" w:eastAsia="Calibri"/>
+          <w:b/>
+          <w:i w:val="0"/>
+          <w:color w:val="0B2545"/>
+          <w:sz w:val="26"/>
+        </w:rPr>
+        <w:t>US-AHYP-600: Ask a question in English (or French)</w:t>
+      </w:r>
+    </w:p>
+    <w:p>
+      <w:r>
+        <w:rPr>
+          <w:rFonts w:ascii="Calibri" w:hAnsi="Calibri" w:eastAsia="Calibri"/>
+          <w:b/>
+          <w:i w:val="0"/>
+          <w:color w:val="151A23"/>
+          <w:sz w:val="22"/>
+        </w:rPr>
+        <w:t>Status: Partial</w:t>
+      </w:r>
+      <w:r>
+        <w:rPr>
+          <w:rFonts w:ascii="Calibri" w:hAnsi="Calibri" w:eastAsia="Calibri"/>
+          <w:b w:val="0"/>
+          <w:i w:val="0"/>
+          <w:color w:val="151A23"/>
+          <w:sz w:val="22"/>
+        </w:rPr>
+        <w:t xml:space="preserve"> · </w:t>
+      </w:r>
+      <w:r>
+        <w:rPr>
+          <w:rFonts w:ascii="Calibri" w:hAnsi="Calibri" w:eastAsia="Calibri"/>
+          <w:b/>
+          <w:i w:val="0"/>
+          <w:color w:val="151A23"/>
+          <w:sz w:val="22"/>
+        </w:rPr>
+        <w:t>P1</w:t>
+      </w:r>
+    </w:p>
+    <w:p>
+      <w:r>
+        <w:rPr>
+          <w:rFonts w:ascii="Calibri" w:hAnsi="Calibri" w:eastAsia="Calibri"/>
+          <w:b w:val="0"/>
+          <w:i w:val="0"/>
+          <w:color w:val="151A23"/>
+          <w:sz w:val="22"/>
+        </w:rPr>
+        <w:t xml:space="preserve">As an executive or business user, I want to query the Systems I am allowed to see, so I can understand without clicking everywhere — </w:t>
+      </w:r>
+      <w:r>
+        <w:rPr>
+          <w:rFonts w:ascii="Calibri" w:hAnsi="Calibri" w:eastAsia="Calibri"/>
+          <w:b/>
+          <w:i w:val="0"/>
+          <w:color w:val="151A23"/>
+          <w:sz w:val="22"/>
+        </w:rPr>
+        <w:t>with the same rights as on the screen</w:t>
+      </w:r>
+      <w:r>
+        <w:rPr>
+          <w:rFonts w:ascii="Calibri" w:hAnsi="Calibri" w:eastAsia="Calibri"/>
+          <w:b w:val="0"/>
+          <w:i w:val="0"/>
+          <w:color w:val="151A23"/>
+          <w:sz w:val="22"/>
+        </w:rPr>
+        <w:t>.</w:t>
       </w:r>
     </w:p>
     <w:p>
@@ -4772,37 +5720,7 @@
           <w:color w:val="151A23"/>
           <w:sz w:val="22"/>
         </w:rPr>
-        <w:t xml:space="preserve">[ ] accept: </w:t>
-      </w:r>
-      <w:r>
-        <w:rPr>
-          <w:rFonts w:ascii="Consolas" w:hAnsi="Consolas" w:eastAsia="Consolas"/>
-          <w:b w:val="0"/>
-          <w:i w:val="0"/>
-          <w:color w:val="0E6B6A"/>
-          <w:sz w:val="22"/>
-        </w:rPr>
-        <w:t>proposed → accepted</w:t>
-      </w:r>
-      <w:r>
-        <w:rPr>
-          <w:rFonts w:ascii="Calibri" w:hAnsi="Calibri" w:eastAsia="Calibri"/>
-          <w:b w:val="0"/>
-          <w:i w:val="0"/>
-          <w:color w:val="151A23"/>
-          <w:sz w:val="22"/>
-        </w:rPr>
-        <w:t xml:space="preserve"> ; reject: </w:t>
-      </w:r>
-      <w:r>
-        <w:rPr>
-          <w:rFonts w:ascii="Consolas" w:hAnsi="Consolas" w:eastAsia="Consolas"/>
-          <w:b w:val="0"/>
-          <w:i w:val="0"/>
-          <w:color w:val="0E6B6A"/>
-          <w:sz w:val="22"/>
-        </w:rPr>
-        <w:t>proposed → rejected</w:t>
+        <w:t>[ ] The companion is there in Work and in the Cockpit</w:t>
       </w:r>
     </w:p>
     <w:p>
@@ -4817,7 +5735,19 @@
           <w:color w:val="151A23"/>
           <w:sz w:val="22"/>
         </w:rPr>
-        <w:t>[ ] Human provenance when the UI requires it</w:t>
+        <w:t>[ ] I pick up to ten Systems; if I pick none, we explore, we launch</w:t>
+      </w:r>
+    </w:p>
+    <w:p>
+      <w:r>
+        <w:rPr>
+          <w:rFonts w:ascii="Calibri" w:hAnsi="Calibri" w:eastAsia="Calibri"/>
+          <w:b w:val="0"/>
+          <w:i w:val="0"/>
+          <w:color w:val="151A23"/>
+          <w:sz w:val="22"/>
+        </w:rPr>
+        <w:t>nothing</w:t>
       </w:r>
     </w:p>
     <w:p>
@@ -4832,47 +5762,19 @@
           <w:color w:val="151A23"/>
           <w:sz w:val="22"/>
         </w:rPr>
-        <w:t xml:space="preserve">[ ] A </w:t>
-      </w:r>
-      <w:r>
-        <w:rPr>
-          <w:rFonts w:ascii="Consolas" w:hAnsi="Consolas" w:eastAsia="Consolas"/>
+        <w:t>[ ] It can inspect a System, compare executions, read operational</w:t>
+      </w:r>
+    </w:p>
+    <w:p>
+      <w:r>
+        <w:rPr>
+          <w:rFonts w:ascii="Calibri" w:hAnsi="Calibri" w:eastAsia="Calibri"/>
           <w:b w:val="0"/>
           <w:i w:val="0"/>
-          <w:color w:val="0E6B6A"/>
-          <w:sz w:val="22"/>
-        </w:rPr>
-        <w:t>scenario_id</w:t>
-      </w:r>
-      <w:r>
-        <w:rPr>
-          <w:rFonts w:ascii="Calibri" w:hAnsi="Calibri" w:eastAsia="Calibri"/>
-          <w:b w:val="0"/>
-          <w:i w:val="0"/>
-          <w:color w:val="151A23"/>
-          <w:sz w:val="22"/>
-        </w:rPr>
-        <w:t xml:space="preserve"> Decision </w:t>
-      </w:r>
-      <w:r>
-        <w:rPr>
-          <w:rFonts w:ascii="Calibri" w:hAnsi="Calibri" w:eastAsia="Calibri"/>
-          <w:b/>
-          <w:i w:val="0"/>
-          <w:color w:val="151A23"/>
-          <w:sz w:val="22"/>
-        </w:rPr>
-        <w:t>refuses</w:t>
-      </w:r>
-      <w:r>
-        <w:rPr>
-          <w:rFonts w:ascii="Calibri" w:hAnsi="Calibri" w:eastAsia="Calibri"/>
-          <w:b w:val="0"/>
-          <w:i w:val="0"/>
-          <w:color w:val="151A23"/>
-          <w:sz w:val="22"/>
-        </w:rPr>
-        <w:t xml:space="preserve"> this path</w:t>
+          <w:color w:val="151A23"/>
+          <w:sz w:val="22"/>
+        </w:rPr>
+        <w:t>indicators</w:t>
       </w:r>
     </w:p>
     <w:p>
@@ -4887,27 +5789,7 @@
           <w:color w:val="151A23"/>
           <w:sz w:val="22"/>
         </w:rPr>
-        <w:t xml:space="preserve">[ ] UI does </w:t>
-      </w:r>
-      <w:r>
-        <w:rPr>
-          <w:rFonts w:ascii="Calibri" w:hAnsi="Calibri" w:eastAsia="Calibri"/>
-          <w:b/>
-          <w:i w:val="0"/>
-          <w:color w:val="151A23"/>
-          <w:sz w:val="22"/>
-        </w:rPr>
-        <w:t>not</w:t>
-      </w:r>
-      <w:r>
-        <w:rPr>
-          <w:rFonts w:ascii="Calibri" w:hAnsi="Calibri" w:eastAsia="Calibri"/>
-          <w:b w:val="0"/>
-          <w:i w:val="0"/>
-          <w:color w:val="151A23"/>
-          <w:sz w:val="22"/>
-        </w:rPr>
-        <w:t xml:space="preserve"> offer portfolio “Apply”</w:t>
+        <w:t>[ ] It uses the same rules as the on-screen buttons</w:t>
       </w:r>
     </w:p>
     <w:p>
@@ -4922,60 +5804,13 @@
           <w:color w:val="151A23"/>
           <w:sz w:val="22"/>
         </w:rPr>
-        <w:t xml:space="preserve">[ ] </w:t>
-      </w:r>
-      <w:r>
-        <w:rPr>
-          <w:rFonts w:ascii="Consolas" w:hAnsi="Consolas" w:eastAsia="Consolas"/>
-          <w:b w:val="0"/>
-          <w:i w:val="0"/>
-          <w:color w:val="0E6B6A"/>
-          <w:sz w:val="22"/>
-        </w:rPr>
-        <w:t>POST .../apply</w:t>
-      </w:r>
-      <w:r>
-        <w:rPr>
-          <w:rFonts w:ascii="Calibri" w:hAnsi="Calibri" w:eastAsia="Calibri"/>
-          <w:b w:val="0"/>
-          <w:i w:val="0"/>
-          <w:color w:val="151A23"/>
-          <w:sz w:val="22"/>
-        </w:rPr>
-        <w:t xml:space="preserve"> returns </w:t>
-      </w:r>
-      <w:r>
-        <w:rPr>
-          <w:rFonts w:ascii="Calibri" w:hAnsi="Calibri" w:eastAsia="Calibri"/>
-          <w:b/>
-          <w:i w:val="0"/>
-          <w:color w:val="151A23"/>
-          <w:sz w:val="22"/>
-        </w:rPr>
-        <w:t>409</w:t>
-      </w:r>
-      <w:r>
-        <w:rPr>
-          <w:rFonts w:ascii="Calibri" w:hAnsi="Calibri" w:eastAsia="Calibri"/>
-          <w:b w:val="0"/>
-          <w:i w:val="0"/>
-          <w:color w:val="151A23"/>
-          <w:sz w:val="22"/>
-        </w:rPr>
-        <w:t xml:space="preserve"> </w:t>
-      </w:r>
-      <w:r>
-        <w:rPr>
-          <w:rFonts w:ascii="Consolas" w:hAnsi="Consolas" w:eastAsia="Consolas"/>
-          <w:b w:val="0"/>
-          <w:i w:val="0"/>
-          <w:color w:val="0E6B6A"/>
-          <w:sz w:val="22"/>
-        </w:rPr>
-        <w:t>LEGACY_DECISION_ACTUATOR_DISABLED</w:t>
+        <w:t>[ ] When a System has run: sources and evidence visible</w:t>
       </w:r>
     </w:p>
     <w:p>
+      <w:pPr>
+        <w:pStyle w:val="ListBullet"/>
+      </w:pPr>
       <w:r>
         <w:rPr>
           <w:rFonts w:ascii="Calibri" w:hAnsi="Calibri" w:eastAsia="Calibri"/>
@@ -4984,17 +5819,7 @@
           <w:color w:val="151A23"/>
           <w:sz w:val="22"/>
         </w:rPr>
-        <w:t xml:space="preserve">Line: </w:t>
-      </w:r>
-      <w:r>
-        <w:rPr>
-          <w:rFonts w:ascii="Calibri" w:hAnsi="Calibri" w:eastAsia="Calibri"/>
-          <w:b w:val="0"/>
-          <w:i/>
-          <w:color w:val="151A23"/>
-          <w:sz w:val="22"/>
-        </w:rPr>
-        <w:t>Validating here records a signal. Changing a System goes through Steer.</w:t>
+        <w:t>[ ] Guides exist: start, sources, Systems, executions, value</w:t>
       </w:r>
     </w:p>
     <w:p>
@@ -5009,7 +5834,7 @@
           <w:color w:val="0B2545"/>
           <w:sz w:val="26"/>
         </w:rPr>
-        <w:t>US-AHYP-302: Scan recommendations</w:t>
+        <w:t>US-AHYP-601: Stop the model from signing</w:t>
       </w:r>
     </w:p>
     <w:p>
@@ -5021,7 +5846,7 @@
           <w:color w:val="151A23"/>
           <w:sz w:val="22"/>
         </w:rPr>
-        <w:t>Status: Shipped</w:t>
+        <w:t>Status: Delivered</w:t>
       </w:r>
       <w:r>
         <w:rPr>
@@ -5041,7 +5866,7 @@
           <w:color w:val="151A23"/>
           <w:sz w:val="22"/>
         </w:rPr>
-        <w:t>P1</w:t>
+        <w:t>P0</w:t>
       </w:r>
     </w:p>
     <w:p>
@@ -5053,27 +5878,7 @@
           <w:color w:val="151A23"/>
           <w:sz w:val="22"/>
         </w:rPr>
-        <w:t>As an executive, I want SCAN (</w:t>
-      </w:r>
-      <w:r>
-        <w:rPr>
-          <w:rFonts w:ascii="Consolas" w:hAnsi="Consolas" w:eastAsia="Consolas"/>
-          <w:b w:val="0"/>
-          <w:i w:val="0"/>
-          <w:color w:val="0E6B6A"/>
-          <w:sz w:val="22"/>
-        </w:rPr>
-        <w:t>POST /hypervisor/recommendations/generate</w:t>
-      </w:r>
-      <w:r>
-        <w:rPr>
-          <w:rFonts w:ascii="Calibri" w:hAnsi="Calibri" w:eastAsia="Calibri"/>
-          <w:b w:val="0"/>
-          <w:i w:val="0"/>
-          <w:color w:val="151A23"/>
-          <w:sz w:val="22"/>
-        </w:rPr>
-        <w:t>) so that the feed is fed without treating recos as measurements.</w:t>
+        <w:t>As compliance, I want no conversation turn to accept an approval in place of a human.</w:t>
       </w:r>
     </w:p>
     <w:p>
@@ -5088,7 +5893,7 @@
           <w:color w:val="0B2545"/>
           <w:sz w:val="26"/>
         </w:rPr>
-        <w:t>US-AHYP-303: Sign a gate in Work / Studio</w:t>
+        <w:t>US-AHYP-602: See the perimeter before talking</w:t>
       </w:r>
     </w:p>
     <w:p>
@@ -5100,7 +5905,7 @@
           <w:color w:val="151A23"/>
           <w:sz w:val="22"/>
         </w:rPr>
-        <w:t>Status: Shipped</w:t>
+        <w:t>Status: Partial</w:t>
       </w:r>
       <w:r>
         <w:rPr>
@@ -5120,7 +5925,7 @@
           <w:color w:val="151A23"/>
           <w:sz w:val="22"/>
         </w:rPr>
-        <w:t>P0</w:t>
+        <w:t>P1</w:t>
       </w:r>
     </w:p>
     <w:p>
@@ -5132,7 +5937,47 @@
           <w:color w:val="151A23"/>
           <w:sz w:val="22"/>
         </w:rPr>
-        <w:t>As a business user or operational decision-maker, I want to accept or reject a gate on a published application so that execution waits for a human.</w:t>
+        <w:t xml:space="preserve">As an executive, I want to see </w:t>
+      </w:r>
+      <w:r>
+        <w:rPr>
+          <w:rFonts w:ascii="Calibri" w:hAnsi="Calibri" w:eastAsia="Calibri"/>
+          <w:b w:val="0"/>
+          <w:i/>
+          <w:color w:val="151A23"/>
+          <w:sz w:val="22"/>
+        </w:rPr>
+        <w:t>what</w:t>
+      </w:r>
+      <w:r>
+        <w:rPr>
+          <w:rFonts w:ascii="Calibri" w:hAnsi="Calibri" w:eastAsia="Calibri"/>
+          <w:b w:val="0"/>
+          <w:i w:val="0"/>
+          <w:color w:val="151A23"/>
+          <w:sz w:val="22"/>
+        </w:rPr>
+        <w:t xml:space="preserve"> the companion can reach (Systems, workspace, read-only or not), so I do not take it for an oracle. Sending a directive or inventing a forecast from chat: </w:t>
+      </w:r>
+      <w:r>
+        <w:rPr>
+          <w:rFonts w:ascii="Calibri" w:hAnsi="Calibri" w:eastAsia="Calibri"/>
+          <w:b/>
+          <w:i w:val="0"/>
+          <w:color w:val="151A23"/>
+          <w:sz w:val="22"/>
+        </w:rPr>
+        <w:t>out of contract</w:t>
+      </w:r>
+      <w:r>
+        <w:rPr>
+          <w:rFonts w:ascii="Calibri" w:hAnsi="Calibri" w:eastAsia="Calibri"/>
+          <w:b w:val="0"/>
+          <w:i w:val="0"/>
+          <w:color w:val="151A23"/>
+          <w:sz w:val="22"/>
+        </w:rPr>
+        <w:t>.</w:t>
       </w:r>
     </w:p>
     <w:p>
@@ -5144,7 +5989,745 @@
           <w:color w:val="151A23"/>
           <w:sz w:val="22"/>
         </w:rPr>
-        <w:t>Acceptance:</w:t>
+        <w:t>---</w:t>
+      </w:r>
+    </w:p>
+    <w:p>
+      <w:pPr>
+        <w:pStyle w:val="Heading2"/>
+      </w:pPr>
+      <w:r>
+        <w:rPr>
+          <w:rFonts w:ascii="Calibri" w:hAnsi="Calibri" w:eastAsia="Calibri"/>
+          <w:b/>
+          <w:i w:val="0"/>
+          <w:color w:val="0B2545"/>
+          <w:sz w:val="32"/>
+        </w:rPr>
+        <w:t>8. Epic 7 — What needs attention</w:t>
+      </w:r>
+    </w:p>
+    <w:p>
+      <w:pPr>
+        <w:pStyle w:val="Heading3"/>
+      </w:pPr>
+      <w:r>
+        <w:rPr>
+          <w:rFonts w:ascii="Calibri" w:hAnsi="Calibri" w:eastAsia="Calibri"/>
+          <w:b/>
+          <w:i w:val="0"/>
+          <w:color w:val="0B2545"/>
+          <w:sz w:val="26"/>
+        </w:rPr>
+        <w:t>US-AHYP-700: One attention queue</w:t>
+      </w:r>
+    </w:p>
+    <w:p>
+      <w:r>
+        <w:rPr>
+          <w:rFonts w:ascii="Calibri" w:hAnsi="Calibri" w:eastAsia="Calibri"/>
+          <w:b/>
+          <w:i w:val="0"/>
+          <w:color w:val="151A23"/>
+          <w:sz w:val="22"/>
+        </w:rPr>
+        <w:t>Status: Partial</w:t>
+      </w:r>
+      <w:r>
+        <w:rPr>
+          <w:rFonts w:ascii="Calibri" w:hAnsi="Calibri" w:eastAsia="Calibri"/>
+          <w:b w:val="0"/>
+          <w:i w:val="0"/>
+          <w:color w:val="151A23"/>
+          <w:sz w:val="22"/>
+        </w:rPr>
+        <w:t xml:space="preserve"> · </w:t>
+      </w:r>
+      <w:r>
+        <w:rPr>
+          <w:rFonts w:ascii="Calibri" w:hAnsi="Calibri" w:eastAsia="Calibri"/>
+          <w:b/>
+          <w:i w:val="0"/>
+          <w:color w:val="151A23"/>
+          <w:sz w:val="22"/>
+        </w:rPr>
+        <w:t>P1</w:t>
+      </w:r>
+    </w:p>
+    <w:p>
+      <w:r>
+        <w:rPr>
+          <w:rFonts w:ascii="Calibri" w:hAnsi="Calibri" w:eastAsia="Calibri"/>
+          <w:b w:val="0"/>
+          <w:i w:val="0"/>
+          <w:color w:val="151A23"/>
+          <w:sz w:val="22"/>
+        </w:rPr>
+        <w:t xml:space="preserve">As an executive, I want in one place: pending opinions, late objectives, Systems without a convention, risks on a rule change — so I can react. A technical “down” light is </w:t>
+      </w:r>
+      <w:r>
+        <w:rPr>
+          <w:rFonts w:ascii="Calibri" w:hAnsi="Calibri" w:eastAsia="Calibri"/>
+          <w:b/>
+          <w:i w:val="0"/>
+          <w:color w:val="151A23"/>
+          <w:sz w:val="22"/>
+        </w:rPr>
+        <w:t>not</w:t>
+      </w:r>
+      <w:r>
+        <w:rPr>
+          <w:rFonts w:ascii="Calibri" w:hAnsi="Calibri" w:eastAsia="Calibri"/>
+          <w:b w:val="0"/>
+          <w:i w:val="0"/>
+          <w:color w:val="151A23"/>
+          <w:sz w:val="22"/>
+        </w:rPr>
+        <w:t xml:space="preserve"> a business failure.</w:t>
+      </w:r>
+    </w:p>
+    <w:p>
+      <w:pPr>
+        <w:pStyle w:val="Heading3"/>
+      </w:pPr>
+      <w:r>
+        <w:rPr>
+          <w:rFonts w:ascii="Calibri" w:hAnsi="Calibri" w:eastAsia="Calibri"/>
+          <w:b/>
+          <w:i w:val="0"/>
+          <w:color w:val="0B2545"/>
+          <w:sz w:val="26"/>
+        </w:rPr>
+        <w:t>US-AHYP-701: An honest trend</w:t>
+      </w:r>
+    </w:p>
+    <w:p>
+      <w:r>
+        <w:rPr>
+          <w:rFonts w:ascii="Calibri" w:hAnsi="Calibri" w:eastAsia="Calibri"/>
+          <w:b/>
+          <w:i w:val="0"/>
+          <w:color w:val="151A23"/>
+          <w:sz w:val="22"/>
+        </w:rPr>
+        <w:t>Status: Partial</w:t>
+      </w:r>
+      <w:r>
+        <w:rPr>
+          <w:rFonts w:ascii="Calibri" w:hAnsi="Calibri" w:eastAsia="Calibri"/>
+          <w:b w:val="0"/>
+          <w:i w:val="0"/>
+          <w:color w:val="151A23"/>
+          <w:sz w:val="22"/>
+        </w:rPr>
+        <w:t xml:space="preserve"> · </w:t>
+      </w:r>
+      <w:r>
+        <w:rPr>
+          <w:rFonts w:ascii="Calibri" w:hAnsi="Calibri" w:eastAsia="Calibri"/>
+          <w:b/>
+          <w:i w:val="0"/>
+          <w:color w:val="151A23"/>
+          <w:sz w:val="22"/>
+        </w:rPr>
+        <w:t>P2</w:t>
+      </w:r>
+    </w:p>
+    <w:p>
+      <w:r>
+        <w:rPr>
+          <w:rFonts w:ascii="Calibri" w:hAnsi="Calibri" w:eastAsia="Calibri"/>
+          <w:b w:val="0"/>
+          <w:i w:val="0"/>
+          <w:color w:val="151A23"/>
+          <w:sz w:val="22"/>
+        </w:rPr>
+        <w:t xml:space="preserve">As an executive, I want to see day-by-day evolution. A “future month” projection or a “what if we moved the lever” on the whole portfolio </w:t>
+      </w:r>
+      <w:r>
+        <w:rPr>
+          <w:rFonts w:ascii="Calibri" w:hAnsi="Calibri" w:eastAsia="Calibri"/>
+          <w:b/>
+          <w:i w:val="0"/>
+          <w:color w:val="151A23"/>
+          <w:sz w:val="22"/>
+        </w:rPr>
+        <w:t>is not delivered</w:t>
+      </w:r>
+      <w:r>
+        <w:rPr>
+          <w:rFonts w:ascii="Calibri" w:hAnsi="Calibri" w:eastAsia="Calibri"/>
+          <w:b w:val="0"/>
+          <w:i w:val="0"/>
+          <w:color w:val="151A23"/>
+          <w:sz w:val="22"/>
+        </w:rPr>
+        <w:t>. Until we have evidence, we do not draw a dotted bar.</w:t>
+      </w:r>
+    </w:p>
+    <w:p>
+      <w:pPr>
+        <w:pStyle w:val="Heading3"/>
+      </w:pPr>
+      <w:r>
+        <w:rPr>
+          <w:rFonts w:ascii="Calibri" w:hAnsi="Calibri" w:eastAsia="Calibri"/>
+          <w:b/>
+          <w:i w:val="0"/>
+          <w:color w:val="0B2545"/>
+          <w:sz w:val="26"/>
+        </w:rPr>
+        <w:t>US-AHYP-702: Export a COMEX pack</w:t>
+      </w:r>
+    </w:p>
+    <w:p>
+      <w:r>
+        <w:rPr>
+          <w:rFonts w:ascii="Calibri" w:hAnsi="Calibri" w:eastAsia="Calibri"/>
+          <w:b/>
+          <w:i w:val="0"/>
+          <w:color w:val="151A23"/>
+          <w:sz w:val="22"/>
+        </w:rPr>
+        <w:t>Status: Specified</w:t>
+      </w:r>
+      <w:r>
+        <w:rPr>
+          <w:rFonts w:ascii="Calibri" w:hAnsi="Calibri" w:eastAsia="Calibri"/>
+          <w:b w:val="0"/>
+          <w:i w:val="0"/>
+          <w:color w:val="151A23"/>
+          <w:sz w:val="22"/>
+        </w:rPr>
+        <w:t xml:space="preserve"> · </w:t>
+      </w:r>
+      <w:r>
+        <w:rPr>
+          <w:rFonts w:ascii="Calibri" w:hAnsi="Calibri" w:eastAsia="Calibri"/>
+          <w:b/>
+          <w:i w:val="0"/>
+          <w:color w:val="151A23"/>
+          <w:sz w:val="22"/>
+        </w:rPr>
+        <w:t>P2</w:t>
+      </w:r>
+    </w:p>
+    <w:p>
+      <w:r>
+        <w:rPr>
+          <w:rFonts w:ascii="Calibri" w:hAnsi="Calibri" w:eastAsia="Calibri"/>
+          <w:b w:val="0"/>
+          <w:i w:val="0"/>
+          <w:color w:val="151A23"/>
+          <w:sz w:val="22"/>
+        </w:rPr>
+        <w:t xml:space="preserve">As an executive, I want an export of the period (PDF or spreadsheet): register, bases, decisions, and the measured / declared / missing mention. </w:t>
+      </w:r>
+      <w:r>
+        <w:rPr>
+          <w:rFonts w:ascii="Calibri" w:hAnsi="Calibri" w:eastAsia="Calibri"/>
+          <w:b/>
+          <w:i w:val="0"/>
+          <w:color w:val="151A23"/>
+          <w:sz w:val="22"/>
+        </w:rPr>
+        <w:t>Not built yet.</w:t>
+      </w:r>
+    </w:p>
+    <w:p>
+      <w:r>
+        <w:rPr>
+          <w:rFonts w:ascii="Calibri" w:hAnsi="Calibri" w:eastAsia="Calibri"/>
+          <w:b w:val="0"/>
+          <w:i w:val="0"/>
+          <w:color w:val="151A23"/>
+          <w:sz w:val="22"/>
+        </w:rPr>
+        <w:t>---</w:t>
+      </w:r>
+    </w:p>
+    <w:p>
+      <w:pPr>
+        <w:pStyle w:val="Heading2"/>
+      </w:pPr>
+      <w:r>
+        <w:rPr>
+          <w:rFonts w:ascii="Calibri" w:hAnsi="Calibri" w:eastAsia="Calibri"/>
+          <w:b/>
+          <w:i w:val="0"/>
+          <w:color w:val="0B2545"/>
+          <w:sz w:val="32"/>
+        </w:rPr>
+        <w:t>9. Epic 8 — Who may, and the trace</w:t>
+      </w:r>
+    </w:p>
+    <w:p>
+      <w:pPr>
+        <w:pStyle w:val="Heading3"/>
+      </w:pPr>
+      <w:r>
+        <w:rPr>
+          <w:rFonts w:ascii="Calibri" w:hAnsi="Calibri" w:eastAsia="Calibri"/>
+          <w:b/>
+          <w:i w:val="0"/>
+          <w:color w:val="0B2545"/>
+          <w:sz w:val="26"/>
+        </w:rPr>
+        <w:t>US-AHYP-800: Separate see, decide, apply</w:t>
+      </w:r>
+    </w:p>
+    <w:p>
+      <w:r>
+        <w:rPr>
+          <w:rFonts w:ascii="Calibri" w:hAnsi="Calibri" w:eastAsia="Calibri"/>
+          <w:b/>
+          <w:i w:val="0"/>
+          <w:color w:val="151A23"/>
+          <w:sz w:val="22"/>
+        </w:rPr>
+        <w:t>Status: Delivered</w:t>
+      </w:r>
+      <w:r>
+        <w:rPr>
+          <w:rFonts w:ascii="Calibri" w:hAnsi="Calibri" w:eastAsia="Calibri"/>
+          <w:b w:val="0"/>
+          <w:i w:val="0"/>
+          <w:color w:val="151A23"/>
+          <w:sz w:val="22"/>
+        </w:rPr>
+        <w:t xml:space="preserve"> · </w:t>
+      </w:r>
+      <w:r>
+        <w:rPr>
+          <w:rFonts w:ascii="Calibri" w:hAnsi="Calibri" w:eastAsia="Calibri"/>
+          <w:b/>
+          <w:i w:val="0"/>
+          <w:color w:val="151A23"/>
+          <w:sz w:val="22"/>
+        </w:rPr>
+        <w:t>P0</w:t>
+      </w:r>
+    </w:p>
+    <w:p>
+      <w:r>
+        <w:rPr>
+          <w:rFonts w:ascii="Calibri" w:hAnsi="Calibri" w:eastAsia="Calibri"/>
+          <w:b w:val="0"/>
+          <w:i w:val="0"/>
+          <w:color w:val="151A23"/>
+          <w:sz w:val="22"/>
+        </w:rPr>
+        <w:t xml:space="preserve">As an administrator, I want distinct rights: read the Hypervisor, accept or reject, write an objective, apply a change, publish an application. The workspace “mode” (build, use, steer) changes </w:t>
+      </w:r>
+      <w:r>
+        <w:rPr>
+          <w:rFonts w:ascii="Calibri" w:hAnsi="Calibri" w:eastAsia="Calibri"/>
+          <w:b/>
+          <w:i w:val="0"/>
+          <w:color w:val="151A23"/>
+          <w:sz w:val="22"/>
+        </w:rPr>
+        <w:t>screen density</w:t>
+      </w:r>
+      <w:r>
+        <w:rPr>
+          <w:rFonts w:ascii="Calibri" w:hAnsi="Calibri" w:eastAsia="Calibri"/>
+          <w:b w:val="0"/>
+          <w:i w:val="0"/>
+          <w:color w:val="151A23"/>
+          <w:sz w:val="22"/>
+        </w:rPr>
+        <w:t>, not rights.</w:t>
+      </w:r>
+    </w:p>
+    <w:p>
+      <w:pPr>
+        <w:pStyle w:val="Heading3"/>
+      </w:pPr>
+      <w:r>
+        <w:rPr>
+          <w:rFonts w:ascii="Calibri" w:hAnsi="Calibri" w:eastAsia="Calibri"/>
+          <w:b/>
+          <w:i w:val="0"/>
+          <w:color w:val="0B2545"/>
+          <w:sz w:val="26"/>
+        </w:rPr>
+        <w:t>US-AHYP-801: Trace everything</w:t>
+      </w:r>
+    </w:p>
+    <w:p>
+      <w:r>
+        <w:rPr>
+          <w:rFonts w:ascii="Calibri" w:hAnsi="Calibri" w:eastAsia="Calibri"/>
+          <w:b/>
+          <w:i w:val="0"/>
+          <w:color w:val="151A23"/>
+          <w:sz w:val="22"/>
+        </w:rPr>
+        <w:t>Status: Delivered</w:t>
+      </w:r>
+      <w:r>
+        <w:rPr>
+          <w:rFonts w:ascii="Calibri" w:hAnsi="Calibri" w:eastAsia="Calibri"/>
+          <w:b w:val="0"/>
+          <w:i w:val="0"/>
+          <w:color w:val="151A23"/>
+          <w:sz w:val="22"/>
+        </w:rPr>
+        <w:t xml:space="preserve"> · </w:t>
+      </w:r>
+      <w:r>
+        <w:rPr>
+          <w:rFonts w:ascii="Calibri" w:hAnsi="Calibri" w:eastAsia="Calibri"/>
+          <w:b/>
+          <w:i w:val="0"/>
+          <w:color w:val="151A23"/>
+          <w:sz w:val="22"/>
+        </w:rPr>
+        <w:t>P0</w:t>
+      </w:r>
+    </w:p>
+    <w:p>
+      <w:r>
+        <w:rPr>
+          <w:rFonts w:ascii="Calibri" w:hAnsi="Calibri" w:eastAsia="Calibri"/>
+          <w:b w:val="0"/>
+          <w:i w:val="0"/>
+          <w:color w:val="151A23"/>
+          <w:sz w:val="22"/>
+        </w:rPr>
+        <w:t>As compliance, I want in the log: opinions, human approvals, objective writes, steps of a rule change. Each line: who, what, on what, when. (Help-path progress: metadata only, not the content of questions.)</w:t>
+      </w:r>
+    </w:p>
+    <w:p>
+      <w:pPr>
+        <w:pStyle w:val="Heading3"/>
+      </w:pPr>
+      <w:r>
+        <w:rPr>
+          <w:rFonts w:ascii="Calibri" w:hAnsi="Calibri" w:eastAsia="Calibri"/>
+          <w:b/>
+          <w:i w:val="0"/>
+          <w:color w:val="0B2545"/>
+          <w:sz w:val="26"/>
+        </w:rPr>
+        <w:t>US-AHYP-802: Do not confuse with Mission Room</w:t>
+      </w:r>
+    </w:p>
+    <w:p>
+      <w:r>
+        <w:rPr>
+          <w:rFonts w:ascii="Calibri" w:hAnsi="Calibri" w:eastAsia="Calibri"/>
+          <w:b/>
+          <w:i w:val="0"/>
+          <w:color w:val="151A23"/>
+          <w:sz w:val="22"/>
+        </w:rPr>
+        <w:t>Status: Delivered</w:t>
+      </w:r>
+      <w:r>
+        <w:rPr>
+          <w:rFonts w:ascii="Calibri" w:hAnsi="Calibri" w:eastAsia="Calibri"/>
+          <w:b w:val="0"/>
+          <w:i w:val="0"/>
+          <w:color w:val="151A23"/>
+          <w:sz w:val="22"/>
+        </w:rPr>
+        <w:t xml:space="preserve"> · </w:t>
+      </w:r>
+      <w:r>
+        <w:rPr>
+          <w:rFonts w:ascii="Calibri" w:hAnsi="Calibri" w:eastAsia="Calibri"/>
+          <w:b/>
+          <w:i w:val="0"/>
+          <w:color w:val="151A23"/>
+          <w:sz w:val="22"/>
+        </w:rPr>
+        <w:t>P0</w:t>
+      </w:r>
+    </w:p>
+    <w:p>
+      <w:r>
+        <w:rPr>
+          <w:rFonts w:ascii="Calibri" w:hAnsi="Calibri" w:eastAsia="Calibri"/>
+          <w:b w:val="0"/>
+          <w:i w:val="0"/>
+          <w:color w:val="151A23"/>
+          <w:sz w:val="22"/>
+        </w:rPr>
+        <w:t xml:space="preserve">As product, I want an immersive briefing room (government / city demos) to stay a </w:t>
+      </w:r>
+      <w:r>
+        <w:rPr>
+          <w:rFonts w:ascii="Calibri" w:hAnsi="Calibri" w:eastAsia="Calibri"/>
+          <w:b/>
+          <w:i w:val="0"/>
+          <w:color w:val="151A23"/>
+          <w:sz w:val="22"/>
+        </w:rPr>
+        <w:t>workspace application</w:t>
+      </w:r>
+      <w:r>
+        <w:rPr>
+          <w:rFonts w:ascii="Calibri" w:hAnsi="Calibri" w:eastAsia="Calibri"/>
+          <w:b w:val="0"/>
+          <w:i w:val="0"/>
+          <w:color w:val="151A23"/>
+          <w:sz w:val="22"/>
+        </w:rPr>
+        <w:t>, so we do not sell it as the ledger.</w:t>
+      </w:r>
+    </w:p>
+    <w:p>
+      <w:r>
+        <w:rPr>
+          <w:rFonts w:ascii="Calibri" w:hAnsi="Calibri" w:eastAsia="Calibri"/>
+          <w:b w:val="0"/>
+          <w:i w:val="0"/>
+          <w:color w:val="151A23"/>
+          <w:sz w:val="22"/>
+        </w:rPr>
+        <w:t>---</w:t>
+      </w:r>
+    </w:p>
+    <w:p>
+      <w:pPr>
+        <w:pStyle w:val="Heading2"/>
+      </w:pPr>
+      <w:r>
+        <w:rPr>
+          <w:rFonts w:ascii="Calibri" w:hAnsi="Calibri" w:eastAsia="Calibri"/>
+          <w:b/>
+          <w:i w:val="0"/>
+          <w:color w:val="0B2545"/>
+          <w:sz w:val="32"/>
+        </w:rPr>
+        <w:t>10. Epic 9 — Honesty and first use</w:t>
+      </w:r>
+    </w:p>
+    <w:p>
+      <w:pPr>
+        <w:pStyle w:val="Heading3"/>
+      </w:pPr>
+      <w:r>
+        <w:rPr>
+          <w:rFonts w:ascii="Calibri" w:hAnsi="Calibri" w:eastAsia="Calibri"/>
+          <w:b/>
+          <w:i w:val="0"/>
+          <w:color w:val="0B2545"/>
+          <w:sz w:val="26"/>
+        </w:rPr>
+        <w:t>US-AHYP-900: Forbid the invented zero</w:t>
+      </w:r>
+    </w:p>
+    <w:p>
+      <w:r>
+        <w:rPr>
+          <w:rFonts w:ascii="Calibri" w:hAnsi="Calibri" w:eastAsia="Calibri"/>
+          <w:b/>
+          <w:i w:val="0"/>
+          <w:color w:val="151A23"/>
+          <w:sz w:val="22"/>
+        </w:rPr>
+        <w:t>Status: Delivered</w:t>
+      </w:r>
+      <w:r>
+        <w:rPr>
+          <w:rFonts w:ascii="Calibri" w:hAnsi="Calibri" w:eastAsia="Calibri"/>
+          <w:b w:val="0"/>
+          <w:i w:val="0"/>
+          <w:color w:val="151A23"/>
+          <w:sz w:val="22"/>
+        </w:rPr>
+        <w:t xml:space="preserve"> · </w:t>
+      </w:r>
+      <w:r>
+        <w:rPr>
+          <w:rFonts w:ascii="Calibri" w:hAnsi="Calibri" w:eastAsia="Calibri"/>
+          <w:b/>
+          <w:i w:val="0"/>
+          <w:color w:val="151A23"/>
+          <w:sz w:val="22"/>
+        </w:rPr>
+        <w:t>P0</w:t>
+      </w:r>
+    </w:p>
+    <w:p>
+      <w:r>
+        <w:rPr>
+          <w:rFonts w:ascii="Calibri" w:hAnsi="Calibri" w:eastAsia="Calibri"/>
+          <w:b w:val="0"/>
+          <w:i w:val="0"/>
+          <w:color w:val="151A23"/>
+          <w:sz w:val="22"/>
+        </w:rPr>
+        <w:t xml:space="preserve">As product, I want no substitute financial total to appear in the screen chrome. “Hours or euros saved” is </w:t>
+      </w:r>
+      <w:r>
+        <w:rPr>
+          <w:rFonts w:ascii="Calibri" w:hAnsi="Calibri" w:eastAsia="Calibri"/>
+          <w:b/>
+          <w:i w:val="0"/>
+          <w:color w:val="151A23"/>
+          <w:sz w:val="22"/>
+        </w:rPr>
+        <w:t>not</w:t>
+      </w:r>
+      <w:r>
+        <w:rPr>
+          <w:rFonts w:ascii="Calibri" w:hAnsi="Calibri" w:eastAsia="Calibri"/>
+          <w:b w:val="0"/>
+          <w:i w:val="0"/>
+          <w:color w:val="151A23"/>
+          <w:sz w:val="22"/>
+        </w:rPr>
+        <w:t xml:space="preserve"> yet a number we can defend.</w:t>
+      </w:r>
+    </w:p>
+    <w:p>
+      <w:pPr>
+        <w:pStyle w:val="Heading3"/>
+      </w:pPr>
+      <w:r>
+        <w:rPr>
+          <w:rFonts w:ascii="Calibri" w:hAnsi="Calibri" w:eastAsia="Calibri"/>
+          <w:b/>
+          <w:i w:val="0"/>
+          <w:color w:val="0B2545"/>
+          <w:sz w:val="26"/>
+        </w:rPr>
+        <w:t>US-AHYP-901: Start with a business task</w:t>
+      </w:r>
+    </w:p>
+    <w:p>
+      <w:r>
+        <w:rPr>
+          <w:rFonts w:ascii="Calibri" w:hAnsi="Calibri" w:eastAsia="Calibri"/>
+          <w:b/>
+          <w:i w:val="0"/>
+          <w:color w:val="151A23"/>
+          <w:sz w:val="22"/>
+        </w:rPr>
+        <w:t>Status: Delivered (path off by default)</w:t>
+      </w:r>
+      <w:r>
+        <w:rPr>
+          <w:rFonts w:ascii="Calibri" w:hAnsi="Calibri" w:eastAsia="Calibri"/>
+          <w:b w:val="0"/>
+          <w:i w:val="0"/>
+          <w:color w:val="151A23"/>
+          <w:sz w:val="22"/>
+        </w:rPr>
+        <w:t xml:space="preserve"> · </w:t>
+      </w:r>
+      <w:r>
+        <w:rPr>
+          <w:rFonts w:ascii="Calibri" w:hAnsi="Calibri" w:eastAsia="Calibri"/>
+          <w:b/>
+          <w:i w:val="0"/>
+          <w:color w:val="151A23"/>
+          <w:sz w:val="22"/>
+        </w:rPr>
+        <w:t>P1</w:t>
+      </w:r>
+    </w:p>
+    <w:p>
+      <w:r>
+        <w:rPr>
+          <w:rFonts w:ascii="Calibri" w:hAnsi="Calibri" w:eastAsia="Calibri"/>
+          <w:b w:val="0"/>
+          <w:i w:val="0"/>
+          <w:color w:val="151A23"/>
+          <w:sz w:val="22"/>
+        </w:rPr>
+        <w:t xml:space="preserve">As a business user, I want a first verifiable result (guided example, four steps, alone, in ten minutes — </w:t>
+      </w:r>
+      <w:r>
+        <w:rPr>
+          <w:rFonts w:ascii="Calibri" w:hAnsi="Calibri" w:eastAsia="Calibri"/>
+          <w:b/>
+          <w:i w:val="0"/>
+          <w:color w:val="151A23"/>
+          <w:sz w:val="22"/>
+        </w:rPr>
+        <w:t>target not yet measured</w:t>
+      </w:r>
+      <w:r>
+        <w:rPr>
+          <w:rFonts w:ascii="Calibri" w:hAnsi="Calibri" w:eastAsia="Calibri"/>
+          <w:b w:val="0"/>
+          <w:i w:val="0"/>
+          <w:color w:val="151A23"/>
+          <w:sz w:val="22"/>
+        </w:rPr>
+        <w:t xml:space="preserve">) without opening the Cockpit. The welcome path is </w:t>
+      </w:r>
+      <w:r>
+        <w:rPr>
+          <w:rFonts w:ascii="Calibri" w:hAnsi="Calibri" w:eastAsia="Calibri"/>
+          <w:b/>
+          <w:i w:val="0"/>
+          <w:color w:val="151A23"/>
+          <w:sz w:val="22"/>
+        </w:rPr>
+        <w:t>not</w:t>
+      </w:r>
+      <w:r>
+        <w:rPr>
+          <w:rFonts w:ascii="Calibri" w:hAnsi="Calibri" w:eastAsia="Calibri"/>
+          <w:b w:val="0"/>
+          <w:i w:val="0"/>
+          <w:color w:val="151A23"/>
+          <w:sz w:val="22"/>
+        </w:rPr>
+        <w:t xml:space="preserve"> on everywhere; user tests have </w:t>
+      </w:r>
+      <w:r>
+        <w:rPr>
+          <w:rFonts w:ascii="Calibri" w:hAnsi="Calibri" w:eastAsia="Calibri"/>
+          <w:b/>
+          <w:i w:val="0"/>
+          <w:color w:val="151A23"/>
+          <w:sz w:val="22"/>
+        </w:rPr>
+        <w:t>not</w:t>
+      </w:r>
+      <w:r>
+        <w:rPr>
+          <w:rFonts w:ascii="Calibri" w:hAnsi="Calibri" w:eastAsia="Calibri"/>
+          <w:b w:val="0"/>
+          <w:i w:val="0"/>
+          <w:color w:val="151A23"/>
+          <w:sz w:val="22"/>
+        </w:rPr>
+        <w:t xml:space="preserve"> happened yet.</w:t>
+      </w:r>
+    </w:p>
+    <w:p>
+      <w:r>
+        <w:rPr>
+          <w:rFonts w:ascii="Calibri" w:hAnsi="Calibri" w:eastAsia="Calibri"/>
+          <w:b w:val="0"/>
+          <w:i w:val="0"/>
+          <w:color w:val="151A23"/>
+          <w:sz w:val="22"/>
+        </w:rPr>
+        <w:t>---</w:t>
+      </w:r>
+    </w:p>
+    <w:p>
+      <w:pPr>
+        <w:pStyle w:val="Heading2"/>
+      </w:pPr>
+      <w:r>
+        <w:rPr>
+          <w:rFonts w:ascii="Calibri" w:hAnsi="Calibri" w:eastAsia="Calibri"/>
+          <w:b/>
+          <w:i w:val="0"/>
+          <w:color w:val="0B2545"/>
+          <w:sz w:val="32"/>
+        </w:rPr>
+        <w:t>11. We do not promise</w:t>
       </w:r>
     </w:p>
     <w:p>
@@ -5159,59 +6742,7 @@
           <w:color w:val="151A23"/>
           <w:sz w:val="22"/>
         </w:rPr>
-        <w:t xml:space="preserve">[ ] The model </w:t>
-      </w:r>
-      <w:r>
-        <w:rPr>
-          <w:rFonts w:ascii="Calibri" w:hAnsi="Calibri" w:eastAsia="Calibri"/>
-          <w:b/>
-          <w:i w:val="0"/>
-          <w:color w:val="151A23"/>
-          <w:sz w:val="22"/>
-        </w:rPr>
-        <w:t>cannot</w:t>
-      </w:r>
-      <w:r>
-        <w:rPr>
-          <w:rFonts w:ascii="Calibri" w:hAnsi="Calibri" w:eastAsia="Calibri"/>
-          <w:b w:val="0"/>
-          <w:i w:val="0"/>
-          <w:color w:val="151A23"/>
-          <w:sz w:val="22"/>
-        </w:rPr>
-        <w:t xml:space="preserve"> accept (</w:t>
-      </w:r>
-      <w:r>
-        <w:rPr>
-          <w:rFonts w:ascii="Consolas" w:hAnsi="Consolas" w:eastAsia="Consolas"/>
-          <w:b w:val="0"/>
-          <w:i w:val="0"/>
-          <w:color w:val="0E6B6A"/>
-          <w:sz w:val="22"/>
-        </w:rPr>
-        <w:t>POST /assistant/decisions</w:t>
-      </w:r>
-      <w:r>
-        <w:rPr>
-          <w:rFonts w:ascii="Calibri" w:hAnsi="Calibri" w:eastAsia="Calibri"/>
-          <w:b w:val="0"/>
-          <w:i w:val="0"/>
-          <w:color w:val="151A23"/>
-          <w:sz w:val="22"/>
-        </w:rPr>
-        <w:t xml:space="preserve"> needs the</w:t>
-      </w:r>
-    </w:p>
-    <w:p>
-      <w:r>
-        <w:rPr>
-          <w:rFonts w:ascii="Calibri" w:hAnsi="Calibri" w:eastAsia="Calibri"/>
-          <w:b w:val="0"/>
-          <w:i w:val="0"/>
-          <w:color w:val="151A23"/>
-          <w:sz w:val="22"/>
-        </w:rPr>
-        <w:t>UI action and observed id; stale → refuse)</w:t>
+        <w:t>Applying a change from the Hypervisor</w:t>
       </w:r>
     </w:p>
     <w:p>
@@ -5226,27 +6757,7 @@
           <w:color w:val="151A23"/>
           <w:sz w:val="22"/>
         </w:rPr>
-        <w:t xml:space="preserve">[ ] </w:t>
-      </w:r>
-      <w:r>
-        <w:rPr>
-          <w:rFonts w:ascii="Consolas" w:hAnsi="Consolas" w:eastAsia="Consolas"/>
-          <w:b w:val="0"/>
-          <w:i w:val="0"/>
-          <w:color w:val="0E6B6A"/>
-          <w:sz w:val="22"/>
-        </w:rPr>
-        <w:t>/steering/review-queue</w:t>
-      </w:r>
-      <w:r>
-        <w:rPr>
-          <w:rFonts w:ascii="Calibri" w:hAnsi="Calibri" w:eastAsia="Calibri"/>
-          <w:b w:val="0"/>
-          <w:i w:val="0"/>
-          <w:color w:val="151A23"/>
-          <w:sz w:val="22"/>
-        </w:rPr>
-        <w:t xml:space="preserve"> for evaluation reviews</w:t>
+        <w:t>A live “what if” lever on the whole portfolio</w:t>
       </w:r>
     </w:p>
     <w:p>
@@ -5261,7 +6772,97 @@
           <w:color w:val="151A23"/>
           <w:sz w:val="22"/>
         </w:rPr>
-        <w:t>[ ] Audit: human provenance</w:t>
+        <w:t>papAI directives (urgent / strategic, reminder, escalation)</w:t>
+      </w:r>
+    </w:p>
+    <w:p>
+      <w:pPr>
+        <w:pStyle w:val="ListBullet"/>
+      </w:pPr>
+      <w:r>
+        <w:rPr>
+          <w:rFonts w:ascii="Calibri" w:hAnsi="Calibri" w:eastAsia="Calibri"/>
+          <w:b w:val="0"/>
+          <w:i w:val="0"/>
+          <w:color w:val="151A23"/>
+          <w:sz w:val="22"/>
+        </w:rPr>
+        <w:t>Creating a technical metric from the Hypervisor</w:t>
+      </w:r>
+    </w:p>
+    <w:p>
+      <w:pPr>
+        <w:pStyle w:val="ListBullet"/>
+      </w:pPr>
+      <w:r>
+        <w:rPr>
+          <w:rFonts w:ascii="Calibri" w:hAnsi="Calibri" w:eastAsia="Calibri"/>
+          <w:b w:val="0"/>
+          <w:i w:val="0"/>
+          <w:color w:val="151A23"/>
+          <w:sz w:val="22"/>
+        </w:rPr>
+        <w:t>A Standard / PRO edition</w:t>
+      </w:r>
+    </w:p>
+    <w:p>
+      <w:pPr>
+        <w:pStyle w:val="ListBullet"/>
+      </w:pPr>
+      <w:r>
+        <w:rPr>
+          <w:rFonts w:ascii="Calibri" w:hAnsi="Calibri" w:eastAsia="Calibri"/>
+          <w:b w:val="0"/>
+          <w:i w:val="0"/>
+          <w:color w:val="151A23"/>
+          <w:sz w:val="22"/>
+        </w:rPr>
+        <w:t>A COMEX export (written, not built)</w:t>
+      </w:r>
+    </w:p>
+    <w:p>
+      <w:pPr>
+        <w:pStyle w:val="ListBullet"/>
+      </w:pPr>
+      <w:r>
+        <w:rPr>
+          <w:rFonts w:ascii="Calibri" w:hAnsi="Calibri" w:eastAsia="Calibri"/>
+          <w:b w:val="0"/>
+          <w:i w:val="0"/>
+          <w:color w:val="151A23"/>
+          <w:sz w:val="22"/>
+        </w:rPr>
+        <w:t>Attested hours or euros saved</w:t>
+      </w:r>
+    </w:p>
+    <w:p>
+      <w:pPr>
+        <w:pStyle w:val="ListBullet"/>
+      </w:pPr>
+      <w:r>
+        <w:rPr>
+          <w:rFonts w:ascii="Calibri" w:hAnsi="Calibri" w:eastAsia="Calibri"/>
+          <w:b w:val="0"/>
+          <w:i w:val="0"/>
+          <w:color w:val="151A23"/>
+          <w:sz w:val="22"/>
+        </w:rPr>
+        <w:t>Sharing across workspaces</w:t>
+      </w:r>
+    </w:p>
+    <w:p>
+      <w:pPr>
+        <w:pStyle w:val="ListBullet"/>
+      </w:pPr>
+      <w:r>
+        <w:rPr>
+          <w:rFonts w:ascii="Calibri" w:hAnsi="Calibri" w:eastAsia="Calibri"/>
+          <w:b w:val="0"/>
+          <w:i w:val="0"/>
+          <w:color w:val="151A23"/>
+          <w:sz w:val="22"/>
+        </w:rPr>
+        <w:t>Mission Room = Hypervisor</w:t>
       </w:r>
     </w:p>
     <w:p>
@@ -5288,25 +6889,30 @@
           <w:color w:val="0B2545"/>
           <w:sz w:val="32"/>
         </w:rPr>
-        <w:t>5. Epic 4 — Enactment (value loop)</w:t>
+        <w:t>12. Recap</w:t>
       </w:r>
     </w:p>
     <w:p>
-      <w:pPr>
-        <w:pStyle w:val="Heading3"/>
-      </w:pPr>
       <w:r>
         <w:rPr>
           <w:rFonts w:ascii="Calibri" w:hAnsi="Calibri" w:eastAsia="Calibri"/>
           <w:b/>
           <w:i w:val="0"/>
-          <w:color w:val="0B2545"/>
-          <w:sz w:val="26"/>
-        </w:rPr>
-        <w:t>US-AHYP-400: Enact via Steer, not the Hypervisor</w:t>
-      </w:r>
-    </w:p>
-    <w:p>
+          <w:color w:val="151A23"/>
+          <w:sz w:val="22"/>
+        </w:rPr>
+        <w:t>P0</w:t>
+      </w:r>
+      <w:r>
+        <w:rPr>
+          <w:rFonts w:ascii="Calibri" w:hAnsi="Calibri" w:eastAsia="Calibri"/>
+          <w:b w:val="0"/>
+          <w:i w:val="0"/>
+          <w:color w:val="151A23"/>
+          <w:sz w:val="22"/>
+        </w:rPr>
+        <w:t xml:space="preserve"> indispensable in a COMEX session · </w:t>
+      </w:r>
       <w:r>
         <w:rPr>
           <w:rFonts w:ascii="Calibri" w:hAnsi="Calibri" w:eastAsia="Calibri"/>
@@ -5315,7 +6921,7 @@
           <w:color w:val="151A23"/>
           <w:sz w:val="22"/>
         </w:rPr>
-        <w:t>Status: Shipped (canary)</w:t>
+        <w:t>P1</w:t>
       </w:r>
       <w:r>
         <w:rPr>
@@ -5325,7 +6931,7 @@
           <w:color w:val="151A23"/>
           <w:sz w:val="22"/>
         </w:rPr>
-        <w:t xml:space="preserve"> · </w:t>
+        <w:t xml:space="preserve"> desirable · </w:t>
       </w:r>
       <w:r>
         <w:rPr>
@@ -5335,10 +6941,8 @@
           <w:color w:val="151A23"/>
           <w:sz w:val="22"/>
         </w:rPr>
-        <w:t>P0</w:t>
-      </w:r>
-    </w:p>
-    <w:p>
+        <w:t>P2</w:t>
+      </w:r>
       <w:r>
         <w:rPr>
           <w:rFonts w:ascii="Calibri" w:hAnsi="Calibri" w:eastAsia="Calibri"/>
@@ -5347,2280 +6951,7 @@
           <w:color w:val="151A23"/>
           <w:sz w:val="22"/>
         </w:rPr>
-        <w:t xml:space="preserve">As a steward, I want </w:t>
-      </w:r>
-      <w:r>
-        <w:rPr>
-          <w:rFonts w:ascii="Consolas" w:hAnsi="Consolas" w:eastAsia="Consolas"/>
-          <w:b w:val="0"/>
-          <w:i w:val="0"/>
-          <w:color w:val="0E6B6A"/>
-          <w:sz w:val="22"/>
-        </w:rPr>
-        <w:t>Outcome → Decision → Simulate → Approve → Act → Measure</w:t>
-      </w:r>
-      <w:r>
-        <w:rPr>
-          <w:rFonts w:ascii="Calibri" w:hAnsi="Calibri" w:eastAsia="Calibri"/>
-          <w:b w:val="0"/>
-          <w:i w:val="0"/>
-          <w:color w:val="151A23"/>
-          <w:sz w:val="22"/>
-        </w:rPr>
-        <w:t xml:space="preserve"> on </w:t>
-      </w:r>
-      <w:r>
-        <w:rPr>
-          <w:rFonts w:ascii="Calibri" w:hAnsi="Calibri" w:eastAsia="Calibri"/>
-          <w:b/>
-          <w:i w:val="0"/>
-          <w:color w:val="151A23"/>
-          <w:sz w:val="22"/>
-        </w:rPr>
-        <w:t>one</w:t>
-      </w:r>
-      <w:r>
-        <w:rPr>
-          <w:rFonts w:ascii="Calibri" w:hAnsi="Calibri" w:eastAsia="Calibri"/>
-          <w:b w:val="0"/>
-          <w:i w:val="0"/>
-          <w:color w:val="151A23"/>
-          <w:sz w:val="22"/>
-        </w:rPr>
-        <w:t xml:space="preserve"> System so that a policy changes in a bounded, evidenced way.</w:t>
-      </w:r>
-    </w:p>
-    <w:p>
-      <w:r>
-        <w:rPr>
-          <w:rFonts w:ascii="Calibri" w:hAnsi="Calibri" w:eastAsia="Calibri"/>
-          <w:b w:val="0"/>
-          <w:i w:val="0"/>
-          <w:color w:val="151A23"/>
-          <w:sz w:val="22"/>
-        </w:rPr>
-        <w:t>Acceptance:</w:t>
-      </w:r>
-    </w:p>
-    <w:p>
-      <w:pPr>
-        <w:pStyle w:val="ListBullet"/>
-      </w:pPr>
-      <w:r>
-        <w:rPr>
-          <w:rFonts w:ascii="Calibri" w:hAnsi="Calibri" w:eastAsia="Calibri"/>
-          <w:b w:val="0"/>
-          <w:i w:val="0"/>
-          <w:color w:val="151A23"/>
-          <w:sz w:val="22"/>
-        </w:rPr>
-        <w:t xml:space="preserve">[ ] Gate: </w:t>
-      </w:r>
-      <w:r>
-        <w:rPr>
-          <w:rFonts w:ascii="Consolas" w:hAnsi="Consolas" w:eastAsia="Consolas"/>
-          <w:b w:val="0"/>
-          <w:i w:val="0"/>
-          <w:color w:val="0E6B6A"/>
-          <w:sz w:val="22"/>
-        </w:rPr>
-        <w:t>features.value_loop_v1</w:t>
-      </w:r>
-      <w:r>
-        <w:rPr>
-          <w:rFonts w:ascii="Calibri" w:hAnsi="Calibri" w:eastAsia="Calibri"/>
-          <w:b w:val="0"/>
-          <w:i w:val="0"/>
-          <w:color w:val="151A23"/>
-          <w:sz w:val="22"/>
-        </w:rPr>
-        <w:t xml:space="preserve"> </w:t>
-      </w:r>
-      <w:r>
-        <w:rPr>
-          <w:rFonts w:ascii="Calibri" w:hAnsi="Calibri" w:eastAsia="Calibri"/>
-          <w:b/>
-          <w:i w:val="0"/>
-          <w:color w:val="151A23"/>
-          <w:sz w:val="22"/>
-        </w:rPr>
-        <w:t>and</w:t>
-      </w:r>
-      <w:r>
-        <w:rPr>
-          <w:rFonts w:ascii="Calibri" w:hAnsi="Calibri" w:eastAsia="Calibri"/>
-          <w:b w:val="0"/>
-          <w:i w:val="0"/>
-          <w:color w:val="151A23"/>
-          <w:sz w:val="22"/>
-        </w:rPr>
-        <w:t xml:space="preserve"> System activation</w:t>
-      </w:r>
-    </w:p>
-    <w:p>
-      <w:pPr>
-        <w:pStyle w:val="ListBullet"/>
-      </w:pPr>
-      <w:r>
-        <w:rPr>
-          <w:rFonts w:ascii="Calibri" w:hAnsi="Calibri" w:eastAsia="Calibri"/>
-          <w:b w:val="0"/>
-          <w:i w:val="0"/>
-          <w:color w:val="151A23"/>
-          <w:sz w:val="22"/>
-        </w:rPr>
-        <w:t xml:space="preserve">[ ] Surface: </w:t>
-      </w:r>
-      <w:r>
-        <w:rPr>
-          <w:rFonts w:ascii="Consolas" w:hAnsi="Consolas" w:eastAsia="Consolas"/>
-          <w:b w:val="0"/>
-          <w:i w:val="0"/>
-          <w:color w:val="0E6B6A"/>
-          <w:sz w:val="22"/>
-        </w:rPr>
-        <w:t>/systems/:id?lens=steer</w:t>
-      </w:r>
-      <w:r>
-        <w:rPr>
-          <w:rFonts w:ascii="Calibri" w:hAnsi="Calibri" w:eastAsia="Calibri"/>
-          <w:b w:val="0"/>
-          <w:i w:val="0"/>
-          <w:color w:val="151A23"/>
-          <w:sz w:val="22"/>
-        </w:rPr>
-        <w:t xml:space="preserve"> — not </w:t>
-      </w:r>
-      <w:r>
-        <w:rPr>
-          <w:rFonts w:ascii="Consolas" w:hAnsi="Consolas" w:eastAsia="Consolas"/>
-          <w:b w:val="0"/>
-          <w:i w:val="0"/>
-          <w:color w:val="0E6B6A"/>
-          <w:sz w:val="22"/>
-        </w:rPr>
-        <w:t>/hypervisor</w:t>
-      </w:r>
-    </w:p>
-    <w:p>
-      <w:pPr>
-        <w:pStyle w:val="ListBullet"/>
-      </w:pPr>
-      <w:r>
-        <w:rPr>
-          <w:rFonts w:ascii="Calibri" w:hAnsi="Calibri" w:eastAsia="Calibri"/>
-          <w:b w:val="0"/>
-          <w:i w:val="0"/>
-          <w:color w:val="151A23"/>
-          <w:sz w:val="22"/>
-        </w:rPr>
-        <w:t xml:space="preserve">[ ] Single actuator: </w:t>
-      </w:r>
-      <w:r>
-        <w:rPr>
-          <w:rFonts w:ascii="Consolas" w:hAnsi="Consolas" w:eastAsia="Consolas"/>
-          <w:b w:val="0"/>
-          <w:i w:val="0"/>
-          <w:color w:val="0E6B6A"/>
-          <w:sz w:val="22"/>
-        </w:rPr>
-        <w:t>control_policy.guardrails.patch.v1</w:t>
-      </w:r>
-      <w:r>
-        <w:rPr>
-          <w:rFonts w:ascii="Calibri" w:hAnsi="Calibri" w:eastAsia="Calibri"/>
-          <w:b w:val="0"/>
-          <w:i w:val="0"/>
-          <w:color w:val="151A23"/>
-          <w:sz w:val="22"/>
-        </w:rPr>
-        <w:t xml:space="preserve"> + Membrane</w:t>
-      </w:r>
-    </w:p>
-    <w:p>
-      <w:r>
-        <w:rPr>
-          <w:rFonts w:ascii="Consolas" w:hAnsi="Consolas" w:eastAsia="Consolas"/>
-          <w:b w:val="0"/>
-          <w:i w:val="0"/>
-          <w:color w:val="0E6B6A"/>
-          <w:sz w:val="22"/>
-        </w:rPr>
-        <w:t>enforce</w:t>
-      </w:r>
-      <w:r>
-        <w:rPr>
-          <w:rFonts w:ascii="Calibri" w:hAnsi="Calibri" w:eastAsia="Calibri"/>
-          <w:b w:val="0"/>
-          <w:i w:val="0"/>
-          <w:color w:val="151A23"/>
-          <w:sz w:val="22"/>
-        </w:rPr>
-        <w:t xml:space="preserve">; else </w:t>
-      </w:r>
-      <w:r>
-        <w:rPr>
-          <w:rFonts w:ascii="Consolas" w:hAnsi="Consolas" w:eastAsia="Consolas"/>
-          <w:b w:val="0"/>
-          <w:i w:val="0"/>
-          <w:color w:val="0E6B6A"/>
-          <w:sz w:val="22"/>
-        </w:rPr>
-        <w:t>not_configured</w:t>
-      </w:r>
-    </w:p>
-    <w:p>
-      <w:pPr>
-        <w:pStyle w:val="ListBullet"/>
-      </w:pPr>
-      <w:r>
-        <w:rPr>
-          <w:rFonts w:ascii="Calibri" w:hAnsi="Calibri" w:eastAsia="Calibri"/>
-          <w:b w:val="0"/>
-          <w:i w:val="0"/>
-          <w:color w:val="151A23"/>
-          <w:sz w:val="22"/>
-        </w:rPr>
-        <w:t xml:space="preserve">[ ] Baseline = </w:t>
-      </w:r>
-      <w:r>
-        <w:rPr>
-          <w:rFonts w:ascii="Consolas" w:hAnsi="Consolas" w:eastAsia="Consolas"/>
-          <w:b w:val="0"/>
-          <w:i w:val="0"/>
-          <w:color w:val="0E6B6A"/>
-          <w:sz w:val="22"/>
-        </w:rPr>
-        <w:t>runtime_auto</w:t>
-      </w:r>
-      <w:r>
-        <w:rPr>
-          <w:rFonts w:ascii="Calibri" w:hAnsi="Calibri" w:eastAsia="Calibri"/>
-          <w:b w:val="0"/>
-          <w:i w:val="0"/>
-          <w:color w:val="151A23"/>
-          <w:sz w:val="22"/>
-        </w:rPr>
-        <w:t xml:space="preserve"> Run; seed / operator </w:t>
-      </w:r>
-      <w:r>
-        <w:rPr>
-          <w:rFonts w:ascii="Calibri" w:hAnsi="Calibri" w:eastAsia="Calibri"/>
-          <w:b/>
-          <w:i w:val="0"/>
-          <w:color w:val="151A23"/>
-          <w:sz w:val="22"/>
-        </w:rPr>
-        <w:t>refused</w:t>
-      </w:r>
-    </w:p>
-    <w:p>
-      <w:pPr>
-        <w:pStyle w:val="ListBullet"/>
-      </w:pPr>
-      <w:r>
-        <w:rPr>
-          <w:rFonts w:ascii="Calibri" w:hAnsi="Calibri" w:eastAsia="Calibri"/>
-          <w:b w:val="0"/>
-          <w:i w:val="0"/>
-          <w:color w:val="151A23"/>
-          <w:sz w:val="22"/>
-        </w:rPr>
-        <w:t xml:space="preserve">[ ] </w:t>
-      </w:r>
-      <w:r>
-        <w:rPr>
-          <w:rFonts w:ascii="Consolas" w:hAnsi="Consolas" w:eastAsia="Consolas"/>
-          <w:b w:val="0"/>
-          <w:i w:val="0"/>
-          <w:color w:val="0E6B6A"/>
-          <w:sz w:val="22"/>
-        </w:rPr>
-        <w:t>simulation_is_measurement: false</w:t>
-      </w:r>
-    </w:p>
-    <w:p>
-      <w:pPr>
-        <w:pStyle w:val="ListBullet"/>
-      </w:pPr>
-      <w:r>
-        <w:rPr>
-          <w:rFonts w:ascii="Calibri" w:hAnsi="Calibri" w:eastAsia="Calibri"/>
-          <w:b w:val="0"/>
-          <w:i w:val="0"/>
-          <w:color w:val="151A23"/>
-          <w:sz w:val="22"/>
-        </w:rPr>
-        <w:t>[ ] Measurement closes only on an observed post-action Run</w:t>
-      </w:r>
-    </w:p>
-    <w:p>
-      <w:pPr>
-        <w:pStyle w:val="Heading3"/>
-      </w:pPr>
-      <w:r>
-        <w:rPr>
-          <w:rFonts w:ascii="Calibri" w:hAnsi="Calibri" w:eastAsia="Calibri"/>
-          <w:b/>
-          <w:i w:val="0"/>
-          <w:color w:val="0B2545"/>
-          <w:sz w:val="26"/>
-        </w:rPr>
-        <w:t>US-AHYP-401: Read the portfolio aggregate without calling it a measurement</w:t>
-      </w:r>
-    </w:p>
-    <w:p>
-      <w:r>
-        <w:rPr>
-          <w:rFonts w:ascii="Calibri" w:hAnsi="Calibri" w:eastAsia="Calibri"/>
-          <w:b/>
-          <w:i w:val="0"/>
-          <w:color w:val="151A23"/>
-          <w:sz w:val="22"/>
-        </w:rPr>
-        <w:t>Status: Shipped (v1 only)</w:t>
-      </w:r>
-      <w:r>
-        <w:rPr>
-          <w:rFonts w:ascii="Calibri" w:hAnsi="Calibri" w:eastAsia="Calibri"/>
-          <w:b w:val="0"/>
-          <w:i w:val="0"/>
-          <w:color w:val="151A23"/>
-          <w:sz w:val="22"/>
-        </w:rPr>
-        <w:t xml:space="preserve"> · </w:t>
-      </w:r>
-      <w:r>
-        <w:rPr>
-          <w:rFonts w:ascii="Calibri" w:hAnsi="Calibri" w:eastAsia="Calibri"/>
-          <w:b/>
-          <w:i w:val="0"/>
-          <w:color w:val="151A23"/>
-          <w:sz w:val="22"/>
-        </w:rPr>
-        <w:t>P1</w:t>
-      </w:r>
-    </w:p>
-    <w:p>
-      <w:r>
-        <w:rPr>
-          <w:rFonts w:ascii="Calibri" w:hAnsi="Calibri" w:eastAsia="Calibri"/>
-          <w:b w:val="0"/>
-          <w:i w:val="0"/>
-          <w:color w:val="151A23"/>
-          <w:sz w:val="22"/>
-        </w:rPr>
-        <w:t>As an executive, I want v1 observed Δ, risks and scenarios so that I drill to the System — not to say “the portfolio simulated, therefore we gained”.</w:t>
-      </w:r>
-    </w:p>
-    <w:p>
-      <w:r>
-        <w:rPr>
-          <w:rFonts w:ascii="Calibri" w:hAnsi="Calibri" w:eastAsia="Calibri"/>
-          <w:b w:val="0"/>
-          <w:i w:val="0"/>
-          <w:color w:val="151A23"/>
-          <w:sz w:val="22"/>
-        </w:rPr>
-        <w:t>---</w:t>
-      </w:r>
-    </w:p>
-    <w:p>
-      <w:pPr>
-        <w:pStyle w:val="Heading2"/>
-      </w:pPr>
-      <w:r>
-        <w:rPr>
-          <w:rFonts w:ascii="Calibri" w:hAnsi="Calibri" w:eastAsia="Calibri"/>
-          <w:b/>
-          <w:i w:val="0"/>
-          <w:color w:val="0B2545"/>
-          <w:sz w:val="32"/>
-        </w:rPr>
-        <w:t>6. Epic 5 — Bottom-up (Work, Runs, Knowledge)</w:t>
-      </w:r>
-    </w:p>
-    <w:p>
-      <w:pPr>
-        <w:pStyle w:val="Heading3"/>
-      </w:pPr>
-      <w:r>
-        <w:rPr>
-          <w:rFonts w:ascii="Calibri" w:hAnsi="Calibri" w:eastAsia="Calibri"/>
-          <w:b/>
-          <w:i w:val="0"/>
-          <w:color w:val="0B2545"/>
-          <w:sz w:val="26"/>
-        </w:rPr>
-        <w:t>US-AHYP-500: Publish a consumable Experience</w:t>
-      </w:r>
-    </w:p>
-    <w:p>
-      <w:r>
-        <w:rPr>
-          <w:rFonts w:ascii="Calibri" w:hAnsi="Calibri" w:eastAsia="Calibri"/>
-          <w:b/>
-          <w:i w:val="0"/>
-          <w:color w:val="151A23"/>
-          <w:sz w:val="22"/>
-        </w:rPr>
-        <w:t>Status: Shipped</w:t>
-      </w:r>
-      <w:r>
-        <w:rPr>
-          <w:rFonts w:ascii="Calibri" w:hAnsi="Calibri" w:eastAsia="Calibri"/>
-          <w:b w:val="0"/>
-          <w:i w:val="0"/>
-          <w:color w:val="151A23"/>
-          <w:sz w:val="22"/>
-        </w:rPr>
-        <w:t xml:space="preserve"> · </w:t>
-      </w:r>
-      <w:r>
-        <w:rPr>
-          <w:rFonts w:ascii="Calibri" w:hAnsi="Calibri" w:eastAsia="Calibri"/>
-          <w:b/>
-          <w:i w:val="0"/>
-          <w:color w:val="151A23"/>
-          <w:sz w:val="22"/>
-        </w:rPr>
-        <w:t>P0</w:t>
-      </w:r>
-    </w:p>
-    <w:p>
-      <w:r>
-        <w:rPr>
-          <w:rFonts w:ascii="Calibri" w:hAnsi="Calibri" w:eastAsia="Calibri"/>
-          <w:b w:val="0"/>
-          <w:i w:val="0"/>
-          <w:color w:val="151A23"/>
-          <w:sz w:val="22"/>
-        </w:rPr>
-        <w:t xml:space="preserve">As a builder, I want to publish an Experience bound to a System version so that the business consumes </w:t>
-      </w:r>
-      <w:r>
-        <w:rPr>
-          <w:rFonts w:ascii="Consolas" w:hAnsi="Consolas" w:eastAsia="Consolas"/>
-          <w:b w:val="0"/>
-          <w:i w:val="0"/>
-          <w:color w:val="0E6B6A"/>
-          <w:sz w:val="22"/>
-        </w:rPr>
-        <w:t>/work/:slug</w:t>
-      </w:r>
-      <w:r>
-        <w:rPr>
-          <w:rFonts w:ascii="Calibri" w:hAnsi="Calibri" w:eastAsia="Calibri"/>
-          <w:b w:val="0"/>
-          <w:i w:val="0"/>
-          <w:color w:val="151A23"/>
-          <w:sz w:val="22"/>
-        </w:rPr>
-        <w:t xml:space="preserve"> without engine jargon.</w:t>
-      </w:r>
-    </w:p>
-    <w:p>
-      <w:pPr>
-        <w:pStyle w:val="Heading3"/>
-      </w:pPr>
-      <w:r>
-        <w:rPr>
-          <w:rFonts w:ascii="Calibri" w:hAnsi="Calibri" w:eastAsia="Calibri"/>
-          <w:b/>
-          <w:i w:val="0"/>
-          <w:color w:val="0B2545"/>
-          <w:sz w:val="26"/>
-        </w:rPr>
-        <w:t>US-AHYP-501: Raise evidence (Run)</w:t>
-      </w:r>
-    </w:p>
-    <w:p>
-      <w:r>
-        <w:rPr>
-          <w:rFonts w:ascii="Calibri" w:hAnsi="Calibri" w:eastAsia="Calibri"/>
-          <w:b/>
-          <w:i w:val="0"/>
-          <w:color w:val="151A23"/>
-          <w:sz w:val="22"/>
-        </w:rPr>
-        <w:t>Status: Shipped</w:t>
-      </w:r>
-      <w:r>
-        <w:rPr>
-          <w:rFonts w:ascii="Calibri" w:hAnsi="Calibri" w:eastAsia="Calibri"/>
-          <w:b w:val="0"/>
-          <w:i w:val="0"/>
-          <w:color w:val="151A23"/>
-          <w:sz w:val="22"/>
-        </w:rPr>
-        <w:t xml:space="preserve"> · </w:t>
-      </w:r>
-      <w:r>
-        <w:rPr>
-          <w:rFonts w:ascii="Calibri" w:hAnsi="Calibri" w:eastAsia="Calibri"/>
-          <w:b/>
-          <w:i w:val="0"/>
-          <w:color w:val="151A23"/>
-          <w:sz w:val="22"/>
-        </w:rPr>
-        <w:t>P0</w:t>
-      </w:r>
-    </w:p>
-    <w:p>
-      <w:r>
-        <w:rPr>
-          <w:rFonts w:ascii="Calibri" w:hAnsi="Calibri" w:eastAsia="Calibri"/>
-          <w:b w:val="0"/>
-          <w:i w:val="0"/>
-          <w:color w:val="151A23"/>
-          <w:sz w:val="22"/>
-        </w:rPr>
-        <w:t>As a business user or builder, I want an execution to produce a Run so that the Hypervisor has something to aggregate.</w:t>
-      </w:r>
-    </w:p>
-    <w:p>
-      <w:r>
-        <w:rPr>
-          <w:rFonts w:ascii="Calibri" w:hAnsi="Calibri" w:eastAsia="Calibri"/>
-          <w:b w:val="0"/>
-          <w:i w:val="0"/>
-          <w:color w:val="151A23"/>
-          <w:sz w:val="22"/>
-        </w:rPr>
-        <w:t>Acceptance:</w:t>
-      </w:r>
-    </w:p>
-    <w:p>
-      <w:pPr>
-        <w:pStyle w:val="ListBullet"/>
-      </w:pPr>
-      <w:r>
-        <w:rPr>
-          <w:rFonts w:ascii="Calibri" w:hAnsi="Calibri" w:eastAsia="Calibri"/>
-          <w:b w:val="0"/>
-          <w:i w:val="0"/>
-          <w:color w:val="151A23"/>
-          <w:sz w:val="22"/>
-        </w:rPr>
-        <w:t xml:space="preserve">[ ] Deep link </w:t>
-      </w:r>
-      <w:r>
-        <w:rPr>
-          <w:rFonts w:ascii="Consolas" w:hAnsi="Consolas" w:eastAsia="Consolas"/>
-          <w:b w:val="0"/>
-          <w:i w:val="0"/>
-          <w:color w:val="0E6B6A"/>
-          <w:sz w:val="22"/>
-        </w:rPr>
-        <w:t>/runs/:id</w:t>
-      </w:r>
-    </w:p>
-    <w:p>
-      <w:pPr>
-        <w:pStyle w:val="ListBullet"/>
-      </w:pPr>
-      <w:r>
-        <w:rPr>
-          <w:rFonts w:ascii="Calibri" w:hAnsi="Calibri" w:eastAsia="Calibri"/>
-          <w:b w:val="0"/>
-          <w:i w:val="0"/>
-          <w:color w:val="151A23"/>
-          <w:sz w:val="22"/>
-        </w:rPr>
-        <w:t xml:space="preserve">[ ] </w:t>
-      </w:r>
-      <w:r>
-        <w:rPr>
-          <w:rFonts w:ascii="Calibri" w:hAnsi="Calibri" w:eastAsia="Calibri"/>
-          <w:b w:val="0"/>
-          <w:i/>
-          <w:color w:val="151A23"/>
-          <w:sz w:val="22"/>
-        </w:rPr>
-        <w:t>Completed ≠ validated answer ≠ economic gain</w:t>
-      </w:r>
-    </w:p>
-    <w:p>
-      <w:pPr>
-        <w:pStyle w:val="ListBullet"/>
-      </w:pPr>
-      <w:r>
-        <w:rPr>
-          <w:rFonts w:ascii="Calibri" w:hAnsi="Calibri" w:eastAsia="Calibri"/>
-          <w:b w:val="0"/>
-          <w:i w:val="0"/>
-          <w:color w:val="151A23"/>
-          <w:sz w:val="22"/>
-        </w:rPr>
-        <w:t>[ ] Diagnostics stay behind a “technical health” disclosure</w:t>
-      </w:r>
-    </w:p>
-    <w:p>
-      <w:pPr>
-        <w:pStyle w:val="Heading3"/>
-      </w:pPr>
-      <w:r>
-        <w:rPr>
-          <w:rFonts w:ascii="Calibri" w:hAnsi="Calibri" w:eastAsia="Calibri"/>
-          <w:b/>
-          <w:i w:val="0"/>
-          <w:color w:val="0B2545"/>
-          <w:sz w:val="26"/>
-        </w:rPr>
-        <w:t>US-AHYP-502: Declare a value base</w:t>
-      </w:r>
-    </w:p>
-    <w:p>
-      <w:r>
-        <w:rPr>
-          <w:rFonts w:ascii="Calibri" w:hAnsi="Calibri" w:eastAsia="Calibri"/>
-          <w:b/>
-          <w:i w:val="0"/>
-          <w:color w:val="151A23"/>
-          <w:sz w:val="22"/>
-        </w:rPr>
-        <w:t>Status: Shipped</w:t>
-      </w:r>
-      <w:r>
-        <w:rPr>
-          <w:rFonts w:ascii="Calibri" w:hAnsi="Calibri" w:eastAsia="Calibri"/>
-          <w:b w:val="0"/>
-          <w:i w:val="0"/>
-          <w:color w:val="151A23"/>
-          <w:sz w:val="22"/>
-        </w:rPr>
-        <w:t xml:space="preserve"> · </w:t>
-      </w:r>
-      <w:r>
-        <w:rPr>
-          <w:rFonts w:ascii="Calibri" w:hAnsi="Calibri" w:eastAsia="Calibri"/>
-          <w:b/>
-          <w:i w:val="0"/>
-          <w:color w:val="151A23"/>
-          <w:sz w:val="22"/>
-        </w:rPr>
-        <w:t>P1</w:t>
-      </w:r>
-    </w:p>
-    <w:p>
-      <w:r>
-        <w:rPr>
-          <w:rFonts w:ascii="Calibri" w:hAnsi="Calibri" w:eastAsia="Calibri"/>
-          <w:b w:val="0"/>
-          <w:i w:val="0"/>
-          <w:color w:val="151A23"/>
-          <w:sz w:val="22"/>
-        </w:rPr>
-        <w:t>As a steward, I want to declare a base (</w:t>
-      </w:r>
-      <w:r>
-        <w:rPr>
-          <w:rFonts w:ascii="Consolas" w:hAnsi="Consolas" w:eastAsia="Consolas"/>
-          <w:b w:val="0"/>
-          <w:i w:val="0"/>
-          <w:color w:val="0E6B6A"/>
-          <w:sz w:val="22"/>
-        </w:rPr>
-        <w:t>value_per_unit</w:t>
-      </w:r>
-      <w:r>
-        <w:rPr>
-          <w:rFonts w:ascii="Calibri" w:hAnsi="Calibri" w:eastAsia="Calibri"/>
-          <w:b w:val="0"/>
-          <w:i w:val="0"/>
-          <w:color w:val="151A23"/>
-          <w:sz w:val="22"/>
-        </w:rPr>
-        <w:t xml:space="preserve">, </w:t>
-      </w:r>
-      <w:r>
-        <w:rPr>
-          <w:rFonts w:ascii="Consolas" w:hAnsi="Consolas" w:eastAsia="Consolas"/>
-          <w:b w:val="0"/>
-          <w:i w:val="0"/>
-          <w:color w:val="0E6B6A"/>
-          <w:sz w:val="22"/>
-        </w:rPr>
-        <w:t>hours_per_unit</w:t>
-      </w:r>
-      <w:r>
-        <w:rPr>
-          <w:rFonts w:ascii="Calibri" w:hAnsi="Calibri" w:eastAsia="Calibri"/>
-          <w:b w:val="0"/>
-          <w:i w:val="0"/>
-          <w:color w:val="151A23"/>
-          <w:sz w:val="22"/>
-        </w:rPr>
-        <w:t xml:space="preserve">, author, </w:t>
-      </w:r>
-      <w:r>
-        <w:rPr>
-          <w:rFonts w:ascii="Consolas" w:hAnsi="Consolas" w:eastAsia="Consolas"/>
-          <w:b w:val="0"/>
-          <w:i w:val="0"/>
-          <w:color w:val="0E6B6A"/>
-          <w:sz w:val="22"/>
-        </w:rPr>
-        <w:t>declared</w:t>
-      </w:r>
-      <w:r>
-        <w:rPr>
-          <w:rFonts w:ascii="Calibri" w:hAnsi="Calibri" w:eastAsia="Calibri"/>
-          <w:b w:val="0"/>
-          <w:i w:val="0"/>
-          <w:color w:val="151A23"/>
-          <w:sz w:val="22"/>
-        </w:rPr>
-        <w:t xml:space="preserve">) so that the Ledger can convert outcomes </w:t>
-      </w:r>
-      <w:r>
-        <w:rPr>
-          <w:rFonts w:ascii="Calibri" w:hAnsi="Calibri" w:eastAsia="Calibri"/>
-          <w:b/>
-          <w:i w:val="0"/>
-          <w:color w:val="151A23"/>
-          <w:sz w:val="22"/>
-        </w:rPr>
-        <w:t>without inventing a measurement</w:t>
-      </w:r>
-      <w:r>
-        <w:rPr>
-          <w:rFonts w:ascii="Calibri" w:hAnsi="Calibri" w:eastAsia="Calibri"/>
-          <w:b w:val="0"/>
-          <w:i w:val="0"/>
-          <w:color w:val="151A23"/>
-          <w:sz w:val="22"/>
-        </w:rPr>
-        <w:t>.</w:t>
-      </w:r>
-    </w:p>
-    <w:p>
-      <w:pPr>
-        <w:pStyle w:val="Heading3"/>
-      </w:pPr>
-      <w:r>
-        <w:rPr>
-          <w:rFonts w:ascii="Calibri" w:hAnsi="Calibri" w:eastAsia="Calibri"/>
-          <w:b/>
-          <w:i w:val="0"/>
-          <w:color w:val="0B2545"/>
-          <w:sz w:val="26"/>
-        </w:rPr>
-        <w:t>US-AHYP-503: See silent Systems</w:t>
-      </w:r>
-    </w:p>
-    <w:p>
-      <w:r>
-        <w:rPr>
-          <w:rFonts w:ascii="Calibri" w:hAnsi="Calibri" w:eastAsia="Calibri"/>
-          <w:b/>
-          <w:i w:val="0"/>
-          <w:color w:val="151A23"/>
-          <w:sz w:val="22"/>
-        </w:rPr>
-        <w:t>Status: Partial</w:t>
-      </w:r>
-      <w:r>
-        <w:rPr>
-          <w:rFonts w:ascii="Calibri" w:hAnsi="Calibri" w:eastAsia="Calibri"/>
-          <w:b w:val="0"/>
-          <w:i w:val="0"/>
-          <w:color w:val="151A23"/>
-          <w:sz w:val="22"/>
-        </w:rPr>
-        <w:t xml:space="preserve"> · </w:t>
-      </w:r>
-      <w:r>
-        <w:rPr>
-          <w:rFonts w:ascii="Calibri" w:hAnsi="Calibri" w:eastAsia="Calibri"/>
-          <w:b/>
-          <w:i w:val="0"/>
-          <w:color w:val="151A23"/>
-          <w:sz w:val="22"/>
-        </w:rPr>
-        <w:t>P1</w:t>
-      </w:r>
-    </w:p>
-    <w:p>
-      <w:r>
-        <w:rPr>
-          <w:rFonts w:ascii="Calibri" w:hAnsi="Calibri" w:eastAsia="Calibri"/>
-          <w:b w:val="0"/>
-          <w:i w:val="0"/>
-          <w:color w:val="151A23"/>
-          <w:sz w:val="22"/>
-        </w:rPr>
-        <w:t>As an executive, I want absence of recent Runs as a gap, not as zero performance.</w:t>
-      </w:r>
-    </w:p>
-    <w:p>
-      <w:r>
-        <w:rPr>
-          <w:rFonts w:ascii="Calibri" w:hAnsi="Calibri" w:eastAsia="Calibri"/>
-          <w:b w:val="0"/>
-          <w:i w:val="0"/>
-          <w:color w:val="151A23"/>
-          <w:sz w:val="22"/>
-        </w:rPr>
-        <w:t>---</w:t>
-      </w:r>
-    </w:p>
-    <w:p>
-      <w:pPr>
-        <w:pStyle w:val="Heading2"/>
-      </w:pPr>
-      <w:r>
-        <w:rPr>
-          <w:rFonts w:ascii="Calibri" w:hAnsi="Calibri" w:eastAsia="Calibri"/>
-          <w:b/>
-          <w:i w:val="0"/>
-          <w:color w:val="0B2545"/>
-          <w:sz w:val="32"/>
-        </w:rPr>
-        <w:t>7. Epic 6 — Companion (ex “strategic agent”)</w:t>
-      </w:r>
-    </w:p>
-    <w:p>
-      <w:pPr>
-        <w:pStyle w:val="Heading3"/>
-      </w:pPr>
-      <w:r>
-        <w:rPr>
-          <w:rFonts w:ascii="Calibri" w:hAnsi="Calibri" w:eastAsia="Calibri"/>
-          <w:b/>
-          <w:i w:val="0"/>
-          <w:color w:val="0B2545"/>
-          <w:sz w:val="26"/>
-        </w:rPr>
-        <w:t>US-AHYP-600: Query the portfolio in natural language</w:t>
-      </w:r>
-    </w:p>
-    <w:p>
-      <w:r>
-        <w:rPr>
-          <w:rFonts w:ascii="Calibri" w:hAnsi="Calibri" w:eastAsia="Calibri"/>
-          <w:b/>
-          <w:i w:val="0"/>
-          <w:color w:val="151A23"/>
-          <w:sz w:val="22"/>
-        </w:rPr>
-        <w:t>Status: Partial</w:t>
-      </w:r>
-      <w:r>
-        <w:rPr>
-          <w:rFonts w:ascii="Calibri" w:hAnsi="Calibri" w:eastAsia="Calibri"/>
-          <w:b w:val="0"/>
-          <w:i w:val="0"/>
-          <w:color w:val="151A23"/>
-          <w:sz w:val="22"/>
-        </w:rPr>
-        <w:t xml:space="preserve"> · </w:t>
-      </w:r>
-      <w:r>
-        <w:rPr>
-          <w:rFonts w:ascii="Calibri" w:hAnsi="Calibri" w:eastAsia="Calibri"/>
-          <w:b/>
-          <w:i w:val="0"/>
-          <w:color w:val="151A23"/>
-          <w:sz w:val="22"/>
-        </w:rPr>
-        <w:t>P1</w:t>
-      </w:r>
-    </w:p>
-    <w:p>
-      <w:r>
-        <w:rPr>
-          <w:rFonts w:ascii="Calibri" w:hAnsi="Calibri" w:eastAsia="Calibri"/>
-          <w:b w:val="0"/>
-          <w:i w:val="0"/>
-          <w:color w:val="151A23"/>
-          <w:sz w:val="22"/>
-        </w:rPr>
-        <w:t xml:space="preserve">As an executive or business user, I want a question scoped to authorized Systems so that I inspect without browsing — </w:t>
-      </w:r>
-      <w:r>
-        <w:rPr>
-          <w:rFonts w:ascii="Calibri" w:hAnsi="Calibri" w:eastAsia="Calibri"/>
-          <w:b/>
-          <w:i w:val="0"/>
-          <w:color w:val="151A23"/>
-          <w:sz w:val="22"/>
-        </w:rPr>
-        <w:t>with the same rights as the UI</w:t>
-      </w:r>
-      <w:r>
-        <w:rPr>
-          <w:rFonts w:ascii="Calibri" w:hAnsi="Calibri" w:eastAsia="Calibri"/>
-          <w:b w:val="0"/>
-          <w:i w:val="0"/>
-          <w:color w:val="151A23"/>
-          <w:sz w:val="22"/>
-        </w:rPr>
-        <w:t>.</w:t>
-      </w:r>
-    </w:p>
-    <w:p>
-      <w:r>
-        <w:rPr>
-          <w:rFonts w:ascii="Calibri" w:hAnsi="Calibri" w:eastAsia="Calibri"/>
-          <w:b w:val="0"/>
-          <w:i w:val="0"/>
-          <w:color w:val="151A23"/>
-          <w:sz w:val="22"/>
-        </w:rPr>
-        <w:t>Acceptance:</w:t>
-      </w:r>
-    </w:p>
-    <w:p>
-      <w:pPr>
-        <w:pStyle w:val="ListBullet"/>
-      </w:pPr>
-      <w:r>
-        <w:rPr>
-          <w:rFonts w:ascii="Calibri" w:hAnsi="Calibri" w:eastAsia="Calibri"/>
-          <w:b w:val="0"/>
-          <w:i w:val="0"/>
-          <w:color w:val="151A23"/>
-          <w:sz w:val="22"/>
-        </w:rPr>
-        <w:t xml:space="preserve">[ ] Work + Cockpit companion; 0–10 </w:t>
-      </w:r>
-      <w:r>
-        <w:rPr>
-          <w:rFonts w:ascii="Consolas" w:hAnsi="Consolas" w:eastAsia="Consolas"/>
-          <w:b w:val="0"/>
-          <w:i w:val="0"/>
-          <w:color w:val="0E6B6A"/>
-          <w:sz w:val="22"/>
-        </w:rPr>
-        <w:t>system_ids</w:t>
-      </w:r>
-      <w:r>
-        <w:rPr>
-          <w:rFonts w:ascii="Calibri" w:hAnsi="Calibri" w:eastAsia="Calibri"/>
-          <w:b w:val="0"/>
-          <w:i w:val="0"/>
-          <w:color w:val="151A23"/>
-          <w:sz w:val="22"/>
-        </w:rPr>
-        <w:t>; empty scope = discovery</w:t>
-      </w:r>
-    </w:p>
-    <w:p>
-      <w:pPr>
-        <w:pStyle w:val="ListBullet"/>
-      </w:pPr>
-      <w:r>
-        <w:rPr>
-          <w:rFonts w:ascii="Calibri" w:hAnsi="Calibri" w:eastAsia="Calibri"/>
-          <w:b w:val="0"/>
-          <w:i w:val="0"/>
-          <w:color w:val="151A23"/>
-          <w:sz w:val="22"/>
-        </w:rPr>
-        <w:t xml:space="preserve">[ ] Read tools: </w:t>
-      </w:r>
-      <w:r>
-        <w:rPr>
-          <w:rFonts w:ascii="Consolas" w:hAnsi="Consolas" w:eastAsia="Consolas"/>
-          <w:b w:val="0"/>
-          <w:i w:val="0"/>
-          <w:color w:val="0E6B6A"/>
-          <w:sz w:val="22"/>
-        </w:rPr>
-        <w:t>inspect_system</w:t>
-      </w:r>
-      <w:r>
-        <w:rPr>
-          <w:rFonts w:ascii="Calibri" w:hAnsi="Calibri" w:eastAsia="Calibri"/>
-          <w:b w:val="0"/>
-          <w:i w:val="0"/>
-          <w:color w:val="151A23"/>
-          <w:sz w:val="22"/>
-        </w:rPr>
-        <w:t xml:space="preserve">, </w:t>
-      </w:r>
-      <w:r>
-        <w:rPr>
-          <w:rFonts w:ascii="Consolas" w:hAnsi="Consolas" w:eastAsia="Consolas"/>
-          <w:b w:val="0"/>
-          <w:i w:val="0"/>
-          <w:color w:val="0E6B6A"/>
-          <w:sz w:val="22"/>
-        </w:rPr>
-        <w:t>compare_runs</w:t>
-      </w:r>
-      <w:r>
-        <w:rPr>
-          <w:rFonts w:ascii="Calibri" w:hAnsi="Calibri" w:eastAsia="Calibri"/>
-          <w:b w:val="0"/>
-          <w:i w:val="0"/>
-          <w:color w:val="151A23"/>
-          <w:sz w:val="22"/>
-        </w:rPr>
-        <w:t>,</w:t>
-      </w:r>
-    </w:p>
-    <w:p>
-      <w:r>
-        <w:rPr>
-          <w:rFonts w:ascii="Consolas" w:hAnsi="Consolas" w:eastAsia="Consolas"/>
-          <w:b w:val="0"/>
-          <w:i w:val="0"/>
-          <w:color w:val="0E6B6A"/>
-          <w:sz w:val="22"/>
-        </w:rPr>
-        <w:t>read_operational_metrics</w:t>
-      </w:r>
-    </w:p>
-    <w:p>
-      <w:pPr>
-        <w:pStyle w:val="ListBullet"/>
-      </w:pPr>
-      <w:r>
-        <w:rPr>
-          <w:rFonts w:ascii="Calibri" w:hAnsi="Calibri" w:eastAsia="Calibri"/>
-          <w:b w:val="0"/>
-          <w:i w:val="0"/>
-          <w:color w:val="151A23"/>
-          <w:sz w:val="22"/>
-        </w:rPr>
-        <w:t>[ ] Launch / approval = canonical services</w:t>
-      </w:r>
-    </w:p>
-    <w:p>
-      <w:pPr>
-        <w:pStyle w:val="ListBullet"/>
-      </w:pPr>
-      <w:r>
-        <w:rPr>
-          <w:rFonts w:ascii="Calibri" w:hAnsi="Calibri" w:eastAsia="Calibri"/>
-          <w:b w:val="0"/>
-          <w:i w:val="0"/>
-          <w:color w:val="151A23"/>
-          <w:sz w:val="22"/>
-        </w:rPr>
-        <w:t xml:space="preserve">[ ] papAI </w:t>
-      </w:r>
-      <w:r>
-        <w:rPr>
-          <w:rFonts w:ascii="Consolas" w:hAnsi="Consolas" w:eastAsia="Consolas"/>
-          <w:b w:val="0"/>
-          <w:i w:val="0"/>
-          <w:color w:val="0E6B6A"/>
-          <w:sz w:val="22"/>
-        </w:rPr>
-        <w:t>send_directive</w:t>
-      </w:r>
-      <w:r>
-        <w:rPr>
-          <w:rFonts w:ascii="Calibri" w:hAnsi="Calibri" w:eastAsia="Calibri"/>
-          <w:b w:val="0"/>
-          <w:i w:val="0"/>
-          <w:color w:val="151A23"/>
-          <w:sz w:val="22"/>
-        </w:rPr>
-        <w:t xml:space="preserve"> / </w:t>
-      </w:r>
-      <w:r>
-        <w:rPr>
-          <w:rFonts w:ascii="Consolas" w:hAnsi="Consolas" w:eastAsia="Consolas"/>
-          <w:b w:val="0"/>
-          <w:i w:val="0"/>
-          <w:color w:val="0E6B6A"/>
-          <w:sz w:val="22"/>
-        </w:rPr>
-        <w:t>forecast_value</w:t>
-      </w:r>
-      <w:r>
-        <w:rPr>
-          <w:rFonts w:ascii="Calibri" w:hAnsi="Calibri" w:eastAsia="Calibri"/>
-          <w:b w:val="0"/>
-          <w:i w:val="0"/>
-          <w:color w:val="151A23"/>
-          <w:sz w:val="22"/>
-        </w:rPr>
-        <w:t xml:space="preserve"> are </w:t>
-      </w:r>
-      <w:r>
-        <w:rPr>
-          <w:rFonts w:ascii="Calibri" w:hAnsi="Calibri" w:eastAsia="Calibri"/>
-          <w:b/>
-          <w:i w:val="0"/>
-          <w:color w:val="151A23"/>
-          <w:sz w:val="22"/>
-        </w:rPr>
-        <w:t>out of contract</w:t>
-      </w:r>
-    </w:p>
-    <w:p>
-      <w:pPr>
-        <w:pStyle w:val="Heading3"/>
-      </w:pPr>
-      <w:r>
-        <w:rPr>
-          <w:rFonts w:ascii="Calibri" w:hAnsi="Calibri" w:eastAsia="Calibri"/>
-          <w:b/>
-          <w:i w:val="0"/>
-          <w:color w:val="0B2545"/>
-          <w:sz w:val="26"/>
-        </w:rPr>
-        <w:t>US-AHYP-601: Stop the model from signing</w:t>
-      </w:r>
-    </w:p>
-    <w:p>
-      <w:r>
-        <w:rPr>
-          <w:rFonts w:ascii="Calibri" w:hAnsi="Calibri" w:eastAsia="Calibri"/>
-          <w:b/>
-          <w:i w:val="0"/>
-          <w:color w:val="151A23"/>
-          <w:sz w:val="22"/>
-        </w:rPr>
-        <w:t>Status: Shipped</w:t>
-      </w:r>
-      <w:r>
-        <w:rPr>
-          <w:rFonts w:ascii="Calibri" w:hAnsi="Calibri" w:eastAsia="Calibri"/>
-          <w:b w:val="0"/>
-          <w:i w:val="0"/>
-          <w:color w:val="151A23"/>
-          <w:sz w:val="22"/>
-        </w:rPr>
-        <w:t xml:space="preserve"> · </w:t>
-      </w:r>
-      <w:r>
-        <w:rPr>
-          <w:rFonts w:ascii="Calibri" w:hAnsi="Calibri" w:eastAsia="Calibri"/>
-          <w:b/>
-          <w:i w:val="0"/>
-          <w:color w:val="151A23"/>
-          <w:sz w:val="22"/>
-        </w:rPr>
-        <w:t>P0</w:t>
-      </w:r>
-    </w:p>
-    <w:p>
-      <w:r>
-        <w:rPr>
-          <w:rFonts w:ascii="Calibri" w:hAnsi="Calibri" w:eastAsia="Calibri"/>
-          <w:b w:val="0"/>
-          <w:i w:val="0"/>
-          <w:color w:val="151A23"/>
-          <w:sz w:val="22"/>
-        </w:rPr>
-        <w:t>As governance, I want no model turn to accept a gate.</w:t>
-      </w:r>
-    </w:p>
-    <w:p>
-      <w:pPr>
-        <w:pStyle w:val="Heading3"/>
-      </w:pPr>
-      <w:r>
-        <w:rPr>
-          <w:rFonts w:ascii="Calibri" w:hAnsi="Calibri" w:eastAsia="Calibri"/>
-          <w:b/>
-          <w:i w:val="0"/>
-          <w:color w:val="0B2545"/>
-          <w:sz w:val="26"/>
-        </w:rPr>
-        <w:t>US-AHYP-602: Warn about scope</w:t>
-      </w:r>
-    </w:p>
-    <w:p>
-      <w:r>
-        <w:rPr>
-          <w:rFonts w:ascii="Calibri" w:hAnsi="Calibri" w:eastAsia="Calibri"/>
-          <w:b/>
-          <w:i w:val="0"/>
-          <w:color w:val="151A23"/>
-          <w:sz w:val="22"/>
-        </w:rPr>
-        <w:t>Status: Partial</w:t>
-      </w:r>
-      <w:r>
-        <w:rPr>
-          <w:rFonts w:ascii="Calibri" w:hAnsi="Calibri" w:eastAsia="Calibri"/>
-          <w:b w:val="0"/>
-          <w:i w:val="0"/>
-          <w:color w:val="151A23"/>
-          <w:sz w:val="22"/>
-        </w:rPr>
-        <w:t xml:space="preserve"> · </w:t>
-      </w:r>
-      <w:r>
-        <w:rPr>
-          <w:rFonts w:ascii="Calibri" w:hAnsi="Calibri" w:eastAsia="Calibri"/>
-          <w:b/>
-          <w:i w:val="0"/>
-          <w:color w:val="151A23"/>
-          <w:sz w:val="22"/>
-        </w:rPr>
-        <w:t>P1</w:t>
-      </w:r>
-    </w:p>
-    <w:p>
-      <w:r>
-        <w:rPr>
-          <w:rFonts w:ascii="Calibri" w:hAnsi="Calibri" w:eastAsia="Calibri"/>
-          <w:b w:val="0"/>
-          <w:i w:val="0"/>
-          <w:color w:val="151A23"/>
-          <w:sz w:val="22"/>
-        </w:rPr>
-        <w:t>As an executive, I want to see scope (Systems, workspace, tools on or off) so that I do not believe in an omniscient agent.</w:t>
-      </w:r>
-    </w:p>
-    <w:p>
-      <w:r>
-        <w:rPr>
-          <w:rFonts w:ascii="Calibri" w:hAnsi="Calibri" w:eastAsia="Calibri"/>
-          <w:b w:val="0"/>
-          <w:i w:val="0"/>
-          <w:color w:val="151A23"/>
-          <w:sz w:val="22"/>
-        </w:rPr>
-        <w:t>---</w:t>
-      </w:r>
-    </w:p>
-    <w:p>
-      <w:pPr>
-        <w:pStyle w:val="Heading2"/>
-      </w:pPr>
-      <w:r>
-        <w:rPr>
-          <w:rFonts w:ascii="Calibri" w:hAnsi="Calibri" w:eastAsia="Calibri"/>
-          <w:b/>
-          <w:i w:val="0"/>
-          <w:color w:val="0B2545"/>
-          <w:sz w:val="32"/>
-        </w:rPr>
-        <w:t>8. Epic 7 — Attention and trends</w:t>
-      </w:r>
-    </w:p>
-    <w:p>
-      <w:pPr>
-        <w:pStyle w:val="Heading3"/>
-      </w:pPr>
-      <w:r>
-        <w:rPr>
-          <w:rFonts w:ascii="Calibri" w:hAnsi="Calibri" w:eastAsia="Calibri"/>
-          <w:b/>
-          <w:i w:val="0"/>
-          <w:color w:val="0B2545"/>
-          <w:sz w:val="26"/>
-        </w:rPr>
-        <w:t>US-AHYP-700: See what needs attention</w:t>
-      </w:r>
-    </w:p>
-    <w:p>
-      <w:r>
-        <w:rPr>
-          <w:rFonts w:ascii="Calibri" w:hAnsi="Calibri" w:eastAsia="Calibri"/>
-          <w:b/>
-          <w:i w:val="0"/>
-          <w:color w:val="151A23"/>
-          <w:sz w:val="22"/>
-        </w:rPr>
-        <w:t>Status: Partial</w:t>
-      </w:r>
-      <w:r>
-        <w:rPr>
-          <w:rFonts w:ascii="Calibri" w:hAnsi="Calibri" w:eastAsia="Calibri"/>
-          <w:b w:val="0"/>
-          <w:i w:val="0"/>
-          <w:color w:val="151A23"/>
-          <w:sz w:val="22"/>
-        </w:rPr>
-        <w:t xml:space="preserve"> · </w:t>
-      </w:r>
-      <w:r>
-        <w:rPr>
-          <w:rFonts w:ascii="Calibri" w:hAnsi="Calibri" w:eastAsia="Calibri"/>
-          <w:b/>
-          <w:i w:val="0"/>
-          <w:color w:val="151A23"/>
-          <w:sz w:val="22"/>
-        </w:rPr>
-        <w:t>P1</w:t>
-      </w:r>
-    </w:p>
-    <w:p>
-      <w:r>
-        <w:rPr>
-          <w:rFonts w:ascii="Calibri" w:hAnsi="Calibri" w:eastAsia="Calibri"/>
-          <w:b w:val="0"/>
-          <w:i w:val="0"/>
-          <w:color w:val="151A23"/>
-          <w:sz w:val="22"/>
-        </w:rPr>
-        <w:t xml:space="preserve">As an executive, I want </w:t>
-      </w:r>
-      <w:r>
-        <w:rPr>
-          <w:rFonts w:ascii="Consolas" w:hAnsi="Consolas" w:eastAsia="Consolas"/>
-          <w:b w:val="0"/>
-          <w:i w:val="0"/>
-          <w:color w:val="0E6B6A"/>
-          <w:sz w:val="22"/>
-        </w:rPr>
-        <w:t>proposed</w:t>
-      </w:r>
-      <w:r>
-        <w:rPr>
-          <w:rFonts w:ascii="Calibri" w:hAnsi="Calibri" w:eastAsia="Calibri"/>
-          <w:b w:val="0"/>
-          <w:i w:val="0"/>
-          <w:color w:val="151A23"/>
-          <w:sz w:val="22"/>
-        </w:rPr>
-        <w:t xml:space="preserve"> decisions, out-of-window objectives, </w:t>
-      </w:r>
-      <w:r>
-        <w:rPr>
-          <w:rFonts w:ascii="Consolas" w:hAnsi="Consolas" w:eastAsia="Consolas"/>
-          <w:b w:val="0"/>
-          <w:i w:val="0"/>
-          <w:color w:val="0E6B6A"/>
-          <w:sz w:val="22"/>
-        </w:rPr>
-        <w:t>not_configured</w:t>
-      </w:r>
-      <w:r>
-        <w:rPr>
-          <w:rFonts w:ascii="Calibri" w:hAnsi="Calibri" w:eastAsia="Calibri"/>
-          <w:b w:val="0"/>
-          <w:i w:val="0"/>
-          <w:color w:val="151A23"/>
-          <w:sz w:val="22"/>
-        </w:rPr>
-        <w:t xml:space="preserve"> Systems, value-loop risks — not a papAI “AI Service Down” taken as business failure.</w:t>
-      </w:r>
-    </w:p>
-    <w:p>
-      <w:pPr>
-        <w:pStyle w:val="Heading3"/>
-      </w:pPr>
-      <w:r>
-        <w:rPr>
-          <w:rFonts w:ascii="Calibri" w:hAnsi="Calibri" w:eastAsia="Calibri"/>
-          <w:b/>
-          <w:i w:val="0"/>
-          <w:color w:val="0B2545"/>
-          <w:sz w:val="26"/>
-        </w:rPr>
-        <w:t>US-AHYP-701: Read a trend without projection = measurement</w:t>
-      </w:r>
-    </w:p>
-    <w:p>
-      <w:r>
-        <w:rPr>
-          <w:rFonts w:ascii="Calibri" w:hAnsi="Calibri" w:eastAsia="Calibri"/>
-          <w:b/>
-          <w:i w:val="0"/>
-          <w:color w:val="151A23"/>
-          <w:sz w:val="22"/>
-        </w:rPr>
-        <w:t>Status: Partial</w:t>
-      </w:r>
-      <w:r>
-        <w:rPr>
-          <w:rFonts w:ascii="Calibri" w:hAnsi="Calibri" w:eastAsia="Calibri"/>
-          <w:b w:val="0"/>
-          <w:i w:val="0"/>
-          <w:color w:val="151A23"/>
-          <w:sz w:val="22"/>
-        </w:rPr>
-        <w:t xml:space="preserve"> · </w:t>
-      </w:r>
-      <w:r>
-        <w:rPr>
-          <w:rFonts w:ascii="Calibri" w:hAnsi="Calibri" w:eastAsia="Calibri"/>
-          <w:b/>
-          <w:i w:val="0"/>
-          <w:color w:val="151A23"/>
-          <w:sz w:val="22"/>
-        </w:rPr>
-        <w:t>P2</w:t>
-      </w:r>
-    </w:p>
-    <w:p>
-      <w:r>
-        <w:rPr>
-          <w:rFonts w:ascii="Calibri" w:hAnsi="Calibri" w:eastAsia="Calibri"/>
-          <w:b w:val="0"/>
-          <w:i w:val="0"/>
-          <w:color w:val="151A23"/>
-          <w:sz w:val="22"/>
-        </w:rPr>
-        <w:t xml:space="preserve">As an executive, I want v2 series. Portfolio what-if is </w:t>
-      </w:r>
-      <w:r>
-        <w:rPr>
-          <w:rFonts w:ascii="Calibri" w:hAnsi="Calibri" w:eastAsia="Calibri"/>
-          <w:b/>
-          <w:i w:val="0"/>
-          <w:color w:val="151A23"/>
-          <w:sz w:val="22"/>
-        </w:rPr>
-        <w:t>not shipped</w:t>
-      </w:r>
-      <w:r>
-        <w:rPr>
-          <w:rFonts w:ascii="Calibri" w:hAnsi="Calibri" w:eastAsia="Calibri"/>
-          <w:b w:val="0"/>
-          <w:i w:val="0"/>
-          <w:color w:val="151A23"/>
-          <w:sz w:val="22"/>
-        </w:rPr>
-        <w:t xml:space="preserve"> (</w:t>
-      </w:r>
-      <w:r>
-        <w:rPr>
-          <w:rFonts w:ascii="Consolas" w:hAnsi="Consolas" w:eastAsia="Consolas"/>
-          <w:b w:val="0"/>
-          <w:i w:val="0"/>
-          <w:color w:val="0E6B6A"/>
-          <w:sz w:val="22"/>
-        </w:rPr>
-        <w:t>POST /hypervisor/what-if</w:t>
-      </w:r>
-      <w:r>
-        <w:rPr>
-          <w:rFonts w:ascii="Calibri" w:hAnsi="Calibri" w:eastAsia="Calibri"/>
-          <w:b w:val="0"/>
-          <w:i w:val="0"/>
-          <w:color w:val="151A23"/>
-          <w:sz w:val="22"/>
-        </w:rPr>
-        <w:t xml:space="preserve"> → </w:t>
-      </w:r>
-      <w:r>
-        <w:rPr>
-          <w:rFonts w:ascii="Consolas" w:hAnsi="Consolas" w:eastAsia="Consolas"/>
-          <w:b w:val="0"/>
-          <w:i w:val="0"/>
-          <w:color w:val="0E6B6A"/>
-          <w:sz w:val="22"/>
-        </w:rPr>
-        <w:t>not_configured</w:t>
-      </w:r>
-      <w:r>
-        <w:rPr>
-          <w:rFonts w:ascii="Calibri" w:hAnsi="Calibri" w:eastAsia="Calibri"/>
-          <w:b w:val="0"/>
-          <w:i w:val="0"/>
-          <w:color w:val="151A23"/>
-          <w:sz w:val="22"/>
-        </w:rPr>
-        <w:t xml:space="preserve">). papAI dashed “future month” bars stay </w:t>
-      </w:r>
-      <w:r>
-        <w:rPr>
-          <w:rFonts w:ascii="Calibri" w:hAnsi="Calibri" w:eastAsia="Calibri"/>
-          <w:b/>
-          <w:i w:val="0"/>
-          <w:color w:val="151A23"/>
-          <w:sz w:val="22"/>
-        </w:rPr>
-        <w:t>out of contract</w:t>
-      </w:r>
-      <w:r>
-        <w:rPr>
-          <w:rFonts w:ascii="Calibri" w:hAnsi="Calibri" w:eastAsia="Calibri"/>
-          <w:b w:val="0"/>
-          <w:i w:val="0"/>
-          <w:color w:val="151A23"/>
-          <w:sz w:val="22"/>
-        </w:rPr>
-        <w:t xml:space="preserve"> without provenance.</w:t>
-      </w:r>
-    </w:p>
-    <w:p>
-      <w:pPr>
-        <w:pStyle w:val="Heading3"/>
-      </w:pPr>
-      <w:r>
-        <w:rPr>
-          <w:rFonts w:ascii="Calibri" w:hAnsi="Calibri" w:eastAsia="Calibri"/>
-          <w:b/>
-          <w:i w:val="0"/>
-          <w:color w:val="0B2545"/>
-          <w:sz w:val="26"/>
-        </w:rPr>
-        <w:t>US-AHYP-702: Export a COMEX report</w:t>
-      </w:r>
-    </w:p>
-    <w:p>
-      <w:r>
-        <w:rPr>
-          <w:rFonts w:ascii="Calibri" w:hAnsi="Calibri" w:eastAsia="Calibri"/>
-          <w:b/>
-          <w:i w:val="0"/>
-          <w:color w:val="151A23"/>
-          <w:sz w:val="22"/>
-        </w:rPr>
-        <w:t>Status: Specified</w:t>
-      </w:r>
-      <w:r>
-        <w:rPr>
-          <w:rFonts w:ascii="Calibri" w:hAnsi="Calibri" w:eastAsia="Calibri"/>
-          <w:b w:val="0"/>
-          <w:i w:val="0"/>
-          <w:color w:val="151A23"/>
-          <w:sz w:val="22"/>
-        </w:rPr>
-        <w:t xml:space="preserve"> · </w:t>
-      </w:r>
-      <w:r>
-        <w:rPr>
-          <w:rFonts w:ascii="Calibri" w:hAnsi="Calibri" w:eastAsia="Calibri"/>
-          <w:b/>
-          <w:i w:val="0"/>
-          <w:color w:val="151A23"/>
-          <w:sz w:val="22"/>
-        </w:rPr>
-        <w:t>P2</w:t>
-      </w:r>
-    </w:p>
-    <w:p>
-      <w:r>
-        <w:rPr>
-          <w:rFonts w:ascii="Calibri" w:hAnsi="Calibri" w:eastAsia="Calibri"/>
-          <w:b w:val="0"/>
-          <w:i w:val="0"/>
-          <w:color w:val="151A23"/>
-          <w:sz w:val="22"/>
-        </w:rPr>
-        <w:t xml:space="preserve">As an executive, I want a period export (PDF / CSV) with the measured/declared/missing disclaimer. </w:t>
-      </w:r>
-      <w:r>
-        <w:rPr>
-          <w:rFonts w:ascii="Calibri" w:hAnsi="Calibri" w:eastAsia="Calibri"/>
-          <w:b/>
-          <w:i w:val="0"/>
-          <w:color w:val="151A23"/>
-          <w:sz w:val="22"/>
-        </w:rPr>
-        <w:t>Not shipped.</w:t>
-      </w:r>
-    </w:p>
-    <w:p>
-      <w:r>
-        <w:rPr>
-          <w:rFonts w:ascii="Calibri" w:hAnsi="Calibri" w:eastAsia="Calibri"/>
-          <w:b w:val="0"/>
-          <w:i w:val="0"/>
-          <w:color w:val="151A23"/>
-          <w:sz w:val="22"/>
-        </w:rPr>
-        <w:t>---</w:t>
-      </w:r>
-    </w:p>
-    <w:p>
-      <w:pPr>
-        <w:pStyle w:val="Heading2"/>
-      </w:pPr>
-      <w:r>
-        <w:rPr>
-          <w:rFonts w:ascii="Calibri" w:hAnsi="Calibri" w:eastAsia="Calibri"/>
-          <w:b/>
-          <w:i w:val="0"/>
-          <w:color w:val="0B2545"/>
-          <w:sz w:val="32"/>
-        </w:rPr>
-        <w:t>9. Epic 8 — Governance</w:t>
-      </w:r>
-    </w:p>
-    <w:p>
-      <w:pPr>
-        <w:pStyle w:val="Heading3"/>
-      </w:pPr>
-      <w:r>
-        <w:rPr>
-          <w:rFonts w:ascii="Calibri" w:hAnsi="Calibri" w:eastAsia="Calibri"/>
-          <w:b/>
-          <w:i w:val="0"/>
-          <w:color w:val="0B2545"/>
-          <w:sz w:val="26"/>
-        </w:rPr>
-        <w:t>US-AHYP-800: Control who observes, decides, enacts</w:t>
-      </w:r>
-    </w:p>
-    <w:p>
-      <w:r>
-        <w:rPr>
-          <w:rFonts w:ascii="Calibri" w:hAnsi="Calibri" w:eastAsia="Calibri"/>
-          <w:b/>
-          <w:i w:val="0"/>
-          <w:color w:val="151A23"/>
-          <w:sz w:val="22"/>
-        </w:rPr>
-        <w:t>Status: Shipped</w:t>
-      </w:r>
-      <w:r>
-        <w:rPr>
-          <w:rFonts w:ascii="Calibri" w:hAnsi="Calibri" w:eastAsia="Calibri"/>
-          <w:b w:val="0"/>
-          <w:i w:val="0"/>
-          <w:color w:val="151A23"/>
-          <w:sz w:val="22"/>
-        </w:rPr>
-        <w:t xml:space="preserve"> · </w:t>
-      </w:r>
-      <w:r>
-        <w:rPr>
-          <w:rFonts w:ascii="Calibri" w:hAnsi="Calibri" w:eastAsia="Calibri"/>
-          <w:b/>
-          <w:i w:val="0"/>
-          <w:color w:val="151A23"/>
-          <w:sz w:val="22"/>
-        </w:rPr>
-        <w:t>P0</w:t>
-      </w:r>
-    </w:p>
-    <w:p>
-      <w:r>
-        <w:rPr>
-          <w:rFonts w:ascii="Calibri" w:hAnsi="Calibri" w:eastAsia="Calibri"/>
-          <w:b w:val="0"/>
-          <w:i w:val="0"/>
-          <w:color w:val="151A23"/>
-          <w:sz w:val="22"/>
-        </w:rPr>
-        <w:t xml:space="preserve">As an admin, I want to separate Hypervisor read · accept/reject · objective write · Steer Act · Work publish. Workspace mode changes </w:t>
-      </w:r>
-      <w:r>
-        <w:rPr>
-          <w:rFonts w:ascii="Calibri" w:hAnsi="Calibri" w:eastAsia="Calibri"/>
-          <w:b/>
-          <w:i w:val="0"/>
-          <w:color w:val="151A23"/>
-          <w:sz w:val="22"/>
-        </w:rPr>
-        <w:t>density</w:t>
-      </w:r>
-      <w:r>
-        <w:rPr>
-          <w:rFonts w:ascii="Calibri" w:hAnsi="Calibri" w:eastAsia="Calibri"/>
-          <w:b w:val="0"/>
-          <w:i w:val="0"/>
-          <w:color w:val="151A23"/>
-          <w:sz w:val="22"/>
-        </w:rPr>
-        <w:t>, not IAM.</w:t>
-      </w:r>
-    </w:p>
-    <w:p>
-      <w:pPr>
-        <w:pStyle w:val="Heading3"/>
-      </w:pPr>
-      <w:r>
-        <w:rPr>
-          <w:rFonts w:ascii="Calibri" w:hAnsi="Calibri" w:eastAsia="Calibri"/>
-          <w:b/>
-          <w:i w:val="0"/>
-          <w:color w:val="0B2545"/>
-          <w:sz w:val="26"/>
-        </w:rPr>
-        <w:t>US-AHYP-801: Trace</w:t>
-      </w:r>
-    </w:p>
-    <w:p>
-      <w:r>
-        <w:rPr>
-          <w:rFonts w:ascii="Calibri" w:hAnsi="Calibri" w:eastAsia="Calibri"/>
-          <w:b/>
-          <w:i w:val="0"/>
-          <w:color w:val="151A23"/>
-          <w:sz w:val="22"/>
-        </w:rPr>
-        <w:t>Status: Shipped</w:t>
-      </w:r>
-      <w:r>
-        <w:rPr>
-          <w:rFonts w:ascii="Calibri" w:hAnsi="Calibri" w:eastAsia="Calibri"/>
-          <w:b w:val="0"/>
-          <w:i w:val="0"/>
-          <w:color w:val="151A23"/>
-          <w:sz w:val="22"/>
-        </w:rPr>
-        <w:t xml:space="preserve"> · </w:t>
-      </w:r>
-      <w:r>
-        <w:rPr>
-          <w:rFonts w:ascii="Calibri" w:hAnsi="Calibri" w:eastAsia="Calibri"/>
-          <w:b/>
-          <w:i w:val="0"/>
-          <w:color w:val="151A23"/>
-          <w:sz w:val="22"/>
-        </w:rPr>
-        <w:t>P0</w:t>
-      </w:r>
-    </w:p>
-    <w:p>
-      <w:r>
-        <w:rPr>
-          <w:rFonts w:ascii="Calibri" w:hAnsi="Calibri" w:eastAsia="Calibri"/>
-          <w:b w:val="0"/>
-          <w:i w:val="0"/>
-          <w:color w:val="151A23"/>
-          <w:sz w:val="22"/>
-        </w:rPr>
-        <w:t xml:space="preserve">As governance, I want </w:t>
-      </w:r>
-      <w:r>
-        <w:rPr>
-          <w:rFonts w:ascii="Consolas" w:hAnsi="Consolas" w:eastAsia="Consolas"/>
-          <w:b w:val="0"/>
-          <w:i w:val="0"/>
-          <w:color w:val="0E6B6A"/>
-          <w:sz w:val="22"/>
-        </w:rPr>
-        <w:t>/governance/audit</w:t>
-      </w:r>
-      <w:r>
-        <w:rPr>
-          <w:rFonts w:ascii="Calibri" w:hAnsi="Calibri" w:eastAsia="Calibri"/>
-          <w:b w:val="0"/>
-          <w:i w:val="0"/>
-          <w:color w:val="151A23"/>
-          <w:sz w:val="22"/>
-        </w:rPr>
-        <w:t xml:space="preserve"> to hold accept/reject, human gates, adoption progress (metadata only), objective writes, value-loop steps.</w:t>
-      </w:r>
-    </w:p>
-    <w:p>
-      <w:pPr>
-        <w:pStyle w:val="Heading3"/>
-      </w:pPr>
-      <w:r>
-        <w:rPr>
-          <w:rFonts w:ascii="Calibri" w:hAnsi="Calibri" w:eastAsia="Calibri"/>
-          <w:b/>
-          <w:i w:val="0"/>
-          <w:color w:val="0B2545"/>
-          <w:sz w:val="26"/>
-        </w:rPr>
-        <w:t>US-AHYP-802: Isolate Mission Room</w:t>
-      </w:r>
-    </w:p>
-    <w:p>
-      <w:r>
-        <w:rPr>
-          <w:rFonts w:ascii="Calibri" w:hAnsi="Calibri" w:eastAsia="Calibri"/>
-          <w:b/>
-          <w:i w:val="0"/>
-          <w:color w:val="151A23"/>
-          <w:sz w:val="22"/>
-        </w:rPr>
-        <w:t>Status: Shipped</w:t>
-      </w:r>
-      <w:r>
-        <w:rPr>
-          <w:rFonts w:ascii="Calibri" w:hAnsi="Calibri" w:eastAsia="Calibri"/>
-          <w:b w:val="0"/>
-          <w:i w:val="0"/>
-          <w:color w:val="151A23"/>
-          <w:sz w:val="22"/>
-        </w:rPr>
-        <w:t xml:space="preserve"> · </w:t>
-      </w:r>
-      <w:r>
-        <w:rPr>
-          <w:rFonts w:ascii="Calibri" w:hAnsi="Calibri" w:eastAsia="Calibri"/>
-          <w:b/>
-          <w:i w:val="0"/>
-          <w:color w:val="151A23"/>
-          <w:sz w:val="22"/>
-        </w:rPr>
-        <w:t>P0</w:t>
-      </w:r>
-    </w:p>
-    <w:p>
-      <w:r>
-        <w:rPr>
-          <w:rFonts w:ascii="Calibri" w:hAnsi="Calibri" w:eastAsia="Calibri"/>
-          <w:b w:val="0"/>
-          <w:i w:val="0"/>
-          <w:color w:val="151A23"/>
-          <w:sz w:val="22"/>
-        </w:rPr>
-        <w:t xml:space="preserve">As product, I want </w:t>
-      </w:r>
-      <w:r>
-        <w:rPr>
-          <w:rFonts w:ascii="Consolas" w:hAnsi="Consolas" w:eastAsia="Consolas"/>
-          <w:b w:val="0"/>
-          <w:i w:val="0"/>
-          <w:color w:val="0E6B6A"/>
-          <w:sz w:val="22"/>
-        </w:rPr>
-        <w:t>/hypervisor/mission-room/*</w:t>
-      </w:r>
-      <w:r>
-        <w:rPr>
-          <w:rFonts w:ascii="Calibri" w:hAnsi="Calibri" w:eastAsia="Calibri"/>
-          <w:b w:val="0"/>
-          <w:i w:val="0"/>
-          <w:color w:val="151A23"/>
-          <w:sz w:val="22"/>
-        </w:rPr>
-        <w:t xml:space="preserve"> to remain a </w:t>
-      </w:r>
-      <w:r>
-        <w:rPr>
-          <w:rFonts w:ascii="Calibri" w:hAnsi="Calibri" w:eastAsia="Calibri"/>
-          <w:b/>
-          <w:i w:val="0"/>
-          <w:color w:val="151A23"/>
-          <w:sz w:val="22"/>
-        </w:rPr>
-        <w:t>workspace application</w:t>
-      </w:r>
-      <w:r>
-        <w:rPr>
-          <w:rFonts w:ascii="Calibri" w:hAnsi="Calibri" w:eastAsia="Calibri"/>
-          <w:b w:val="0"/>
-          <w:i w:val="0"/>
-          <w:color w:val="151A23"/>
-          <w:sz w:val="22"/>
-        </w:rPr>
-        <w:t>, not the ledger.</w:t>
-      </w:r>
-    </w:p>
-    <w:p>
-      <w:r>
-        <w:rPr>
-          <w:rFonts w:ascii="Calibri" w:hAnsi="Calibri" w:eastAsia="Calibri"/>
-          <w:b w:val="0"/>
-          <w:i w:val="0"/>
-          <w:color w:val="151A23"/>
-          <w:sz w:val="22"/>
-        </w:rPr>
-        <w:t>---</w:t>
-      </w:r>
-    </w:p>
-    <w:p>
-      <w:pPr>
-        <w:pStyle w:val="Heading2"/>
-      </w:pPr>
-      <w:r>
-        <w:rPr>
-          <w:rFonts w:ascii="Calibri" w:hAnsi="Calibri" w:eastAsia="Calibri"/>
-          <w:b/>
-          <w:i w:val="0"/>
-          <w:color w:val="0B2545"/>
-          <w:sz w:val="32"/>
-        </w:rPr>
-        <w:t>10. Epic 9 — Honesty and adoption</w:t>
-      </w:r>
-    </w:p>
-    <w:p>
-      <w:pPr>
-        <w:pStyle w:val="Heading3"/>
-      </w:pPr>
-      <w:r>
-        <w:rPr>
-          <w:rFonts w:ascii="Calibri" w:hAnsi="Calibri" w:eastAsia="Calibri"/>
-          <w:b/>
-          <w:i w:val="0"/>
-          <w:color w:val="0B2545"/>
-          <w:sz w:val="26"/>
-        </w:rPr>
-        <w:t>US-AHYP-900: Refuse the invented zero</w:t>
-      </w:r>
-    </w:p>
-    <w:p>
-      <w:r>
-        <w:rPr>
-          <w:rFonts w:ascii="Calibri" w:hAnsi="Calibri" w:eastAsia="Calibri"/>
-          <w:b/>
-          <w:i w:val="0"/>
-          <w:color w:val="151A23"/>
-          <w:sz w:val="22"/>
-        </w:rPr>
-        <w:t>Status: Shipped</w:t>
-      </w:r>
-      <w:r>
-        <w:rPr>
-          <w:rFonts w:ascii="Calibri" w:hAnsi="Calibri" w:eastAsia="Calibri"/>
-          <w:b w:val="0"/>
-          <w:i w:val="0"/>
-          <w:color w:val="151A23"/>
-          <w:sz w:val="22"/>
-        </w:rPr>
-        <w:t xml:space="preserve"> · </w:t>
-      </w:r>
-      <w:r>
-        <w:rPr>
-          <w:rFonts w:ascii="Calibri" w:hAnsi="Calibri" w:eastAsia="Calibri"/>
-          <w:b/>
-          <w:i w:val="0"/>
-          <w:color w:val="151A23"/>
-          <w:sz w:val="22"/>
-        </w:rPr>
-        <w:t>P0</w:t>
-      </w:r>
-    </w:p>
-    <w:p>
-      <w:r>
-        <w:rPr>
-          <w:rFonts w:ascii="Calibri" w:hAnsi="Calibri" w:eastAsia="Calibri"/>
-          <w:b w:val="0"/>
-          <w:i w:val="0"/>
-          <w:color w:val="151A23"/>
-          <w:sz w:val="22"/>
-        </w:rPr>
-        <w:t xml:space="preserve">As product, I want chrome and API to refuse a substitute financial total. O5 remains an </w:t>
-      </w:r>
-      <w:r>
-        <w:rPr>
-          <w:rFonts w:ascii="Calibri" w:hAnsi="Calibri" w:eastAsia="Calibri"/>
-          <w:b/>
-          <w:i w:val="0"/>
-          <w:color w:val="151A23"/>
-          <w:sz w:val="22"/>
-        </w:rPr>
-        <w:t>acceptance hole</w:t>
-      </w:r>
-      <w:r>
-        <w:rPr>
-          <w:rFonts w:ascii="Calibri" w:hAnsi="Calibri" w:eastAsia="Calibri"/>
-          <w:b w:val="0"/>
-          <w:i w:val="0"/>
-          <w:color w:val="151A23"/>
-          <w:sz w:val="22"/>
-        </w:rPr>
-        <w:t>.</w:t>
-      </w:r>
-    </w:p>
-    <w:p>
-      <w:pPr>
-        <w:pStyle w:val="Heading3"/>
-      </w:pPr>
-      <w:r>
-        <w:rPr>
-          <w:rFonts w:ascii="Calibri" w:hAnsi="Calibri" w:eastAsia="Calibri"/>
-          <w:b/>
-          <w:i w:val="0"/>
-          <w:color w:val="0B2545"/>
-          <w:sz w:val="26"/>
-        </w:rPr>
-        <w:t>US-AHYP-901: Enter through Work</w:t>
-      </w:r>
-    </w:p>
-    <w:p>
-      <w:r>
-        <w:rPr>
-          <w:rFonts w:ascii="Calibri" w:hAnsi="Calibri" w:eastAsia="Calibri"/>
-          <w:b/>
-          <w:i w:val="0"/>
-          <w:color w:val="151A23"/>
-          <w:sz w:val="22"/>
-        </w:rPr>
-        <w:t>Status: Shipped (flag off)</w:t>
-      </w:r>
-      <w:r>
-        <w:rPr>
-          <w:rFonts w:ascii="Calibri" w:hAnsi="Calibri" w:eastAsia="Calibri"/>
-          <w:b w:val="0"/>
-          <w:i w:val="0"/>
-          <w:color w:val="151A23"/>
-          <w:sz w:val="22"/>
-        </w:rPr>
-        <w:t xml:space="preserve"> · </w:t>
-      </w:r>
-      <w:r>
-        <w:rPr>
-          <w:rFonts w:ascii="Calibri" w:hAnsi="Calibri" w:eastAsia="Calibri"/>
-          <w:b/>
-          <w:i w:val="0"/>
-          <w:color w:val="151A23"/>
-          <w:sz w:val="22"/>
-        </w:rPr>
-        <w:t>P1</w:t>
-      </w:r>
-    </w:p>
-    <w:p>
-      <w:r>
-        <w:rPr>
-          <w:rFonts w:ascii="Calibri" w:hAnsi="Calibri" w:eastAsia="Calibri"/>
-          <w:b w:val="0"/>
-          <w:i w:val="0"/>
-          <w:color w:val="151A23"/>
-          <w:sz w:val="22"/>
-        </w:rPr>
-        <w:t xml:space="preserve">As a business user, I want a first verifiable result (NorthForge, 4 steps, 10 minutes unaided — </w:t>
-      </w:r>
-      <w:r>
-        <w:rPr>
-          <w:rFonts w:ascii="Calibri" w:hAnsi="Calibri" w:eastAsia="Calibri"/>
-          <w:b/>
-          <w:i w:val="0"/>
-          <w:color w:val="151A23"/>
-          <w:sz w:val="22"/>
-        </w:rPr>
-        <w:t>unmeasured target</w:t>
-      </w:r>
-      <w:r>
-        <w:rPr>
-          <w:rFonts w:ascii="Calibri" w:hAnsi="Calibri" w:eastAsia="Calibri"/>
-          <w:b w:val="0"/>
-          <w:i w:val="0"/>
-          <w:color w:val="151A23"/>
-          <w:sz w:val="22"/>
-        </w:rPr>
-        <w:t xml:space="preserve">) without opening Cockpit. </w:t>
-      </w:r>
-      <w:r>
-        <w:rPr>
-          <w:rFonts w:ascii="Consolas" w:hAnsi="Consolas" w:eastAsia="Consolas"/>
-          <w:b w:val="0"/>
-          <w:i w:val="0"/>
-          <w:color w:val="0E6B6A"/>
-          <w:sz w:val="22"/>
-        </w:rPr>
-        <w:t>adoption_experience_v1</w:t>
-      </w:r>
-      <w:r>
-        <w:rPr>
-          <w:rFonts w:ascii="Calibri" w:hAnsi="Calibri" w:eastAsia="Calibri"/>
-          <w:b w:val="0"/>
-          <w:i w:val="0"/>
-          <w:color w:val="151A23"/>
-          <w:sz w:val="22"/>
-        </w:rPr>
-        <w:t xml:space="preserve"> off by default; 10 sessions </w:t>
-      </w:r>
-      <w:r>
-        <w:rPr>
-          <w:rFonts w:ascii="Calibri" w:hAnsi="Calibri" w:eastAsia="Calibri"/>
-          <w:b/>
-          <w:i w:val="0"/>
-          <w:color w:val="151A23"/>
-          <w:sz w:val="22"/>
-        </w:rPr>
-        <w:t>not run</w:t>
-      </w:r>
-      <w:r>
-        <w:rPr>
-          <w:rFonts w:ascii="Calibri" w:hAnsi="Calibri" w:eastAsia="Calibri"/>
-          <w:b w:val="0"/>
-          <w:i w:val="0"/>
-          <w:color w:val="151A23"/>
-          <w:sz w:val="22"/>
-        </w:rPr>
-        <w:t>.</w:t>
-      </w:r>
-    </w:p>
-    <w:p>
-      <w:r>
-        <w:rPr>
-          <w:rFonts w:ascii="Calibri" w:hAnsi="Calibri" w:eastAsia="Calibri"/>
-          <w:b w:val="0"/>
-          <w:i w:val="0"/>
-          <w:color w:val="151A23"/>
-          <w:sz w:val="22"/>
-        </w:rPr>
-        <w:t>---</w:t>
-      </w:r>
-    </w:p>
-    <w:p>
-      <w:pPr>
-        <w:pStyle w:val="Heading2"/>
-      </w:pPr>
-      <w:r>
-        <w:rPr>
-          <w:rFonts w:ascii="Calibri" w:hAnsi="Calibri" w:eastAsia="Calibri"/>
-          <w:b/>
-          <w:i w:val="0"/>
-          <w:color w:val="0B2545"/>
-          <w:sz w:val="32"/>
-        </w:rPr>
-        <w:t>11. Out of scope</w:t>
-      </w:r>
-    </w:p>
-    <w:p>
-      <w:pPr>
-        <w:pStyle w:val="ListBullet"/>
-      </w:pPr>
-      <w:r>
-        <w:rPr>
-          <w:rFonts w:ascii="Calibri" w:hAnsi="Calibri" w:eastAsia="Calibri"/>
-          <w:b w:val="0"/>
-          <w:i w:val="0"/>
-          <w:color w:val="151A23"/>
-          <w:sz w:val="22"/>
-        </w:rPr>
-        <w:t xml:space="preserve">Portfolio enactment (“Apply” on </w:t>
-      </w:r>
-      <w:r>
-        <w:rPr>
-          <w:rFonts w:ascii="Consolas" w:hAnsi="Consolas" w:eastAsia="Consolas"/>
-          <w:b w:val="0"/>
-          <w:i w:val="0"/>
-          <w:color w:val="0E6B6A"/>
-          <w:sz w:val="22"/>
-        </w:rPr>
-        <w:t>/hypervisor</w:t>
-      </w:r>
-      <w:r>
-        <w:rPr>
-          <w:rFonts w:ascii="Calibri" w:hAnsi="Calibri" w:eastAsia="Calibri"/>
-          <w:b w:val="0"/>
-          <w:i w:val="0"/>
-          <w:color w:val="151A23"/>
-          <w:sz w:val="22"/>
-        </w:rPr>
-        <w:t>)</w:t>
-      </w:r>
-    </w:p>
-    <w:p>
-      <w:pPr>
-        <w:pStyle w:val="ListBullet"/>
-      </w:pPr>
-      <w:r>
-        <w:rPr>
-          <w:rFonts w:ascii="Calibri" w:hAnsi="Calibri" w:eastAsia="Calibri"/>
-          <w:b w:val="0"/>
-          <w:i w:val="0"/>
-          <w:color w:val="151A23"/>
-          <w:sz w:val="22"/>
-        </w:rPr>
-        <w:t>What-if / live levers / &lt; 300 ms impact preview</w:t>
-      </w:r>
-    </w:p>
-    <w:p>
-      <w:pPr>
-        <w:pStyle w:val="ListBullet"/>
-      </w:pPr>
-      <w:r>
-        <w:rPr>
-          <w:rFonts w:ascii="Calibri" w:hAnsi="Calibri" w:eastAsia="Calibri"/>
-          <w:b w:val="0"/>
-          <w:i w:val="0"/>
-          <w:color w:val="151A23"/>
-          <w:sz w:val="22"/>
-        </w:rPr>
-        <w:t>papAI directives (types, escalation, Broadcast)</w:t>
-      </w:r>
-    </w:p>
-    <w:p>
-      <w:pPr>
-        <w:pStyle w:val="ListBullet"/>
-      </w:pPr>
-      <w:r>
-        <w:rPr>
-          <w:rFonts w:ascii="Calibri" w:hAnsi="Calibri" w:eastAsia="Calibri"/>
-          <w:b w:val="0"/>
-          <w:i w:val="0"/>
-          <w:color w:val="151A23"/>
-          <w:sz w:val="22"/>
-        </w:rPr>
-        <w:t>Custom Metric pipeline from the Hypervisor</w:t>
-      </w:r>
-    </w:p>
-    <w:p>
-      <w:pPr>
-        <w:pStyle w:val="ListBullet"/>
-      </w:pPr>
-      <w:r>
-        <w:rPr>
-          <w:rFonts w:ascii="Calibri" w:hAnsi="Calibri" w:eastAsia="Calibri"/>
-          <w:b w:val="0"/>
-          <w:i w:val="0"/>
-          <w:color w:val="151A23"/>
-          <w:sz w:val="22"/>
-        </w:rPr>
-        <w:t>Standard / PRO gating</w:t>
-      </w:r>
-    </w:p>
-    <w:p>
-      <w:pPr>
-        <w:pStyle w:val="ListBullet"/>
-      </w:pPr>
-      <w:r>
-        <w:rPr>
-          <w:rFonts w:ascii="Calibri" w:hAnsi="Calibri" w:eastAsia="Calibri"/>
-          <w:b w:val="0"/>
-          <w:i w:val="0"/>
-          <w:color w:val="151A23"/>
-          <w:sz w:val="22"/>
-        </w:rPr>
-        <w:t>LLMOps “AI Service” as a business-health object</w:t>
-      </w:r>
-    </w:p>
-    <w:p>
-      <w:pPr>
-        <w:pStyle w:val="ListBullet"/>
-      </w:pPr>
-      <w:r>
-        <w:rPr>
-          <w:rFonts w:ascii="Calibri" w:hAnsi="Calibri" w:eastAsia="Calibri"/>
-          <w:b w:val="0"/>
-          <w:i w:val="0"/>
-          <w:color w:val="151A23"/>
-          <w:sz w:val="22"/>
-        </w:rPr>
-        <w:t>Cross-workspace sharing</w:t>
-      </w:r>
-    </w:p>
-    <w:p>
-      <w:pPr>
-        <w:pStyle w:val="ListBullet"/>
-      </w:pPr>
-      <w:r>
-        <w:rPr>
-          <w:rFonts w:ascii="Calibri" w:hAnsi="Calibri" w:eastAsia="Calibri"/>
-          <w:b w:val="0"/>
-          <w:i w:val="0"/>
-          <w:color w:val="151A23"/>
-          <w:sz w:val="22"/>
-        </w:rPr>
-        <w:t>KPI favourites (papAI US-HYP-802)</w:t>
-      </w:r>
-    </w:p>
-    <w:p>
-      <w:pPr>
-        <w:pStyle w:val="ListBullet"/>
-      </w:pPr>
-      <w:r>
-        <w:rPr>
-          <w:rFonts w:ascii="Calibri" w:hAnsi="Calibri" w:eastAsia="Calibri"/>
-          <w:b w:val="0"/>
-          <w:i w:val="0"/>
-          <w:color w:val="151A23"/>
-          <w:sz w:val="22"/>
-        </w:rPr>
-        <w:t>Mission Room = Hypervisor</w:t>
-      </w:r>
-    </w:p>
-    <w:p>
-      <w:r>
-        <w:rPr>
-          <w:rFonts w:ascii="Calibri" w:hAnsi="Calibri" w:eastAsia="Calibri"/>
-          <w:b w:val="0"/>
-          <w:i w:val="0"/>
-          <w:color w:val="151A23"/>
-          <w:sz w:val="22"/>
-        </w:rPr>
-        <w:t>---</w:t>
-      </w:r>
-    </w:p>
-    <w:p>
-      <w:pPr>
-        <w:pStyle w:val="Heading2"/>
-      </w:pPr>
-      <w:r>
-        <w:rPr>
-          <w:rFonts w:ascii="Calibri" w:hAnsi="Calibri" w:eastAsia="Calibri"/>
-          <w:b/>
-          <w:i w:val="0"/>
-          <w:color w:val="0B2545"/>
-          <w:sz w:val="32"/>
-        </w:rPr>
-        <w:t>12. Recap</w:t>
+        <w:t xml:space="preserve"> later.</w:t>
       </w:r>
     </w:p>
     <w:tbl>
@@ -7892,7 +7223,7 @@
                 <w:color w:val="151A23"/>
                 <w:sz w:val="18"/>
               </w:rPr>
-              <w:t>Shipped</w:t>
+              <w:t>Delivered</w:t>
             </w:r>
           </w:p>
         </w:tc>
@@ -7945,7 +7276,7 @@
                 <w:color w:val="151A23"/>
                 <w:sz w:val="18"/>
               </w:rPr>
-              <w:t>Read value bases</w:t>
+              <w:t>See value bases</w:t>
             </w:r>
           </w:p>
         </w:tc>
@@ -7979,7 +7310,7 @@
                 <w:color w:val="151A23"/>
                 <w:sz w:val="18"/>
               </w:rPr>
-              <w:t>Shipped</w:t>
+              <w:t>Delivered</w:t>
             </w:r>
           </w:p>
         </w:tc>
@@ -8032,7 +7363,7 @@
                 <w:color w:val="151A23"/>
                 <w:sz w:val="18"/>
               </w:rPr>
-              <w:t>Distinguish v1 / v2</w:t>
+              <w:t>Two views, two honest stories</w:t>
             </w:r>
           </w:p>
         </w:tc>
@@ -8066,7 +7397,7 @@
                 <w:color w:val="151A23"/>
                 <w:sz w:val="18"/>
               </w:rPr>
-              <w:t>Shipped</w:t>
+              <w:t>Delivered</w:t>
             </w:r>
           </w:p>
         </w:tc>
@@ -8153,7 +7484,7 @@
                 <w:color w:val="151A23"/>
                 <w:sz w:val="18"/>
               </w:rPr>
-              <w:t>Shipped</w:t>
+              <w:t>Delivered</w:t>
             </w:r>
           </w:p>
         </w:tc>
@@ -8206,7 +7537,7 @@
                 <w:color w:val="151A23"/>
                 <w:sz w:val="18"/>
               </w:rPr>
-              <w:t>See progress</w:t>
+              <w:t>See whether we hold the objective</w:t>
             </w:r>
           </w:p>
         </w:tc>
@@ -8293,7 +7624,7 @@
                 <w:color w:val="151A23"/>
                 <w:sz w:val="18"/>
               </w:rPr>
-              <w:t>Edit / remove</w:t>
+              <w:t>Change or remove</w:t>
             </w:r>
           </w:p>
         </w:tc>
@@ -8327,7 +7658,7 @@
                 <w:color w:val="151A23"/>
                 <w:sz w:val="18"/>
               </w:rPr>
-              <w:t>Shipped</w:t>
+              <w:t>Delivered</w:t>
             </w:r>
           </w:p>
         </w:tc>
@@ -8380,7 +7711,7 @@
                 <w:color w:val="151A23"/>
                 <w:sz w:val="18"/>
               </w:rPr>
-              <w:t>Systems with no objective or base</w:t>
+              <w:t>Systems with no heading or convention</w:t>
             </w:r>
           </w:p>
         </w:tc>
@@ -8467,7 +7798,7 @@
                 <w:color w:val="151A23"/>
                 <w:sz w:val="18"/>
               </w:rPr>
-              <w:t>Signature feed</w:t>
+              <w:t>See what is waiting for a signature</w:t>
             </w:r>
           </w:p>
         </w:tc>
@@ -8501,7 +7832,7 @@
                 <w:color w:val="151A23"/>
                 <w:sz w:val="18"/>
               </w:rPr>
-              <w:t>Shipped</w:t>
+              <w:t>Delivered</w:t>
             </w:r>
           </w:p>
         </w:tc>
@@ -8554,7 +7885,7 @@
                 <w:color w:val="151A23"/>
                 <w:sz w:val="18"/>
               </w:rPr>
-              <w:t>Accept / reject = signal</w:t>
+              <w:t>Accept or reject (opinion)</w:t>
             </w:r>
           </w:p>
         </w:tc>
@@ -8588,7 +7919,7 @@
                 <w:color w:val="151A23"/>
                 <w:sz w:val="18"/>
               </w:rPr>
-              <w:t>Shipped</w:t>
+              <w:t>Delivered</w:t>
             </w:r>
           </w:p>
         </w:tc>
@@ -8641,7 +7972,7 @@
                 <w:color w:val="151A23"/>
                 <w:sz w:val="18"/>
               </w:rPr>
-              <w:t>SCAN recommendations</w:t>
+              <w:t>Ask for recommendations</w:t>
             </w:r>
           </w:p>
         </w:tc>
@@ -8675,7 +8006,7 @@
                 <w:color w:val="151A23"/>
                 <w:sz w:val="18"/>
               </w:rPr>
-              <w:t>Shipped</w:t>
+              <w:t>Delivered</w:t>
             </w:r>
           </w:p>
         </w:tc>
@@ -8728,7 +8059,7 @@
                 <w:color w:val="151A23"/>
                 <w:sz w:val="18"/>
               </w:rPr>
-              <w:t>Work / Studio gate</w:t>
+              <w:t>Approve in the application</w:t>
             </w:r>
           </w:p>
         </w:tc>
@@ -8762,7 +8093,7 @@
                 <w:color w:val="151A23"/>
                 <w:sz w:val="18"/>
               </w:rPr>
-              <w:t>Shipped</w:t>
+              <w:t>Delivered</w:t>
             </w:r>
           </w:p>
         </w:tc>
@@ -8798,7 +8129,7 @@
                 <w:color w:val="151A23"/>
                 <w:sz w:val="18"/>
               </w:rPr>
-              <w:t>Enactment</w:t>
+              <w:t>Change</w:t>
             </w:r>
           </w:p>
         </w:tc>
@@ -8815,7 +8146,7 @@
                 <w:color w:val="151A23"/>
                 <w:sz w:val="18"/>
               </w:rPr>
-              <w:t>Steer Simulate → Measure</w:t>
+              <w:t>Simulate then measure on one System</w:t>
             </w:r>
           </w:p>
         </w:tc>
@@ -8849,7 +8180,7 @@
                 <w:color w:val="151A23"/>
                 <w:sz w:val="18"/>
               </w:rPr>
-              <w:t>Shipped (canary)</w:t>
+              <w:t>Delivered (limited trial)</w:t>
             </w:r>
           </w:p>
         </w:tc>
@@ -8885,7 +8216,7 @@
                 <w:color w:val="151A23"/>
                 <w:sz w:val="18"/>
               </w:rPr>
-              <w:t>Enactment</w:t>
+              <w:t>Change</w:t>
             </w:r>
           </w:p>
         </w:tc>
@@ -8902,7 +8233,7 @@
                 <w:color w:val="151A23"/>
                 <w:sz w:val="18"/>
               </w:rPr>
-              <w:t>v1 aggregate ≠ measurement</w:t>
+              <w:t>Read the summary without claiming victory</w:t>
             </w:r>
           </w:p>
         </w:tc>
@@ -8936,7 +8267,7 @@
                 <w:color w:val="151A23"/>
                 <w:sz w:val="18"/>
               </w:rPr>
-              <w:t>Shipped</w:t>
+              <w:t>Delivered</w:t>
             </w:r>
           </w:p>
         </w:tc>
@@ -8972,7 +8303,7 @@
                 <w:color w:val="151A23"/>
                 <w:sz w:val="18"/>
               </w:rPr>
-              <w:t>Bottom-up</w:t>
+              <w:t>Field</w:t>
             </w:r>
           </w:p>
         </w:tc>
@@ -8989,7 +8320,7 @@
                 <w:color w:val="151A23"/>
                 <w:sz w:val="18"/>
               </w:rPr>
-              <w:t>Publish an Experience</w:t>
+              <w:t>Publish an application</w:t>
             </w:r>
           </w:p>
         </w:tc>
@@ -9023,7 +8354,7 @@
                 <w:color w:val="151A23"/>
                 <w:sz w:val="18"/>
               </w:rPr>
-              <w:t>Shipped</w:t>
+              <w:t>Delivered</w:t>
             </w:r>
           </w:p>
         </w:tc>
@@ -9059,7 +8390,7 @@
                 <w:color w:val="151A23"/>
                 <w:sz w:val="18"/>
               </w:rPr>
-              <w:t>Bottom-up</w:t>
+              <w:t>Field</w:t>
             </w:r>
           </w:p>
         </w:tc>
@@ -9076,7 +8407,7 @@
                 <w:color w:val="151A23"/>
                 <w:sz w:val="18"/>
               </w:rPr>
-              <w:t>Run evidence</w:t>
+              <w:t>Leave execution evidence</w:t>
             </w:r>
           </w:p>
         </w:tc>
@@ -9110,7 +8441,7 @@
                 <w:color w:val="151A23"/>
                 <w:sz w:val="18"/>
               </w:rPr>
-              <w:t>Shipped</w:t>
+              <w:t>Delivered</w:t>
             </w:r>
           </w:p>
         </w:tc>
@@ -9146,7 +8477,7 @@
                 <w:color w:val="151A23"/>
                 <w:sz w:val="18"/>
               </w:rPr>
-              <w:t>Bottom-up</w:t>
+              <w:t>Field</w:t>
             </w:r>
           </w:p>
         </w:tc>
@@ -9163,7 +8494,7 @@
                 <w:color w:val="151A23"/>
                 <w:sz w:val="18"/>
               </w:rPr>
-              <w:t>Declare a base</w:t>
+              <w:t>Declare a value convention</w:t>
             </w:r>
           </w:p>
         </w:tc>
@@ -9197,7 +8528,7 @@
                 <w:color w:val="151A23"/>
                 <w:sz w:val="18"/>
               </w:rPr>
-              <w:t>Shipped</w:t>
+              <w:t>Delivered</w:t>
             </w:r>
           </w:p>
         </w:tc>
@@ -9233,7 +8564,7 @@
                 <w:color w:val="151A23"/>
                 <w:sz w:val="18"/>
               </w:rPr>
-              <w:t>Bottom-up</w:t>
+              <w:t>Field</w:t>
             </w:r>
           </w:p>
         </w:tc>
@@ -9250,7 +8581,7 @@
                 <w:color w:val="151A23"/>
                 <w:sz w:val="18"/>
               </w:rPr>
-              <w:t>Silent Systems</w:t>
+              <w:t>See silent Systems</w:t>
             </w:r>
           </w:p>
         </w:tc>
@@ -9337,7 +8668,7 @@
                 <w:color w:val="151A23"/>
                 <w:sz w:val="18"/>
               </w:rPr>
-              <w:t>Scoped question</w:t>
+              <w:t>Ask a question</w:t>
             </w:r>
           </w:p>
         </w:tc>
@@ -9424,7 +8755,7 @@
                 <w:color w:val="151A23"/>
                 <w:sz w:val="18"/>
               </w:rPr>
-              <w:t>Model does not sign</w:t>
+              <w:t>The model does not sign</w:t>
             </w:r>
           </w:p>
         </w:tc>
@@ -9458,7 +8789,7 @@
                 <w:color w:val="151A23"/>
                 <w:sz w:val="18"/>
               </w:rPr>
-              <w:t>Shipped</w:t>
+              <w:t>Delivered</w:t>
             </w:r>
           </w:p>
         </w:tc>
@@ -9511,7 +8842,7 @@
                 <w:color w:val="151A23"/>
                 <w:sz w:val="18"/>
               </w:rPr>
-              <w:t>Warn about scope</w:t>
+              <w:t>See the perimeter</w:t>
             </w:r>
           </w:p>
         </w:tc>
@@ -9598,7 +8929,7 @@
                 <w:color w:val="151A23"/>
                 <w:sz w:val="18"/>
               </w:rPr>
-              <w:t>Attention feed</w:t>
+              <w:t>One attention queue</w:t>
             </w:r>
           </w:p>
         </w:tc>
@@ -9685,7 +9016,7 @@
                 <w:color w:val="151A23"/>
                 <w:sz w:val="18"/>
               </w:rPr>
-              <w:t>Trend without fake projection</w:t>
+              <w:t>An honest trend</w:t>
             </w:r>
           </w:p>
         </w:tc>
@@ -9772,7 +9103,7 @@
                 <w:color w:val="151A23"/>
                 <w:sz w:val="18"/>
               </w:rPr>
-              <w:t>COMEX report export</w:t>
+              <w:t>COMEX pack export</w:t>
             </w:r>
           </w:p>
         </w:tc>
@@ -9842,7 +9173,7 @@
                 <w:color w:val="151A23"/>
                 <w:sz w:val="18"/>
               </w:rPr>
-              <w:t>Governance</w:t>
+              <w:t>Rights</w:t>
             </w:r>
           </w:p>
         </w:tc>
@@ -9859,7 +9190,7 @@
                 <w:color w:val="151A23"/>
                 <w:sz w:val="18"/>
               </w:rPr>
-              <w:t>IAM observe / decide / enact</w:t>
+              <w:t>Separate see / decide / apply</w:t>
             </w:r>
           </w:p>
         </w:tc>
@@ -9893,7 +9224,7 @@
                 <w:color w:val="151A23"/>
                 <w:sz w:val="18"/>
               </w:rPr>
-              <w:t>Shipped</w:t>
+              <w:t>Delivered</w:t>
             </w:r>
           </w:p>
         </w:tc>
@@ -9929,7 +9260,7 @@
                 <w:color w:val="151A23"/>
                 <w:sz w:val="18"/>
               </w:rPr>
-              <w:t>Governance</w:t>
+              <w:t>Rights</w:t>
             </w:r>
           </w:p>
         </w:tc>
@@ -9946,7 +9277,7 @@
                 <w:color w:val="151A23"/>
                 <w:sz w:val="18"/>
               </w:rPr>
-              <w:t>Audit</w:t>
+              <w:t>Trace everything</w:t>
             </w:r>
           </w:p>
         </w:tc>
@@ -9980,7 +9311,7 @@
                 <w:color w:val="151A23"/>
                 <w:sz w:val="18"/>
               </w:rPr>
-              <w:t>Shipped</w:t>
+              <w:t>Delivered</w:t>
             </w:r>
           </w:p>
         </w:tc>
@@ -10016,7 +9347,7 @@
                 <w:color w:val="151A23"/>
                 <w:sz w:val="18"/>
               </w:rPr>
-              <w:t>Governance</w:t>
+              <w:t>Rights</w:t>
             </w:r>
           </w:p>
         </w:tc>
@@ -10033,7 +9364,7 @@
                 <w:color w:val="151A23"/>
                 <w:sz w:val="18"/>
               </w:rPr>
-              <w:t>Isolated Mission Room</w:t>
+              <w:t>Mission Room is not the ledger</w:t>
             </w:r>
           </w:p>
         </w:tc>
@@ -10067,7 +9398,7 @@
                 <w:color w:val="151A23"/>
                 <w:sz w:val="18"/>
               </w:rPr>
-              <w:t>Shipped</w:t>
+              <w:t>Delivered</w:t>
             </w:r>
           </w:p>
         </w:tc>
@@ -10154,7 +9485,7 @@
                 <w:color w:val="151A23"/>
                 <w:sz w:val="18"/>
               </w:rPr>
-              <w:t>Shipped</w:t>
+              <w:t>Delivered</w:t>
             </w:r>
           </w:p>
         </w:tc>
@@ -10190,7 +9521,7 @@
                 <w:color w:val="151A23"/>
                 <w:sz w:val="18"/>
               </w:rPr>
-              <w:t>Adoption</w:t>
+              <w:t>First use</w:t>
             </w:r>
           </w:p>
         </w:tc>
@@ -10207,7 +9538,7 @@
                 <w:color w:val="151A23"/>
                 <w:sz w:val="18"/>
               </w:rPr>
-              <w:t>Work entry</w:t>
+              <w:t>Start with a business task</w:t>
             </w:r>
           </w:p>
         </w:tc>
@@ -10241,7 +9572,7 @@
                 <w:color w:val="151A23"/>
                 <w:sz w:val="18"/>
               </w:rPr>
-              <w:t>Shipped (flag off)</w:t>
+              <w:t>Delivered (off by default)</w:t>
             </w:r>
           </w:p>
         </w:tc>
